--- a/Presentation/Project_documentation-fs.docx
+++ b/Presentation/Project_documentation-fs.docx
@@ -755,7 +755,27 @@
           <w:sz w:val="36"/>
           <w:szCs w:val="36"/>
         </w:rPr>
-        <w:t>Sanjana Jaiswal</w:t>
+        <w:t>Sanjana Ja</w:t>
+      </w:r>
+      <w:r>
+        <w:rPr>
+          <w:rFonts w:cs="Times New Roman" w:ascii="Times New Roman" w:hAnsi="Times New Roman"/>
+          <w:b/>
+          <w:bCs/>
+          <w:sz w:val="36"/>
+          <w:szCs w:val="36"/>
+        </w:rPr>
+        <w:t>y</w:t>
+      </w:r>
+      <w:r>
+        <w:rPr>
+          <w:rFonts w:cs="Times New Roman" w:ascii="Times New Roman" w:hAnsi="Times New Roman"/>
+          <w:b/>
+          <w:bCs/>
+          <w:sz w:val="36"/>
+          <w:szCs w:val="36"/>
+        </w:rPr>
+        <w:t>swal</w:t>
       </w:r>
     </w:p>
     <w:p>
@@ -941,8 +961,8 @@
         <w:tblLook w:firstRow="1" w:noVBand="1" w:lastRow="0" w:firstColumn="1" w:lastColumn="0" w:noHBand="0" w:val="04a0"/>
       </w:tblPr>
       <w:tblGrid>
-        <w:gridCol w:w="9993"/>
-        <w:gridCol w:w="41"/>
+        <w:gridCol w:w="9992"/>
+        <w:gridCol w:w="42"/>
       </w:tblGrid>
       <w:tr>
         <w:trPr>
@@ -950,7 +970,7 @@
         </w:trPr>
         <w:tc>
           <w:tcPr>
-            <w:tcW w:w="9993" w:type="dxa"/>
+            <w:tcW w:w="9992" w:type="dxa"/>
             <w:tcBorders/>
           </w:tcPr>
           <w:p>
@@ -1266,7 +1286,7 @@
         </w:tc>
         <w:tc>
           <w:tcPr>
-            <w:tcW w:w="41" w:type="dxa"/>
+            <w:tcW w:w="42" w:type="dxa"/>
             <w:tcBorders/>
           </w:tcPr>
           <w:p>
@@ -3801,12 +3821,7 @@
       </w:pPr>
       <w:r>
         <w:rPr>
-          <w:rFonts w:cs="Times New Roman" w:ascii="Times New Roman" w:hAnsi="Times New Roman"/>
-          <w:b/>
-          <w:bCs/>
-          <w:sz w:val="36"/>
-          <w:szCs w:val="36"/>
-          <w:u w:val="single"/>
+          <w:rFonts w:ascii="Times New Roman" w:hAnsi="Times New Roman"/>
         </w:rPr>
       </w:r>
       <w:r>
@@ -3816,6 +3831,7 @@
     <w:p>
       <w:pPr>
         <w:pStyle w:val="Normal"/>
+        <w:spacing w:before="0" w:after="160"/>
         <w:jc w:val="center"/>
         <w:rPr>
           <w:rFonts w:ascii="Times New Roman" w:hAnsi="Times New Roman"/>
@@ -3949,7 +3965,31 @@
           <w:sz w:val="36"/>
           <w:szCs w:val="36"/>
         </w:rPr>
-        <w:t xml:space="preserve">Sanjana Jaiswal </w:t>
+        <w:t>Sanjana Ja</w:t>
+      </w:r>
+      <w:r>
+        <w:rPr>
+          <w:rFonts w:cs="Times New Roman" w:ascii="Times New Roman" w:hAnsi="Times New Roman"/>
+          <w:b/>
+          <w:bCs/>
+          <w:i/>
+          <w:iCs/>
+          <w:sz w:val="36"/>
+          <w:szCs w:val="36"/>
+        </w:rPr>
+        <w:t>y</w:t>
+      </w:r>
+      <w:r>
+        <w:rPr>
+          <w:rFonts w:cs="Times New Roman" w:ascii="Times New Roman" w:hAnsi="Times New Roman"/>
+          <w:b/>
+          <w:bCs/>
+          <w:i/>
+          <w:iCs/>
+          <w:sz w:val="36"/>
+          <w:szCs w:val="36"/>
+        </w:rPr>
+        <w:t xml:space="preserve">swal </w:t>
       </w:r>
       <w:r>
         <w:rPr>
@@ -6901,21 +6941,21 @@
         <w:tblLook w:firstRow="1" w:noVBand="1" w:lastRow="0" w:firstColumn="1" w:lastColumn="0" w:noHBand="0" w:val="04a0"/>
       </w:tblPr>
       <w:tblGrid>
-        <w:gridCol w:w="1854"/>
-        <w:gridCol w:w="1034"/>
+        <w:gridCol w:w="1853"/>
+        <w:gridCol w:w="1035"/>
         <w:gridCol w:w="449"/>
         <w:gridCol w:w="449"/>
-        <w:gridCol w:w="441"/>
+        <w:gridCol w:w="440"/>
         <w:gridCol w:w="449"/>
         <w:gridCol w:w="448"/>
-        <w:gridCol w:w="455"/>
+        <w:gridCol w:w="456"/>
         <w:gridCol w:w="449"/>
         <w:gridCol w:w="448"/>
         <w:gridCol w:w="448"/>
-        <w:gridCol w:w="442"/>
+        <w:gridCol w:w="441"/>
         <w:gridCol w:w="449"/>
         <w:gridCol w:w="449"/>
-        <w:gridCol w:w="454"/>
+        <w:gridCol w:w="455"/>
         <w:gridCol w:w="449"/>
         <w:gridCol w:w="448"/>
         <w:gridCol w:w="449"/>
@@ -6926,7 +6966,7 @@
         </w:trPr>
         <w:tc>
           <w:tcPr>
-            <w:tcW w:w="1854" w:type="dxa"/>
+            <w:tcW w:w="1853" w:type="dxa"/>
             <w:tcBorders>
               <w:top w:val="single" w:sz="4" w:space="0" w:color="000000"/>
               <w:start w:val="single" w:sz="4" w:space="0" w:color="000000"/>
@@ -6966,7 +7006,7 @@
         </w:tc>
         <w:tc>
           <w:tcPr>
-            <w:tcW w:w="1034" w:type="dxa"/>
+            <w:tcW w:w="1035" w:type="dxa"/>
             <w:tcBorders>
               <w:top w:val="single" w:sz="4" w:space="0" w:color="000000"/>
               <w:bottom w:val="single" w:sz="4" w:space="0" w:color="000000"/>
@@ -7005,7 +7045,7 @@
         </w:tc>
         <w:tc>
           <w:tcPr>
-            <w:tcW w:w="1788" w:type="dxa"/>
+            <w:tcW w:w="1787" w:type="dxa"/>
             <w:gridSpan w:val="4"/>
             <w:tcBorders>
               <w:top w:val="single" w:sz="4" w:space="0" w:color="000000"/>
@@ -7045,7 +7085,7 @@
         </w:tc>
         <w:tc>
           <w:tcPr>
-            <w:tcW w:w="1800" w:type="dxa"/>
+            <w:tcW w:w="1801" w:type="dxa"/>
             <w:gridSpan w:val="4"/>
             <w:tcBorders>
               <w:top w:val="single" w:sz="4" w:space="0" w:color="000000"/>
@@ -7085,7 +7125,7 @@
         </w:tc>
         <w:tc>
           <w:tcPr>
-            <w:tcW w:w="1788" w:type="dxa"/>
+            <w:tcW w:w="1787" w:type="dxa"/>
             <w:gridSpan w:val="4"/>
             <w:tcBorders>
               <w:top w:val="single" w:sz="4" w:space="0" w:color="000000"/>
@@ -7125,7 +7165,7 @@
         </w:tc>
         <w:tc>
           <w:tcPr>
-            <w:tcW w:w="1800" w:type="dxa"/>
+            <w:tcW w:w="1801" w:type="dxa"/>
             <w:gridSpan w:val="4"/>
             <w:tcBorders>
               <w:top w:val="single" w:sz="4" w:space="0" w:color="000000"/>
@@ -7170,7 +7210,7 @@
         </w:trPr>
         <w:tc>
           <w:tcPr>
-            <w:tcW w:w="1854" w:type="dxa"/>
+            <w:tcW w:w="1853" w:type="dxa"/>
             <w:tcBorders>
               <w:start w:val="single" w:sz="4" w:space="0" w:color="000000"/>
               <w:bottom w:val="single" w:sz="4" w:space="0" w:color="000000"/>
@@ -7209,7 +7249,7 @@
         </w:tc>
         <w:tc>
           <w:tcPr>
-            <w:tcW w:w="1034" w:type="dxa"/>
+            <w:tcW w:w="1035" w:type="dxa"/>
             <w:tcBorders>
               <w:bottom w:val="single" w:sz="4" w:space="0" w:color="000000"/>
               <w:end w:val="single" w:sz="4" w:space="0" w:color="000000"/>
@@ -7323,7 +7363,7 @@
         </w:tc>
         <w:tc>
           <w:tcPr>
-            <w:tcW w:w="441" w:type="dxa"/>
+            <w:tcW w:w="440" w:type="dxa"/>
             <w:tcBorders>
               <w:bottom w:val="single" w:sz="4" w:space="0" w:color="000000"/>
               <w:end w:val="single" w:sz="4" w:space="0" w:color="000000"/>
@@ -7437,7 +7477,7 @@
         </w:tc>
         <w:tc>
           <w:tcPr>
-            <w:tcW w:w="455" w:type="dxa"/>
+            <w:tcW w:w="456" w:type="dxa"/>
             <w:tcBorders>
               <w:bottom w:val="single" w:sz="4" w:space="0" w:color="000000"/>
               <w:end w:val="single" w:sz="4" w:space="0" w:color="000000"/>
@@ -7589,7 +7629,7 @@
         </w:tc>
         <w:tc>
           <w:tcPr>
-            <w:tcW w:w="442" w:type="dxa"/>
+            <w:tcW w:w="441" w:type="dxa"/>
             <w:tcBorders>
               <w:bottom w:val="single" w:sz="4" w:space="0" w:color="000000"/>
               <w:end w:val="single" w:sz="4" w:space="0" w:color="000000"/>
@@ -7703,7 +7743,7 @@
         </w:tc>
         <w:tc>
           <w:tcPr>
-            <w:tcW w:w="454" w:type="dxa"/>
+            <w:tcW w:w="455" w:type="dxa"/>
             <w:tcBorders>
               <w:bottom w:val="single" w:sz="4" w:space="0" w:color="000000"/>
               <w:end w:val="single" w:sz="4" w:space="0" w:color="000000"/>
@@ -7860,7 +7900,7 @@
         </w:trPr>
         <w:tc>
           <w:tcPr>
-            <w:tcW w:w="1854" w:type="dxa"/>
+            <w:tcW w:w="1853" w:type="dxa"/>
             <w:tcBorders>
               <w:start w:val="single" w:sz="4" w:space="0" w:color="000000"/>
               <w:bottom w:val="single" w:sz="4" w:space="0" w:color="000000"/>
@@ -7895,7 +7935,7 @@
         </w:tc>
         <w:tc>
           <w:tcPr>
-            <w:tcW w:w="1034" w:type="dxa"/>
+            <w:tcW w:w="1035" w:type="dxa"/>
             <w:tcBorders>
               <w:bottom w:val="single" w:sz="4" w:space="0" w:color="000000"/>
               <w:end w:val="single" w:sz="4" w:space="0" w:color="000000"/>
@@ -7999,6 +8039,244 @@
         </w:tc>
         <w:tc>
           <w:tcPr>
+            <w:tcW w:w="440" w:type="dxa"/>
+            <w:tcBorders>
+              <w:bottom w:val="single" w:sz="4" w:space="0" w:color="000000"/>
+              <w:end w:val="single" w:sz="4" w:space="0" w:color="000000"/>
+            </w:tcBorders>
+            <w:vAlign w:val="center"/>
+          </w:tcPr>
+          <w:p>
+            <w:pPr>
+              <w:pStyle w:val="Normal"/>
+              <w:spacing w:lineRule="auto" w:line="240" w:before="0" w:after="0"/>
+              <w:jc w:val="center"/>
+              <w:rPr>
+                <w:rFonts w:ascii="Calibri" w:hAnsi="Calibri" w:eastAsia="Times New Roman" w:cs="Calibri"/>
+                <w:color w:val="000000"/>
+                <w:kern w:val="0"/>
+                <w:lang w:val="en-US" w:bidi="gu-IN"/>
+                <w14:ligatures w14:val="none"/>
+              </w:rPr>
+            </w:pPr>
+            <w:r>
+              <w:rPr>
+                <w:rFonts w:eastAsia="Times New Roman" w:cs="Calibri"/>
+                <w:color w:val="000000"/>
+                <w:kern w:val="0"/>
+                <w:lang w:val="en-US" w:bidi="gu-IN"/>
+                <w14:ligatures w14:val="none"/>
+              </w:rPr>
+              <w:t> </w:t>
+            </w:r>
+          </w:p>
+        </w:tc>
+        <w:tc>
+          <w:tcPr>
+            <w:tcW w:w="449" w:type="dxa"/>
+            <w:tcBorders>
+              <w:bottom w:val="single" w:sz="4" w:space="0" w:color="000000"/>
+              <w:end w:val="single" w:sz="4" w:space="0" w:color="000000"/>
+            </w:tcBorders>
+            <w:vAlign w:val="center"/>
+          </w:tcPr>
+          <w:p>
+            <w:pPr>
+              <w:pStyle w:val="Normal"/>
+              <w:spacing w:lineRule="auto" w:line="240" w:before="0" w:after="0"/>
+              <w:jc w:val="center"/>
+              <w:rPr>
+                <w:rFonts w:ascii="Calibri" w:hAnsi="Calibri" w:eastAsia="Times New Roman" w:cs="Calibri"/>
+                <w:color w:val="000000"/>
+                <w:kern w:val="0"/>
+                <w:lang w:val="en-US" w:bidi="gu-IN"/>
+                <w14:ligatures w14:val="none"/>
+              </w:rPr>
+            </w:pPr>
+            <w:r>
+              <w:rPr>
+                <w:rFonts w:eastAsia="Times New Roman" w:cs="Calibri"/>
+                <w:color w:val="000000"/>
+                <w:kern w:val="0"/>
+                <w:lang w:val="en-US" w:bidi="gu-IN"/>
+                <w14:ligatures w14:val="none"/>
+              </w:rPr>
+              <w:t> </w:t>
+            </w:r>
+          </w:p>
+        </w:tc>
+        <w:tc>
+          <w:tcPr>
+            <w:tcW w:w="448" w:type="dxa"/>
+            <w:tcBorders>
+              <w:bottom w:val="single" w:sz="4" w:space="0" w:color="000000"/>
+              <w:end w:val="single" w:sz="4" w:space="0" w:color="000000"/>
+            </w:tcBorders>
+            <w:vAlign w:val="center"/>
+          </w:tcPr>
+          <w:p>
+            <w:pPr>
+              <w:pStyle w:val="Normal"/>
+              <w:spacing w:lineRule="auto" w:line="240" w:before="0" w:after="0"/>
+              <w:jc w:val="center"/>
+              <w:rPr>
+                <w:rFonts w:ascii="Calibri" w:hAnsi="Calibri" w:eastAsia="Times New Roman" w:cs="Calibri"/>
+                <w:color w:val="000000"/>
+                <w:kern w:val="0"/>
+                <w:lang w:val="en-US" w:bidi="gu-IN"/>
+                <w14:ligatures w14:val="none"/>
+              </w:rPr>
+            </w:pPr>
+            <w:r>
+              <w:rPr>
+                <w:rFonts w:eastAsia="Times New Roman" w:cs="Calibri"/>
+                <w:color w:val="000000"/>
+                <w:kern w:val="0"/>
+                <w:lang w:val="en-US" w:bidi="gu-IN"/>
+                <w14:ligatures w14:val="none"/>
+              </w:rPr>
+              <w:t> </w:t>
+            </w:r>
+          </w:p>
+        </w:tc>
+        <w:tc>
+          <w:tcPr>
+            <w:tcW w:w="456" w:type="dxa"/>
+            <w:tcBorders>
+              <w:bottom w:val="single" w:sz="4" w:space="0" w:color="000000"/>
+              <w:end w:val="single" w:sz="4" w:space="0" w:color="000000"/>
+            </w:tcBorders>
+            <w:vAlign w:val="center"/>
+          </w:tcPr>
+          <w:p>
+            <w:pPr>
+              <w:pStyle w:val="Normal"/>
+              <w:spacing w:lineRule="auto" w:line="240" w:before="0" w:after="0"/>
+              <w:jc w:val="center"/>
+              <w:rPr>
+                <w:rFonts w:ascii="Calibri" w:hAnsi="Calibri" w:eastAsia="Times New Roman" w:cs="Calibri"/>
+                <w:color w:val="000000"/>
+                <w:kern w:val="0"/>
+                <w:lang w:val="en-US" w:bidi="gu-IN"/>
+                <w14:ligatures w14:val="none"/>
+              </w:rPr>
+            </w:pPr>
+            <w:r>
+              <w:rPr>
+                <w:rFonts w:eastAsia="Times New Roman" w:cs="Calibri"/>
+                <w:color w:val="000000"/>
+                <w:kern w:val="0"/>
+                <w:lang w:val="en-US" w:bidi="gu-IN"/>
+                <w14:ligatures w14:val="none"/>
+              </w:rPr>
+              <w:t> </w:t>
+            </w:r>
+          </w:p>
+        </w:tc>
+        <w:tc>
+          <w:tcPr>
+            <w:tcW w:w="449" w:type="dxa"/>
+            <w:tcBorders>
+              <w:bottom w:val="single" w:sz="4" w:space="0" w:color="000000"/>
+              <w:end w:val="single" w:sz="4" w:space="0" w:color="000000"/>
+            </w:tcBorders>
+            <w:vAlign w:val="center"/>
+          </w:tcPr>
+          <w:p>
+            <w:pPr>
+              <w:pStyle w:val="Normal"/>
+              <w:spacing w:lineRule="auto" w:line="240" w:before="0" w:after="0"/>
+              <w:jc w:val="center"/>
+              <w:rPr>
+                <w:rFonts w:ascii="Calibri" w:hAnsi="Calibri" w:eastAsia="Times New Roman" w:cs="Calibri"/>
+                <w:color w:val="000000"/>
+                <w:kern w:val="0"/>
+                <w:lang w:val="en-US" w:bidi="gu-IN"/>
+                <w14:ligatures w14:val="none"/>
+              </w:rPr>
+            </w:pPr>
+            <w:r>
+              <w:rPr>
+                <w:rFonts w:eastAsia="Times New Roman" w:cs="Calibri"/>
+                <w:color w:val="000000"/>
+                <w:kern w:val="0"/>
+                <w:lang w:val="en-US" w:bidi="gu-IN"/>
+                <w14:ligatures w14:val="none"/>
+              </w:rPr>
+              <w:t> </w:t>
+            </w:r>
+          </w:p>
+        </w:tc>
+        <w:tc>
+          <w:tcPr>
+            <w:tcW w:w="448" w:type="dxa"/>
+            <w:tcBorders>
+              <w:bottom w:val="single" w:sz="4" w:space="0" w:color="000000"/>
+              <w:end w:val="single" w:sz="4" w:space="0" w:color="000000"/>
+            </w:tcBorders>
+            <w:vAlign w:val="center"/>
+          </w:tcPr>
+          <w:p>
+            <w:pPr>
+              <w:pStyle w:val="Normal"/>
+              <w:spacing w:lineRule="auto" w:line="240" w:before="0" w:after="0"/>
+              <w:jc w:val="center"/>
+              <w:rPr>
+                <w:rFonts w:ascii="Calibri" w:hAnsi="Calibri" w:eastAsia="Times New Roman" w:cs="Calibri"/>
+                <w:color w:val="000000"/>
+                <w:kern w:val="0"/>
+                <w:lang w:val="en-US" w:bidi="gu-IN"/>
+                <w14:ligatures w14:val="none"/>
+              </w:rPr>
+            </w:pPr>
+            <w:r>
+              <w:rPr>
+                <w:rFonts w:eastAsia="Times New Roman" w:cs="Calibri"/>
+                <w:color w:val="000000"/>
+                <w:kern w:val="0"/>
+                <w:lang w:val="en-US" w:bidi="gu-IN"/>
+                <w14:ligatures w14:val="none"/>
+              </w:rPr>
+              <w:t> </w:t>
+            </w:r>
+          </w:p>
+        </w:tc>
+        <w:tc>
+          <w:tcPr>
+            <w:tcW w:w="448" w:type="dxa"/>
+            <w:tcBorders>
+              <w:bottom w:val="single" w:sz="4" w:space="0" w:color="000000"/>
+              <w:end w:val="single" w:sz="4" w:space="0" w:color="000000"/>
+            </w:tcBorders>
+            <w:vAlign w:val="center"/>
+          </w:tcPr>
+          <w:p>
+            <w:pPr>
+              <w:pStyle w:val="Normal"/>
+              <w:spacing w:lineRule="auto" w:line="240" w:before="0" w:after="0"/>
+              <w:jc w:val="center"/>
+              <w:rPr>
+                <w:rFonts w:ascii="Calibri" w:hAnsi="Calibri" w:eastAsia="Times New Roman" w:cs="Calibri"/>
+                <w:color w:val="000000"/>
+                <w:kern w:val="0"/>
+                <w:lang w:val="en-US" w:bidi="gu-IN"/>
+                <w14:ligatures w14:val="none"/>
+              </w:rPr>
+            </w:pPr>
+            <w:r>
+              <w:rPr>
+                <w:rFonts w:eastAsia="Times New Roman" w:cs="Calibri"/>
+                <w:color w:val="000000"/>
+                <w:kern w:val="0"/>
+                <w:lang w:val="en-US" w:bidi="gu-IN"/>
+                <w14:ligatures w14:val="none"/>
+              </w:rPr>
+              <w:t> </w:t>
+            </w:r>
+          </w:p>
+        </w:tc>
+        <w:tc>
+          <w:tcPr>
             <w:tcW w:w="441" w:type="dxa"/>
             <w:tcBorders>
               <w:bottom w:val="single" w:sz="4" w:space="0" w:color="000000"/>
@@ -8067,6 +8345,108 @@
         </w:tc>
         <w:tc>
           <w:tcPr>
+            <w:tcW w:w="449" w:type="dxa"/>
+            <w:tcBorders>
+              <w:bottom w:val="single" w:sz="4" w:space="0" w:color="000000"/>
+              <w:end w:val="single" w:sz="4" w:space="0" w:color="000000"/>
+            </w:tcBorders>
+            <w:vAlign w:val="center"/>
+          </w:tcPr>
+          <w:p>
+            <w:pPr>
+              <w:pStyle w:val="Normal"/>
+              <w:spacing w:lineRule="auto" w:line="240" w:before="0" w:after="0"/>
+              <w:jc w:val="center"/>
+              <w:rPr>
+                <w:rFonts w:ascii="Calibri" w:hAnsi="Calibri" w:eastAsia="Times New Roman" w:cs="Calibri"/>
+                <w:color w:val="000000"/>
+                <w:kern w:val="0"/>
+                <w:lang w:val="en-US" w:bidi="gu-IN"/>
+                <w14:ligatures w14:val="none"/>
+              </w:rPr>
+            </w:pPr>
+            <w:r>
+              <w:rPr>
+                <w:rFonts w:eastAsia="Times New Roman" w:cs="Calibri"/>
+                <w:color w:val="000000"/>
+                <w:kern w:val="0"/>
+                <w:lang w:val="en-US" w:bidi="gu-IN"/>
+                <w14:ligatures w14:val="none"/>
+              </w:rPr>
+              <w:t> </w:t>
+            </w:r>
+          </w:p>
+        </w:tc>
+        <w:tc>
+          <w:tcPr>
+            <w:tcW w:w="455" w:type="dxa"/>
+            <w:tcBorders>
+              <w:bottom w:val="single" w:sz="4" w:space="0" w:color="000000"/>
+              <w:end w:val="single" w:sz="4" w:space="0" w:color="000000"/>
+            </w:tcBorders>
+            <w:vAlign w:val="center"/>
+          </w:tcPr>
+          <w:p>
+            <w:pPr>
+              <w:pStyle w:val="Normal"/>
+              <w:spacing w:lineRule="auto" w:line="240" w:before="0" w:after="0"/>
+              <w:jc w:val="center"/>
+              <w:rPr>
+                <w:rFonts w:ascii="Calibri" w:hAnsi="Calibri" w:eastAsia="Times New Roman" w:cs="Calibri"/>
+                <w:color w:val="000000"/>
+                <w:kern w:val="0"/>
+                <w:lang w:val="en-US" w:bidi="gu-IN"/>
+                <w14:ligatures w14:val="none"/>
+              </w:rPr>
+            </w:pPr>
+            <w:r>
+              <w:rPr>
+                <w:rFonts w:eastAsia="Times New Roman" w:cs="Calibri"/>
+                <w:color w:val="000000"/>
+                <w:kern w:val="0"/>
+                <w:lang w:val="en-US" w:bidi="gu-IN"/>
+                <w14:ligatures w14:val="none"/>
+              </w:rPr>
+              <w:t> </w:t>
+            </w:r>
+          </w:p>
+        </w:tc>
+        <w:tc>
+          <w:tcPr>
+            <w:tcW w:w="449" w:type="dxa"/>
+            <w:tcBorders>
+              <w:bottom w:val="single" w:sz="4" w:space="0" w:color="000000"/>
+              <w:end w:val="single" w:sz="4" w:space="0" w:color="000000"/>
+            </w:tcBorders>
+            <w:vAlign w:val="center"/>
+          </w:tcPr>
+          <w:p>
+            <w:pPr>
+              <w:pStyle w:val="Normal"/>
+              <w:spacing w:lineRule="auto" w:line="240" w:before="0" w:after="0"/>
+              <w:jc w:val="center"/>
+              <w:rPr>
+                <w:rFonts w:ascii="Calibri" w:hAnsi="Calibri" w:eastAsia="Times New Roman" w:cs="Calibri"/>
+                <w:color w:val="000000"/>
+                <w:kern w:val="0"/>
+                <w:lang w:val="en-US" w:bidi="gu-IN"/>
+                <w14:ligatures w14:val="none"/>
+              </w:rPr>
+            </w:pPr>
+            <w:r>
+              <w:rPr>
+                <w:rFonts w:eastAsia="Times New Roman" w:cs="Calibri"/>
+                <w:color w:val="000000"/>
+                <w:kern w:val="0"/>
+                <w:lang w:val="en-US" w:bidi="gu-IN"/>
+                <w14:ligatures w14:val="none"/>
+              </w:rPr>
+              <w:t> </w:t>
+            </w:r>
+          </w:p>
+        </w:tc>
+        <w:tc>
+          <w:tcPr>
             <w:tcW w:w="448" w:type="dxa"/>
             <w:tcBorders>
               <w:bottom w:val="single" w:sz="4" w:space="0" w:color="000000"/>
@@ -8101,6 +8481,524 @@
         </w:tc>
         <w:tc>
           <w:tcPr>
+            <w:tcW w:w="449" w:type="dxa"/>
+            <w:tcBorders>
+              <w:bottom w:val="single" w:sz="4" w:space="0" w:color="000000"/>
+              <w:end w:val="single" w:sz="4" w:space="0" w:color="000000"/>
+            </w:tcBorders>
+            <w:vAlign w:val="center"/>
+          </w:tcPr>
+          <w:p>
+            <w:pPr>
+              <w:pStyle w:val="Normal"/>
+              <w:spacing w:lineRule="auto" w:line="240" w:before="0" w:after="0"/>
+              <w:jc w:val="center"/>
+              <w:rPr>
+                <w:rFonts w:ascii="Calibri" w:hAnsi="Calibri" w:eastAsia="Times New Roman" w:cs="Calibri"/>
+                <w:color w:val="000000"/>
+                <w:kern w:val="0"/>
+                <w:lang w:val="en-US" w:bidi="gu-IN"/>
+                <w14:ligatures w14:val="none"/>
+              </w:rPr>
+            </w:pPr>
+            <w:r>
+              <w:rPr>
+                <w:rFonts w:eastAsia="Times New Roman" w:cs="Calibri"/>
+                <w:color w:val="000000"/>
+                <w:kern w:val="0"/>
+                <w:lang w:val="en-US" w:bidi="gu-IN"/>
+                <w14:ligatures w14:val="none"/>
+              </w:rPr>
+              <w:t> </w:t>
+            </w:r>
+          </w:p>
+        </w:tc>
+      </w:tr>
+      <w:tr>
+        <w:trPr>
+          <w:trHeight w:val="608" w:hRule="atLeast"/>
+        </w:trPr>
+        <w:tc>
+          <w:tcPr>
+            <w:tcW w:w="1853" w:type="dxa"/>
+            <w:tcBorders>
+              <w:start w:val="single" w:sz="4" w:space="0" w:color="000000"/>
+              <w:bottom w:val="single" w:sz="4" w:space="0" w:color="000000"/>
+              <w:end w:val="single" w:sz="4" w:space="0" w:color="000000"/>
+            </w:tcBorders>
+            <w:vAlign w:val="center"/>
+          </w:tcPr>
+          <w:p>
+            <w:pPr>
+              <w:pStyle w:val="Normal"/>
+              <w:spacing w:lineRule="auto" w:line="240" w:before="0" w:after="0"/>
+              <w:jc w:val="center"/>
+              <w:rPr>
+                <w:rFonts w:ascii="Calibri" w:hAnsi="Calibri" w:eastAsia="Times New Roman" w:cs="Calibri"/>
+                <w:color w:val="000000"/>
+                <w:kern w:val="0"/>
+                <w:lang w:val="en-US" w:bidi="gu-IN"/>
+                <w14:ligatures w14:val="none"/>
+              </w:rPr>
+            </w:pPr>
+            <w:r>
+              <w:rPr>
+                <w:rFonts w:eastAsia="Times New Roman" w:cs="Calibri"/>
+                <w:color w:val="000000"/>
+                <w:kern w:val="0"/>
+                <w:lang w:val="en-US" w:bidi="gu-IN"/>
+                <w14:ligatures w14:val="none"/>
+              </w:rPr>
+              <w:t>System Design</w:t>
+            </w:r>
+          </w:p>
+        </w:tc>
+        <w:tc>
+          <w:tcPr>
+            <w:tcW w:w="1035" w:type="dxa"/>
+            <w:tcBorders>
+              <w:bottom w:val="single" w:sz="4" w:space="0" w:color="000000"/>
+              <w:end w:val="single" w:sz="4" w:space="0" w:color="000000"/>
+            </w:tcBorders>
+            <w:vAlign w:val="center"/>
+          </w:tcPr>
+          <w:p>
+            <w:pPr>
+              <w:pStyle w:val="Normal"/>
+              <w:spacing w:lineRule="auto" w:line="240" w:before="0" w:after="0"/>
+              <w:jc w:val="center"/>
+              <w:rPr>
+                <w:rFonts w:ascii="Calibri" w:hAnsi="Calibri" w:eastAsia="Times New Roman" w:cs="Calibri"/>
+                <w:color w:val="000000"/>
+                <w:kern w:val="0"/>
+                <w:lang w:val="en-US" w:bidi="gu-IN"/>
+                <w14:ligatures w14:val="none"/>
+              </w:rPr>
+            </w:pPr>
+            <w:r>
+              <w:rPr>
+                <w:rFonts w:eastAsia="Times New Roman" w:cs="Calibri"/>
+                <w:color w:val="000000"/>
+                <w:kern w:val="0"/>
+                <w:lang w:val="en-US" w:bidi="gu-IN"/>
+                <w14:ligatures w14:val="none"/>
+              </w:rPr>
+              <w:t>2</w:t>
+            </w:r>
+          </w:p>
+        </w:tc>
+        <w:tc>
+          <w:tcPr>
+            <w:tcW w:w="449" w:type="dxa"/>
+            <w:tcBorders>
+              <w:bottom w:val="single" w:sz="4" w:space="0" w:color="000000"/>
+              <w:end w:val="single" w:sz="4" w:space="0" w:color="000000"/>
+            </w:tcBorders>
+            <w:vAlign w:val="center"/>
+          </w:tcPr>
+          <w:p>
+            <w:pPr>
+              <w:pStyle w:val="Normal"/>
+              <w:spacing w:lineRule="auto" w:line="240" w:before="0" w:after="0"/>
+              <w:jc w:val="center"/>
+              <w:rPr>
+                <w:rFonts w:ascii="Calibri" w:hAnsi="Calibri" w:eastAsia="Times New Roman" w:cs="Calibri"/>
+                <w:color w:val="000000"/>
+                <w:kern w:val="0"/>
+                <w:lang w:val="en-US" w:bidi="gu-IN"/>
+                <w14:ligatures w14:val="none"/>
+              </w:rPr>
+            </w:pPr>
+            <w:r>
+              <w:rPr>
+                <w:rFonts w:eastAsia="Times New Roman" w:cs="Calibri"/>
+                <w:color w:val="000000"/>
+                <w:kern w:val="0"/>
+                <w:lang w:val="en-US" w:bidi="gu-IN"/>
+                <w14:ligatures w14:val="none"/>
+              </w:rPr>
+              <w:t> </w:t>
+            </w:r>
+          </w:p>
+        </w:tc>
+        <w:tc>
+          <w:tcPr>
+            <w:tcW w:w="449" w:type="dxa"/>
+            <w:tcBorders>
+              <w:bottom w:val="single" w:sz="4" w:space="0" w:color="000000"/>
+              <w:end w:val="single" w:sz="4" w:space="0" w:color="000000"/>
+            </w:tcBorders>
+            <w:vAlign w:val="center"/>
+          </w:tcPr>
+          <w:p>
+            <w:pPr>
+              <w:pStyle w:val="Normal"/>
+              <w:spacing w:lineRule="auto" w:line="240" w:before="0" w:after="0"/>
+              <w:jc w:val="center"/>
+              <w:rPr>
+                <w:rFonts w:ascii="Calibri" w:hAnsi="Calibri" w:eastAsia="Times New Roman" w:cs="Calibri"/>
+                <w:color w:val="000000"/>
+                <w:kern w:val="0"/>
+                <w:lang w:val="en-US" w:bidi="gu-IN"/>
+                <w14:ligatures w14:val="none"/>
+              </w:rPr>
+            </w:pPr>
+            <w:r>
+              <w:rPr>
+                <w:rFonts w:eastAsia="Times New Roman" w:cs="Calibri"/>
+                <w:color w:val="000000"/>
+                <w:kern w:val="0"/>
+                <w:lang w:val="en-US" w:bidi="gu-IN"/>
+                <w14:ligatures w14:val="none"/>
+              </w:rPr>
+              <w:t> </w:t>
+            </w:r>
+          </w:p>
+        </w:tc>
+        <w:tc>
+          <w:tcPr>
+            <w:tcW w:w="440" w:type="dxa"/>
+            <w:tcBorders>
+              <w:bottom w:val="single" w:sz="4" w:space="0" w:color="000000"/>
+              <w:end w:val="single" w:sz="4" w:space="0" w:color="000000"/>
+            </w:tcBorders>
+            <w:shd w:color="000000" w:fill="305496" w:val="clear"/>
+            <w:vAlign w:val="center"/>
+          </w:tcPr>
+          <w:p>
+            <w:pPr>
+              <w:pStyle w:val="Normal"/>
+              <w:spacing w:lineRule="auto" w:line="240" w:before="0" w:after="0"/>
+              <w:jc w:val="center"/>
+              <w:rPr>
+                <w:rFonts w:ascii="Calibri" w:hAnsi="Calibri" w:eastAsia="Times New Roman" w:cs="Calibri"/>
+                <w:color w:val="000000"/>
+                <w:kern w:val="0"/>
+                <w:lang w:val="en-US" w:bidi="gu-IN"/>
+                <w14:ligatures w14:val="none"/>
+              </w:rPr>
+            </w:pPr>
+            <w:r>
+              <w:rPr>
+                <w:rFonts w:eastAsia="Times New Roman" w:cs="Calibri"/>
+                <w:color w:val="000000"/>
+                <w:kern w:val="0"/>
+                <w:lang w:val="en-US" w:bidi="gu-IN"/>
+                <w14:ligatures w14:val="none"/>
+              </w:rPr>
+              <w:t> </w:t>
+            </w:r>
+          </w:p>
+        </w:tc>
+        <w:tc>
+          <w:tcPr>
+            <w:tcW w:w="449" w:type="dxa"/>
+            <w:tcBorders>
+              <w:bottom w:val="single" w:sz="4" w:space="0" w:color="000000"/>
+              <w:end w:val="single" w:sz="4" w:space="0" w:color="000000"/>
+            </w:tcBorders>
+            <w:shd w:color="000000" w:fill="305496" w:val="clear"/>
+            <w:vAlign w:val="center"/>
+          </w:tcPr>
+          <w:p>
+            <w:pPr>
+              <w:pStyle w:val="Normal"/>
+              <w:spacing w:lineRule="auto" w:line="240" w:before="0" w:after="0"/>
+              <w:jc w:val="center"/>
+              <w:rPr>
+                <w:rFonts w:ascii="Calibri" w:hAnsi="Calibri" w:eastAsia="Times New Roman" w:cs="Calibri"/>
+                <w:color w:val="000000"/>
+                <w:kern w:val="0"/>
+                <w:lang w:val="en-US" w:bidi="gu-IN"/>
+                <w14:ligatures w14:val="none"/>
+              </w:rPr>
+            </w:pPr>
+            <w:r>
+              <w:rPr>
+                <w:rFonts w:eastAsia="Times New Roman" w:cs="Calibri"/>
+                <w:color w:val="000000"/>
+                <w:kern w:val="0"/>
+                <w:lang w:val="en-US" w:bidi="gu-IN"/>
+                <w14:ligatures w14:val="none"/>
+              </w:rPr>
+              <w:t> </w:t>
+            </w:r>
+          </w:p>
+        </w:tc>
+        <w:tc>
+          <w:tcPr>
+            <w:tcW w:w="448" w:type="dxa"/>
+            <w:tcBorders>
+              <w:bottom w:val="single" w:sz="4" w:space="0" w:color="000000"/>
+              <w:end w:val="single" w:sz="4" w:space="0" w:color="000000"/>
+            </w:tcBorders>
+            <w:vAlign w:val="center"/>
+          </w:tcPr>
+          <w:p>
+            <w:pPr>
+              <w:pStyle w:val="Normal"/>
+              <w:spacing w:lineRule="auto" w:line="240" w:before="0" w:after="0"/>
+              <w:jc w:val="center"/>
+              <w:rPr>
+                <w:rFonts w:ascii="Calibri" w:hAnsi="Calibri" w:eastAsia="Times New Roman" w:cs="Calibri"/>
+                <w:color w:val="000000"/>
+                <w:kern w:val="0"/>
+                <w:lang w:val="en-US" w:bidi="gu-IN"/>
+                <w14:ligatures w14:val="none"/>
+              </w:rPr>
+            </w:pPr>
+            <w:r>
+              <w:rPr>
+                <w:rFonts w:eastAsia="Times New Roman" w:cs="Calibri"/>
+                <w:color w:val="000000"/>
+                <w:kern w:val="0"/>
+                <w:lang w:val="en-US" w:bidi="gu-IN"/>
+                <w14:ligatures w14:val="none"/>
+              </w:rPr>
+              <w:t> </w:t>
+            </w:r>
+          </w:p>
+        </w:tc>
+        <w:tc>
+          <w:tcPr>
+            <w:tcW w:w="456" w:type="dxa"/>
+            <w:tcBorders>
+              <w:bottom w:val="single" w:sz="4" w:space="0" w:color="000000"/>
+              <w:end w:val="single" w:sz="4" w:space="0" w:color="000000"/>
+            </w:tcBorders>
+            <w:vAlign w:val="center"/>
+          </w:tcPr>
+          <w:p>
+            <w:pPr>
+              <w:pStyle w:val="Normal"/>
+              <w:spacing w:lineRule="auto" w:line="240" w:before="0" w:after="0"/>
+              <w:jc w:val="center"/>
+              <w:rPr>
+                <w:rFonts w:ascii="Calibri" w:hAnsi="Calibri" w:eastAsia="Times New Roman" w:cs="Calibri"/>
+                <w:color w:val="000000"/>
+                <w:kern w:val="0"/>
+                <w:lang w:val="en-US" w:bidi="gu-IN"/>
+                <w14:ligatures w14:val="none"/>
+              </w:rPr>
+            </w:pPr>
+            <w:r>
+              <w:rPr>
+                <w:rFonts w:eastAsia="Times New Roman" w:cs="Calibri"/>
+                <w:color w:val="000000"/>
+                <w:kern w:val="0"/>
+                <w:lang w:val="en-US" w:bidi="gu-IN"/>
+                <w14:ligatures w14:val="none"/>
+              </w:rPr>
+              <w:t> </w:t>
+            </w:r>
+          </w:p>
+        </w:tc>
+        <w:tc>
+          <w:tcPr>
+            <w:tcW w:w="449" w:type="dxa"/>
+            <w:tcBorders>
+              <w:bottom w:val="single" w:sz="4" w:space="0" w:color="000000"/>
+              <w:end w:val="single" w:sz="4" w:space="0" w:color="000000"/>
+            </w:tcBorders>
+            <w:vAlign w:val="center"/>
+          </w:tcPr>
+          <w:p>
+            <w:pPr>
+              <w:pStyle w:val="Normal"/>
+              <w:spacing w:lineRule="auto" w:line="240" w:before="0" w:after="0"/>
+              <w:jc w:val="center"/>
+              <w:rPr>
+                <w:rFonts w:ascii="Calibri" w:hAnsi="Calibri" w:eastAsia="Times New Roman" w:cs="Calibri"/>
+                <w:color w:val="000000"/>
+                <w:kern w:val="0"/>
+                <w:lang w:val="en-US" w:bidi="gu-IN"/>
+                <w14:ligatures w14:val="none"/>
+              </w:rPr>
+            </w:pPr>
+            <w:r>
+              <w:rPr>
+                <w:rFonts w:eastAsia="Times New Roman" w:cs="Calibri"/>
+                <w:color w:val="000000"/>
+                <w:kern w:val="0"/>
+                <w:lang w:val="en-US" w:bidi="gu-IN"/>
+                <w14:ligatures w14:val="none"/>
+              </w:rPr>
+              <w:t> </w:t>
+            </w:r>
+          </w:p>
+        </w:tc>
+        <w:tc>
+          <w:tcPr>
+            <w:tcW w:w="448" w:type="dxa"/>
+            <w:tcBorders>
+              <w:bottom w:val="single" w:sz="4" w:space="0" w:color="000000"/>
+              <w:end w:val="single" w:sz="4" w:space="0" w:color="000000"/>
+            </w:tcBorders>
+            <w:vAlign w:val="center"/>
+          </w:tcPr>
+          <w:p>
+            <w:pPr>
+              <w:pStyle w:val="Normal"/>
+              <w:spacing w:lineRule="auto" w:line="240" w:before="0" w:after="0"/>
+              <w:jc w:val="center"/>
+              <w:rPr>
+                <w:rFonts w:ascii="Calibri" w:hAnsi="Calibri" w:eastAsia="Times New Roman" w:cs="Calibri"/>
+                <w:color w:val="000000"/>
+                <w:kern w:val="0"/>
+                <w:lang w:val="en-US" w:bidi="gu-IN"/>
+                <w14:ligatures w14:val="none"/>
+              </w:rPr>
+            </w:pPr>
+            <w:r>
+              <w:rPr>
+                <w:rFonts w:eastAsia="Times New Roman" w:cs="Calibri"/>
+                <w:color w:val="000000"/>
+                <w:kern w:val="0"/>
+                <w:lang w:val="en-US" w:bidi="gu-IN"/>
+                <w14:ligatures w14:val="none"/>
+              </w:rPr>
+              <w:t> </w:t>
+            </w:r>
+          </w:p>
+        </w:tc>
+        <w:tc>
+          <w:tcPr>
+            <w:tcW w:w="448" w:type="dxa"/>
+            <w:tcBorders>
+              <w:bottom w:val="single" w:sz="4" w:space="0" w:color="000000"/>
+              <w:end w:val="single" w:sz="4" w:space="0" w:color="000000"/>
+            </w:tcBorders>
+            <w:vAlign w:val="center"/>
+          </w:tcPr>
+          <w:p>
+            <w:pPr>
+              <w:pStyle w:val="Normal"/>
+              <w:spacing w:lineRule="auto" w:line="240" w:before="0" w:after="0"/>
+              <w:jc w:val="center"/>
+              <w:rPr>
+                <w:rFonts w:ascii="Calibri" w:hAnsi="Calibri" w:eastAsia="Times New Roman" w:cs="Calibri"/>
+                <w:color w:val="000000"/>
+                <w:kern w:val="0"/>
+                <w:lang w:val="en-US" w:bidi="gu-IN"/>
+                <w14:ligatures w14:val="none"/>
+              </w:rPr>
+            </w:pPr>
+            <w:r>
+              <w:rPr>
+                <w:rFonts w:eastAsia="Times New Roman" w:cs="Calibri"/>
+                <w:color w:val="000000"/>
+                <w:kern w:val="0"/>
+                <w:lang w:val="en-US" w:bidi="gu-IN"/>
+                <w14:ligatures w14:val="none"/>
+              </w:rPr>
+              <w:t> </w:t>
+            </w:r>
+          </w:p>
+        </w:tc>
+        <w:tc>
+          <w:tcPr>
+            <w:tcW w:w="441" w:type="dxa"/>
+            <w:tcBorders>
+              <w:bottom w:val="single" w:sz="4" w:space="0" w:color="000000"/>
+              <w:end w:val="single" w:sz="4" w:space="0" w:color="000000"/>
+            </w:tcBorders>
+            <w:vAlign w:val="center"/>
+          </w:tcPr>
+          <w:p>
+            <w:pPr>
+              <w:pStyle w:val="Normal"/>
+              <w:spacing w:lineRule="auto" w:line="240" w:before="0" w:after="0"/>
+              <w:jc w:val="center"/>
+              <w:rPr>
+                <w:rFonts w:ascii="Calibri" w:hAnsi="Calibri" w:eastAsia="Times New Roman" w:cs="Calibri"/>
+                <w:color w:val="000000"/>
+                <w:kern w:val="0"/>
+                <w:lang w:val="en-US" w:bidi="gu-IN"/>
+                <w14:ligatures w14:val="none"/>
+              </w:rPr>
+            </w:pPr>
+            <w:r>
+              <w:rPr>
+                <w:rFonts w:eastAsia="Times New Roman" w:cs="Calibri"/>
+                <w:color w:val="000000"/>
+                <w:kern w:val="0"/>
+                <w:lang w:val="en-US" w:bidi="gu-IN"/>
+                <w14:ligatures w14:val="none"/>
+              </w:rPr>
+              <w:t> </w:t>
+            </w:r>
+          </w:p>
+        </w:tc>
+        <w:tc>
+          <w:tcPr>
+            <w:tcW w:w="449" w:type="dxa"/>
+            <w:tcBorders>
+              <w:bottom w:val="single" w:sz="4" w:space="0" w:color="000000"/>
+              <w:end w:val="single" w:sz="4" w:space="0" w:color="000000"/>
+            </w:tcBorders>
+            <w:vAlign w:val="center"/>
+          </w:tcPr>
+          <w:p>
+            <w:pPr>
+              <w:pStyle w:val="Normal"/>
+              <w:spacing w:lineRule="auto" w:line="240" w:before="0" w:after="0"/>
+              <w:jc w:val="center"/>
+              <w:rPr>
+                <w:rFonts w:ascii="Calibri" w:hAnsi="Calibri" w:eastAsia="Times New Roman" w:cs="Calibri"/>
+                <w:color w:val="000000"/>
+                <w:kern w:val="0"/>
+                <w:lang w:val="en-US" w:bidi="gu-IN"/>
+                <w14:ligatures w14:val="none"/>
+              </w:rPr>
+            </w:pPr>
+            <w:r>
+              <w:rPr>
+                <w:rFonts w:eastAsia="Times New Roman" w:cs="Calibri"/>
+                <w:color w:val="000000"/>
+                <w:kern w:val="0"/>
+                <w:lang w:val="en-US" w:bidi="gu-IN"/>
+                <w14:ligatures w14:val="none"/>
+              </w:rPr>
+              <w:t> </w:t>
+            </w:r>
+          </w:p>
+        </w:tc>
+        <w:tc>
+          <w:tcPr>
+            <w:tcW w:w="449" w:type="dxa"/>
+            <w:tcBorders>
+              <w:bottom w:val="single" w:sz="4" w:space="0" w:color="000000"/>
+              <w:end w:val="single" w:sz="4" w:space="0" w:color="000000"/>
+            </w:tcBorders>
+            <w:vAlign w:val="center"/>
+          </w:tcPr>
+          <w:p>
+            <w:pPr>
+              <w:pStyle w:val="Normal"/>
+              <w:spacing w:lineRule="auto" w:line="240" w:before="0" w:after="0"/>
+              <w:jc w:val="center"/>
+              <w:rPr>
+                <w:rFonts w:ascii="Calibri" w:hAnsi="Calibri" w:eastAsia="Times New Roman" w:cs="Calibri"/>
+                <w:color w:val="000000"/>
+                <w:kern w:val="0"/>
+                <w:lang w:val="en-US" w:bidi="gu-IN"/>
+                <w14:ligatures w14:val="none"/>
+              </w:rPr>
+            </w:pPr>
+            <w:r>
+              <w:rPr>
+                <w:rFonts w:eastAsia="Times New Roman" w:cs="Calibri"/>
+                <w:color w:val="000000"/>
+                <w:kern w:val="0"/>
+                <w:lang w:val="en-US" w:bidi="gu-IN"/>
+                <w14:ligatures w14:val="none"/>
+              </w:rPr>
+              <w:t> </w:t>
+            </w:r>
+          </w:p>
+        </w:tc>
+        <w:tc>
+          <w:tcPr>
             <w:tcW w:w="455" w:type="dxa"/>
             <w:tcBorders>
               <w:bottom w:val="single" w:sz="4" w:space="0" w:color="000000"/>
@@ -8203,11 +9101,256 @@
         </w:tc>
         <w:tc>
           <w:tcPr>
+            <w:tcW w:w="449" w:type="dxa"/>
+            <w:tcBorders>
+              <w:bottom w:val="single" w:sz="4" w:space="0" w:color="000000"/>
+              <w:end w:val="single" w:sz="4" w:space="0" w:color="000000"/>
+            </w:tcBorders>
+            <w:vAlign w:val="center"/>
+          </w:tcPr>
+          <w:p>
+            <w:pPr>
+              <w:pStyle w:val="Normal"/>
+              <w:spacing w:lineRule="auto" w:line="240" w:before="0" w:after="0"/>
+              <w:jc w:val="center"/>
+              <w:rPr>
+                <w:rFonts w:ascii="Calibri" w:hAnsi="Calibri" w:eastAsia="Times New Roman" w:cs="Calibri"/>
+                <w:color w:val="000000"/>
+                <w:kern w:val="0"/>
+                <w:lang w:val="en-US" w:bidi="gu-IN"/>
+                <w14:ligatures w14:val="none"/>
+              </w:rPr>
+            </w:pPr>
+            <w:r>
+              <w:rPr>
+                <w:rFonts w:eastAsia="Times New Roman" w:cs="Calibri"/>
+                <w:color w:val="000000"/>
+                <w:kern w:val="0"/>
+                <w:lang w:val="en-US" w:bidi="gu-IN"/>
+                <w14:ligatures w14:val="none"/>
+              </w:rPr>
+              <w:t> </w:t>
+            </w:r>
+          </w:p>
+        </w:tc>
+      </w:tr>
+      <w:tr>
+        <w:trPr>
+          <w:trHeight w:val="288" w:hRule="atLeast"/>
+        </w:trPr>
+        <w:tc>
+          <w:tcPr>
+            <w:tcW w:w="1853" w:type="dxa"/>
+            <w:tcBorders>
+              <w:start w:val="single" w:sz="4" w:space="0" w:color="000000"/>
+              <w:bottom w:val="single" w:sz="4" w:space="0" w:color="000000"/>
+              <w:end w:val="single" w:sz="4" w:space="0" w:color="000000"/>
+            </w:tcBorders>
+            <w:vAlign w:val="center"/>
+          </w:tcPr>
+          <w:p>
+            <w:pPr>
+              <w:pStyle w:val="Normal"/>
+              <w:spacing w:lineRule="auto" w:line="240" w:before="0" w:after="0"/>
+              <w:jc w:val="center"/>
+              <w:rPr>
+                <w:rFonts w:ascii="Calibri" w:hAnsi="Calibri" w:eastAsia="Times New Roman" w:cs="Calibri"/>
+                <w:color w:val="000000"/>
+                <w:kern w:val="0"/>
+                <w:lang w:val="en-US" w:bidi="gu-IN"/>
+                <w14:ligatures w14:val="none"/>
+              </w:rPr>
+            </w:pPr>
+            <w:r>
+              <w:rPr>
+                <w:rFonts w:eastAsia="Times New Roman" w:cs="Calibri"/>
+                <w:color w:val="000000"/>
+                <w:kern w:val="0"/>
+                <w:lang w:val="en-US" w:bidi="gu-IN"/>
+                <w14:ligatures w14:val="none"/>
+              </w:rPr>
+              <w:t>Database Design &amp; Setup</w:t>
+            </w:r>
+          </w:p>
+        </w:tc>
+        <w:tc>
+          <w:tcPr>
+            <w:tcW w:w="1035" w:type="dxa"/>
+            <w:tcBorders>
+              <w:bottom w:val="single" w:sz="4" w:space="0" w:color="000000"/>
+              <w:end w:val="single" w:sz="4" w:space="0" w:color="000000"/>
+            </w:tcBorders>
+            <w:vAlign w:val="center"/>
+          </w:tcPr>
+          <w:p>
+            <w:pPr>
+              <w:pStyle w:val="Normal"/>
+              <w:spacing w:lineRule="auto" w:line="240" w:before="0" w:after="0"/>
+              <w:jc w:val="center"/>
+              <w:rPr>
+                <w:rFonts w:ascii="Calibri" w:hAnsi="Calibri" w:eastAsia="Times New Roman" w:cs="Calibri"/>
+                <w:color w:val="000000"/>
+                <w:kern w:val="0"/>
+                <w:lang w:val="en-US" w:bidi="gu-IN"/>
+                <w14:ligatures w14:val="none"/>
+              </w:rPr>
+            </w:pPr>
+            <w:r>
+              <w:rPr>
+                <w:rFonts w:eastAsia="Times New Roman" w:cs="Calibri"/>
+                <w:color w:val="000000"/>
+                <w:kern w:val="0"/>
+                <w:lang w:val="en-US" w:bidi="gu-IN"/>
+                <w14:ligatures w14:val="none"/>
+              </w:rPr>
+              <w:t>3</w:t>
+            </w:r>
+          </w:p>
+        </w:tc>
+        <w:tc>
+          <w:tcPr>
+            <w:tcW w:w="449" w:type="dxa"/>
+            <w:tcBorders>
+              <w:bottom w:val="single" w:sz="4" w:space="0" w:color="000000"/>
+              <w:end w:val="single" w:sz="4" w:space="0" w:color="000000"/>
+            </w:tcBorders>
+            <w:vAlign w:val="center"/>
+          </w:tcPr>
+          <w:p>
+            <w:pPr>
+              <w:pStyle w:val="Normal"/>
+              <w:spacing w:lineRule="auto" w:line="240" w:before="0" w:after="0"/>
+              <w:jc w:val="center"/>
+              <w:rPr>
+                <w:rFonts w:ascii="Calibri" w:hAnsi="Calibri" w:eastAsia="Times New Roman" w:cs="Calibri"/>
+                <w:color w:val="000000"/>
+                <w:kern w:val="0"/>
+                <w:lang w:val="en-US" w:bidi="gu-IN"/>
+                <w14:ligatures w14:val="none"/>
+              </w:rPr>
+            </w:pPr>
+            <w:r>
+              <w:rPr>
+                <w:rFonts w:eastAsia="Times New Roman" w:cs="Calibri"/>
+                <w:color w:val="000000"/>
+                <w:kern w:val="0"/>
+                <w:lang w:val="en-US" w:bidi="gu-IN"/>
+                <w14:ligatures w14:val="none"/>
+              </w:rPr>
+              <w:t> </w:t>
+            </w:r>
+          </w:p>
+        </w:tc>
+        <w:tc>
+          <w:tcPr>
+            <w:tcW w:w="449" w:type="dxa"/>
+            <w:tcBorders>
+              <w:bottom w:val="single" w:sz="4" w:space="0" w:color="000000"/>
+              <w:end w:val="single" w:sz="4" w:space="0" w:color="000000"/>
+            </w:tcBorders>
+            <w:vAlign w:val="center"/>
+          </w:tcPr>
+          <w:p>
+            <w:pPr>
+              <w:pStyle w:val="Normal"/>
+              <w:spacing w:lineRule="auto" w:line="240" w:before="0" w:after="0"/>
+              <w:jc w:val="center"/>
+              <w:rPr>
+                <w:rFonts w:ascii="Calibri" w:hAnsi="Calibri" w:eastAsia="Times New Roman" w:cs="Calibri"/>
+                <w:color w:val="000000"/>
+                <w:kern w:val="0"/>
+                <w:lang w:val="en-US" w:bidi="gu-IN"/>
+                <w14:ligatures w14:val="none"/>
+              </w:rPr>
+            </w:pPr>
+            <w:r>
+              <w:rPr>
+                <w:rFonts w:eastAsia="Times New Roman" w:cs="Calibri"/>
+                <w:color w:val="000000"/>
+                <w:kern w:val="0"/>
+                <w:lang w:val="en-US" w:bidi="gu-IN"/>
+                <w14:ligatures w14:val="none"/>
+              </w:rPr>
+              <w:t> </w:t>
+            </w:r>
+          </w:p>
+        </w:tc>
+        <w:tc>
+          <w:tcPr>
+            <w:tcW w:w="440" w:type="dxa"/>
+            <w:tcBorders>
+              <w:bottom w:val="single" w:sz="4" w:space="0" w:color="000000"/>
+              <w:end w:val="single" w:sz="4" w:space="0" w:color="000000"/>
+            </w:tcBorders>
+            <w:vAlign w:val="center"/>
+          </w:tcPr>
+          <w:p>
+            <w:pPr>
+              <w:pStyle w:val="Normal"/>
+              <w:spacing w:lineRule="auto" w:line="240" w:before="0" w:after="0"/>
+              <w:jc w:val="center"/>
+              <w:rPr>
+                <w:rFonts w:ascii="Calibri" w:hAnsi="Calibri" w:eastAsia="Times New Roman" w:cs="Calibri"/>
+                <w:color w:val="000000"/>
+                <w:kern w:val="0"/>
+                <w:lang w:val="en-US" w:bidi="gu-IN"/>
+                <w14:ligatures w14:val="none"/>
+              </w:rPr>
+            </w:pPr>
+            <w:r>
+              <w:rPr>
+                <w:rFonts w:eastAsia="Times New Roman" w:cs="Calibri"/>
+                <w:color w:val="000000"/>
+                <w:kern w:val="0"/>
+                <w:lang w:val="en-US" w:bidi="gu-IN"/>
+                <w14:ligatures w14:val="none"/>
+              </w:rPr>
+              <w:t> </w:t>
+            </w:r>
+          </w:p>
+        </w:tc>
+        <w:tc>
+          <w:tcPr>
+            <w:tcW w:w="449" w:type="dxa"/>
+            <w:tcBorders>
+              <w:bottom w:val="single" w:sz="4" w:space="0" w:color="000000"/>
+              <w:end w:val="single" w:sz="4" w:space="0" w:color="000000"/>
+            </w:tcBorders>
+            <w:vAlign w:val="center"/>
+          </w:tcPr>
+          <w:p>
+            <w:pPr>
+              <w:pStyle w:val="Normal"/>
+              <w:spacing w:lineRule="auto" w:line="240" w:before="0" w:after="0"/>
+              <w:jc w:val="center"/>
+              <w:rPr>
+                <w:rFonts w:ascii="Calibri" w:hAnsi="Calibri" w:eastAsia="Times New Roman" w:cs="Calibri"/>
+                <w:color w:val="000000"/>
+                <w:kern w:val="0"/>
+                <w:lang w:val="en-US" w:bidi="gu-IN"/>
+                <w14:ligatures w14:val="none"/>
+              </w:rPr>
+            </w:pPr>
+            <w:r>
+              <w:rPr>
+                <w:rFonts w:eastAsia="Times New Roman" w:cs="Calibri"/>
+                <w:color w:val="000000"/>
+                <w:kern w:val="0"/>
+                <w:lang w:val="en-US" w:bidi="gu-IN"/>
+                <w14:ligatures w14:val="none"/>
+              </w:rPr>
+              <w:t> </w:t>
+            </w:r>
+          </w:p>
+        </w:tc>
+        <w:tc>
+          <w:tcPr>
             <w:tcW w:w="448" w:type="dxa"/>
             <w:tcBorders>
               <w:bottom w:val="single" w:sz="4" w:space="0" w:color="000000"/>
               <w:end w:val="single" w:sz="4" w:space="0" w:color="000000"/>
             </w:tcBorders>
+            <w:shd w:color="000000" w:fill="305496" w:val="clear"/>
             <w:vAlign w:val="center"/>
           </w:tcPr>
           <w:p>
@@ -8237,11 +9380,12 @@
         </w:tc>
         <w:tc>
           <w:tcPr>
-            <w:tcW w:w="442" w:type="dxa"/>
+            <w:tcW w:w="456" w:type="dxa"/>
             <w:tcBorders>
               <w:bottom w:val="single" w:sz="4" w:space="0" w:color="000000"/>
               <w:end w:val="single" w:sz="4" w:space="0" w:color="000000"/>
             </w:tcBorders>
+            <w:shd w:color="000000" w:fill="305496" w:val="clear"/>
             <w:vAlign w:val="center"/>
           </w:tcPr>
           <w:p>
@@ -8276,6 +9420,7 @@
               <w:bottom w:val="single" w:sz="4" w:space="0" w:color="000000"/>
               <w:end w:val="single" w:sz="4" w:space="0" w:color="000000"/>
             </w:tcBorders>
+            <w:shd w:color="000000" w:fill="305496" w:val="clear"/>
             <w:vAlign w:val="center"/>
           </w:tcPr>
           <w:p>
@@ -8305,6 +9450,108 @@
         </w:tc>
         <w:tc>
           <w:tcPr>
+            <w:tcW w:w="448" w:type="dxa"/>
+            <w:tcBorders>
+              <w:bottom w:val="single" w:sz="4" w:space="0" w:color="000000"/>
+              <w:end w:val="single" w:sz="4" w:space="0" w:color="000000"/>
+            </w:tcBorders>
+            <w:vAlign w:val="center"/>
+          </w:tcPr>
+          <w:p>
+            <w:pPr>
+              <w:pStyle w:val="Normal"/>
+              <w:spacing w:lineRule="auto" w:line="240" w:before="0" w:after="0"/>
+              <w:jc w:val="center"/>
+              <w:rPr>
+                <w:rFonts w:ascii="Calibri" w:hAnsi="Calibri" w:eastAsia="Times New Roman" w:cs="Calibri"/>
+                <w:color w:val="000000"/>
+                <w:kern w:val="0"/>
+                <w:lang w:val="en-US" w:bidi="gu-IN"/>
+                <w14:ligatures w14:val="none"/>
+              </w:rPr>
+            </w:pPr>
+            <w:r>
+              <w:rPr>
+                <w:rFonts w:eastAsia="Times New Roman" w:cs="Calibri"/>
+                <w:color w:val="000000"/>
+                <w:kern w:val="0"/>
+                <w:lang w:val="en-US" w:bidi="gu-IN"/>
+                <w14:ligatures w14:val="none"/>
+              </w:rPr>
+              <w:t> </w:t>
+            </w:r>
+          </w:p>
+        </w:tc>
+        <w:tc>
+          <w:tcPr>
+            <w:tcW w:w="448" w:type="dxa"/>
+            <w:tcBorders>
+              <w:bottom w:val="single" w:sz="4" w:space="0" w:color="000000"/>
+              <w:end w:val="single" w:sz="4" w:space="0" w:color="000000"/>
+            </w:tcBorders>
+            <w:vAlign w:val="center"/>
+          </w:tcPr>
+          <w:p>
+            <w:pPr>
+              <w:pStyle w:val="Normal"/>
+              <w:spacing w:lineRule="auto" w:line="240" w:before="0" w:after="0"/>
+              <w:jc w:val="center"/>
+              <w:rPr>
+                <w:rFonts w:ascii="Calibri" w:hAnsi="Calibri" w:eastAsia="Times New Roman" w:cs="Calibri"/>
+                <w:color w:val="000000"/>
+                <w:kern w:val="0"/>
+                <w:lang w:val="en-US" w:bidi="gu-IN"/>
+                <w14:ligatures w14:val="none"/>
+              </w:rPr>
+            </w:pPr>
+            <w:r>
+              <w:rPr>
+                <w:rFonts w:eastAsia="Times New Roman" w:cs="Calibri"/>
+                <w:color w:val="000000"/>
+                <w:kern w:val="0"/>
+                <w:lang w:val="en-US" w:bidi="gu-IN"/>
+                <w14:ligatures w14:val="none"/>
+              </w:rPr>
+              <w:t> </w:t>
+            </w:r>
+          </w:p>
+        </w:tc>
+        <w:tc>
+          <w:tcPr>
+            <w:tcW w:w="441" w:type="dxa"/>
+            <w:tcBorders>
+              <w:bottom w:val="single" w:sz="4" w:space="0" w:color="000000"/>
+              <w:end w:val="single" w:sz="4" w:space="0" w:color="000000"/>
+            </w:tcBorders>
+            <w:vAlign w:val="center"/>
+          </w:tcPr>
+          <w:p>
+            <w:pPr>
+              <w:pStyle w:val="Normal"/>
+              <w:spacing w:lineRule="auto" w:line="240" w:before="0" w:after="0"/>
+              <w:jc w:val="center"/>
+              <w:rPr>
+                <w:rFonts w:ascii="Calibri" w:hAnsi="Calibri" w:eastAsia="Times New Roman" w:cs="Calibri"/>
+                <w:color w:val="000000"/>
+                <w:kern w:val="0"/>
+                <w:lang w:val="en-US" w:bidi="gu-IN"/>
+                <w14:ligatures w14:val="none"/>
+              </w:rPr>
+            </w:pPr>
+            <w:r>
+              <w:rPr>
+                <w:rFonts w:eastAsia="Times New Roman" w:cs="Calibri"/>
+                <w:color w:val="000000"/>
+                <w:kern w:val="0"/>
+                <w:lang w:val="en-US" w:bidi="gu-IN"/>
+                <w14:ligatures w14:val="none"/>
+              </w:rPr>
+              <w:t> </w:t>
+            </w:r>
+          </w:p>
+        </w:tc>
+        <w:tc>
+          <w:tcPr>
             <w:tcW w:w="449" w:type="dxa"/>
             <w:tcBorders>
               <w:bottom w:val="single" w:sz="4" w:space="0" w:color="000000"/>
@@ -8339,7 +9586,7 @@
         </w:tc>
         <w:tc>
           <w:tcPr>
-            <w:tcW w:w="454" w:type="dxa"/>
+            <w:tcW w:w="449" w:type="dxa"/>
             <w:tcBorders>
               <w:bottom w:val="single" w:sz="4" w:space="0" w:color="000000"/>
               <w:end w:val="single" w:sz="4" w:space="0" w:color="000000"/>
@@ -8373,6 +9620,40 @@
         </w:tc>
         <w:tc>
           <w:tcPr>
+            <w:tcW w:w="455" w:type="dxa"/>
+            <w:tcBorders>
+              <w:bottom w:val="single" w:sz="4" w:space="0" w:color="000000"/>
+              <w:end w:val="single" w:sz="4" w:space="0" w:color="000000"/>
+            </w:tcBorders>
+            <w:vAlign w:val="center"/>
+          </w:tcPr>
+          <w:p>
+            <w:pPr>
+              <w:pStyle w:val="Normal"/>
+              <w:spacing w:lineRule="auto" w:line="240" w:before="0" w:after="0"/>
+              <w:jc w:val="center"/>
+              <w:rPr>
+                <w:rFonts w:ascii="Calibri" w:hAnsi="Calibri" w:eastAsia="Times New Roman" w:cs="Calibri"/>
+                <w:color w:val="000000"/>
+                <w:kern w:val="0"/>
+                <w:lang w:val="en-US" w:bidi="gu-IN"/>
+                <w14:ligatures w14:val="none"/>
+              </w:rPr>
+            </w:pPr>
+            <w:r>
+              <w:rPr>
+                <w:rFonts w:eastAsia="Times New Roman" w:cs="Calibri"/>
+                <w:color w:val="000000"/>
+                <w:kern w:val="0"/>
+                <w:lang w:val="en-US" w:bidi="gu-IN"/>
+                <w14:ligatures w14:val="none"/>
+              </w:rPr>
+              <w:t> </w:t>
+            </w:r>
+          </w:p>
+        </w:tc>
+        <w:tc>
+          <w:tcPr>
             <w:tcW w:w="449" w:type="dxa"/>
             <w:tcBorders>
               <w:bottom w:val="single" w:sz="4" w:space="0" w:color="000000"/>
@@ -8476,11 +9757,11 @@
       </w:tr>
       <w:tr>
         <w:trPr>
-          <w:trHeight w:val="608" w:hRule="atLeast"/>
+          <w:trHeight w:val="288" w:hRule="atLeast"/>
         </w:trPr>
         <w:tc>
           <w:tcPr>
-            <w:tcW w:w="1854" w:type="dxa"/>
+            <w:tcW w:w="1853" w:type="dxa"/>
             <w:tcBorders>
               <w:start w:val="single" w:sz="4" w:space="0" w:color="000000"/>
               <w:bottom w:val="single" w:sz="4" w:space="0" w:color="000000"/>
@@ -8509,13 +9790,13 @@
                 <w:lang w:val="en-US" w:bidi="gu-IN"/>
                 <w14:ligatures w14:val="none"/>
               </w:rPr>
-              <w:t>System Design</w:t>
-            </w:r>
-          </w:p>
-        </w:tc>
-        <w:tc>
-          <w:tcPr>
-            <w:tcW w:w="1034" w:type="dxa"/>
+              <w:t>Implementation (Coding)</w:t>
+            </w:r>
+          </w:p>
+        </w:tc>
+        <w:tc>
+          <w:tcPr>
+            <w:tcW w:w="1035" w:type="dxa"/>
             <w:tcBorders>
               <w:bottom w:val="single" w:sz="4" w:space="0" w:color="000000"/>
               <w:end w:val="single" w:sz="4" w:space="0" w:color="000000"/>
@@ -8543,7 +9824,7 @@
                 <w:lang w:val="en-US" w:bidi="gu-IN"/>
                 <w14:ligatures w14:val="none"/>
               </w:rPr>
-              <w:t>2</w:t>
+              <w:t>4</w:t>
             </w:r>
           </w:p>
         </w:tc>
@@ -8588,6 +9869,247 @@
               <w:bottom w:val="single" w:sz="4" w:space="0" w:color="000000"/>
               <w:end w:val="single" w:sz="4" w:space="0" w:color="000000"/>
             </w:tcBorders>
+            <w:vAlign w:val="center"/>
+          </w:tcPr>
+          <w:p>
+            <w:pPr>
+              <w:pStyle w:val="Normal"/>
+              <w:spacing w:lineRule="auto" w:line="240" w:before="0" w:after="0"/>
+              <w:jc w:val="center"/>
+              <w:rPr>
+                <w:rFonts w:ascii="Calibri" w:hAnsi="Calibri" w:eastAsia="Times New Roman" w:cs="Calibri"/>
+                <w:color w:val="000000"/>
+                <w:kern w:val="0"/>
+                <w:lang w:val="en-US" w:bidi="gu-IN"/>
+                <w14:ligatures w14:val="none"/>
+              </w:rPr>
+            </w:pPr>
+            <w:r>
+              <w:rPr>
+                <w:rFonts w:eastAsia="Times New Roman" w:cs="Calibri"/>
+                <w:color w:val="000000"/>
+                <w:kern w:val="0"/>
+                <w:lang w:val="en-US" w:bidi="gu-IN"/>
+                <w14:ligatures w14:val="none"/>
+              </w:rPr>
+              <w:t> </w:t>
+            </w:r>
+          </w:p>
+        </w:tc>
+        <w:tc>
+          <w:tcPr>
+            <w:tcW w:w="440" w:type="dxa"/>
+            <w:tcBorders>
+              <w:bottom w:val="single" w:sz="4" w:space="0" w:color="000000"/>
+              <w:end w:val="single" w:sz="4" w:space="0" w:color="000000"/>
+            </w:tcBorders>
+            <w:vAlign w:val="center"/>
+          </w:tcPr>
+          <w:p>
+            <w:pPr>
+              <w:pStyle w:val="Normal"/>
+              <w:spacing w:lineRule="auto" w:line="240" w:before="0" w:after="0"/>
+              <w:jc w:val="center"/>
+              <w:rPr>
+                <w:rFonts w:ascii="Calibri" w:hAnsi="Calibri" w:eastAsia="Times New Roman" w:cs="Calibri"/>
+                <w:color w:val="000000"/>
+                <w:kern w:val="0"/>
+                <w:lang w:val="en-US" w:bidi="gu-IN"/>
+                <w14:ligatures w14:val="none"/>
+              </w:rPr>
+            </w:pPr>
+            <w:r>
+              <w:rPr>
+                <w:rFonts w:eastAsia="Times New Roman" w:cs="Calibri"/>
+                <w:color w:val="000000"/>
+                <w:kern w:val="0"/>
+                <w:lang w:val="en-US" w:bidi="gu-IN"/>
+                <w14:ligatures w14:val="none"/>
+              </w:rPr>
+              <w:t> </w:t>
+            </w:r>
+          </w:p>
+        </w:tc>
+        <w:tc>
+          <w:tcPr>
+            <w:tcW w:w="449" w:type="dxa"/>
+            <w:tcBorders>
+              <w:bottom w:val="single" w:sz="4" w:space="0" w:color="000000"/>
+              <w:end w:val="single" w:sz="4" w:space="0" w:color="000000"/>
+            </w:tcBorders>
+            <w:vAlign w:val="center"/>
+          </w:tcPr>
+          <w:p>
+            <w:pPr>
+              <w:pStyle w:val="Normal"/>
+              <w:spacing w:lineRule="auto" w:line="240" w:before="0" w:after="0"/>
+              <w:jc w:val="center"/>
+              <w:rPr>
+                <w:rFonts w:ascii="Calibri" w:hAnsi="Calibri" w:eastAsia="Times New Roman" w:cs="Calibri"/>
+                <w:color w:val="000000"/>
+                <w:kern w:val="0"/>
+                <w:lang w:val="en-US" w:bidi="gu-IN"/>
+                <w14:ligatures w14:val="none"/>
+              </w:rPr>
+            </w:pPr>
+            <w:r>
+              <w:rPr>
+                <w:rFonts w:eastAsia="Times New Roman" w:cs="Calibri"/>
+                <w:color w:val="000000"/>
+                <w:kern w:val="0"/>
+                <w:lang w:val="en-US" w:bidi="gu-IN"/>
+                <w14:ligatures w14:val="none"/>
+              </w:rPr>
+              <w:t> </w:t>
+            </w:r>
+          </w:p>
+        </w:tc>
+        <w:tc>
+          <w:tcPr>
+            <w:tcW w:w="448" w:type="dxa"/>
+            <w:tcBorders>
+              <w:bottom w:val="single" w:sz="4" w:space="0" w:color="000000"/>
+              <w:end w:val="single" w:sz="4" w:space="0" w:color="000000"/>
+            </w:tcBorders>
+            <w:vAlign w:val="center"/>
+          </w:tcPr>
+          <w:p>
+            <w:pPr>
+              <w:pStyle w:val="Normal"/>
+              <w:spacing w:lineRule="auto" w:line="240" w:before="0" w:after="0"/>
+              <w:jc w:val="center"/>
+              <w:rPr>
+                <w:rFonts w:ascii="Calibri" w:hAnsi="Calibri" w:eastAsia="Times New Roman" w:cs="Calibri"/>
+                <w:color w:val="000000"/>
+                <w:kern w:val="0"/>
+                <w:lang w:val="en-US" w:bidi="gu-IN"/>
+                <w14:ligatures w14:val="none"/>
+              </w:rPr>
+            </w:pPr>
+            <w:r>
+              <w:rPr>
+                <w:rFonts w:eastAsia="Times New Roman" w:cs="Calibri"/>
+                <w:color w:val="000000"/>
+                <w:kern w:val="0"/>
+                <w:lang w:val="en-US" w:bidi="gu-IN"/>
+                <w14:ligatures w14:val="none"/>
+              </w:rPr>
+              <w:t> </w:t>
+            </w:r>
+          </w:p>
+        </w:tc>
+        <w:tc>
+          <w:tcPr>
+            <w:tcW w:w="456" w:type="dxa"/>
+            <w:tcBorders>
+              <w:bottom w:val="single" w:sz="4" w:space="0" w:color="000000"/>
+              <w:end w:val="single" w:sz="4" w:space="0" w:color="000000"/>
+            </w:tcBorders>
+            <w:vAlign w:val="center"/>
+          </w:tcPr>
+          <w:p>
+            <w:pPr>
+              <w:pStyle w:val="Normal"/>
+              <w:spacing w:lineRule="auto" w:line="240" w:before="0" w:after="0"/>
+              <w:jc w:val="center"/>
+              <w:rPr>
+                <w:rFonts w:ascii="Calibri" w:hAnsi="Calibri" w:eastAsia="Times New Roman" w:cs="Calibri"/>
+                <w:color w:val="000000"/>
+                <w:kern w:val="0"/>
+                <w:lang w:val="en-US" w:bidi="gu-IN"/>
+                <w14:ligatures w14:val="none"/>
+              </w:rPr>
+            </w:pPr>
+            <w:r>
+              <w:rPr>
+                <w:rFonts w:eastAsia="Times New Roman" w:cs="Calibri"/>
+                <w:color w:val="000000"/>
+                <w:kern w:val="0"/>
+                <w:lang w:val="en-US" w:bidi="gu-IN"/>
+                <w14:ligatures w14:val="none"/>
+              </w:rPr>
+              <w:t> </w:t>
+            </w:r>
+          </w:p>
+        </w:tc>
+        <w:tc>
+          <w:tcPr>
+            <w:tcW w:w="449" w:type="dxa"/>
+            <w:tcBorders>
+              <w:bottom w:val="single" w:sz="4" w:space="0" w:color="000000"/>
+              <w:end w:val="single" w:sz="4" w:space="0" w:color="000000"/>
+            </w:tcBorders>
+            <w:shd w:color="000000" w:fill="FFFFFF" w:val="clear"/>
+            <w:vAlign w:val="center"/>
+          </w:tcPr>
+          <w:p>
+            <w:pPr>
+              <w:pStyle w:val="Normal"/>
+              <w:spacing w:lineRule="auto" w:line="240" w:before="0" w:after="0"/>
+              <w:jc w:val="center"/>
+              <w:rPr>
+                <w:rFonts w:ascii="Calibri" w:hAnsi="Calibri" w:eastAsia="Times New Roman" w:cs="Calibri"/>
+                <w:color w:val="000000"/>
+                <w:kern w:val="0"/>
+                <w:lang w:val="en-US" w:bidi="gu-IN"/>
+                <w14:ligatures w14:val="none"/>
+              </w:rPr>
+            </w:pPr>
+            <w:r>
+              <w:rPr>
+                <w:rFonts w:eastAsia="Times New Roman" w:cs="Calibri"/>
+                <w:color w:val="000000"/>
+                <w:kern w:val="0"/>
+                <w:lang w:val="en-US" w:bidi="gu-IN"/>
+                <w14:ligatures w14:val="none"/>
+              </w:rPr>
+              <w:t> </w:t>
+            </w:r>
+          </w:p>
+        </w:tc>
+        <w:tc>
+          <w:tcPr>
+            <w:tcW w:w="448" w:type="dxa"/>
+            <w:tcBorders>
+              <w:bottom w:val="single" w:sz="4" w:space="0" w:color="000000"/>
+              <w:end w:val="single" w:sz="4" w:space="0" w:color="000000"/>
+            </w:tcBorders>
+            <w:shd w:color="000000" w:fill="305496" w:val="clear"/>
+            <w:vAlign w:val="center"/>
+          </w:tcPr>
+          <w:p>
+            <w:pPr>
+              <w:pStyle w:val="Normal"/>
+              <w:spacing w:lineRule="auto" w:line="240" w:before="0" w:after="0"/>
+              <w:jc w:val="center"/>
+              <w:rPr>
+                <w:rFonts w:ascii="Calibri" w:hAnsi="Calibri" w:eastAsia="Times New Roman" w:cs="Calibri"/>
+                <w:color w:val="000000"/>
+                <w:kern w:val="0"/>
+                <w:lang w:val="en-US" w:bidi="gu-IN"/>
+                <w14:ligatures w14:val="none"/>
+              </w:rPr>
+            </w:pPr>
+            <w:r>
+              <w:rPr>
+                <w:rFonts w:eastAsia="Times New Roman" w:cs="Calibri"/>
+                <w:color w:val="000000"/>
+                <w:kern w:val="0"/>
+                <w:lang w:val="en-US" w:bidi="gu-IN"/>
+                <w14:ligatures w14:val="none"/>
+              </w:rPr>
+              <w:t> </w:t>
+            </w:r>
+          </w:p>
+        </w:tc>
+        <w:tc>
+          <w:tcPr>
+            <w:tcW w:w="448" w:type="dxa"/>
+            <w:tcBorders>
+              <w:bottom w:val="single" w:sz="4" w:space="0" w:color="000000"/>
+              <w:end w:val="single" w:sz="4" w:space="0" w:color="000000"/>
+            </w:tcBorders>
+            <w:shd w:color="000000" w:fill="305496" w:val="clear"/>
             <w:vAlign w:val="center"/>
           </w:tcPr>
           <w:p>
@@ -8687,6 +10209,108 @@
         </w:tc>
         <w:tc>
           <w:tcPr>
+            <w:tcW w:w="449" w:type="dxa"/>
+            <w:tcBorders>
+              <w:bottom w:val="single" w:sz="4" w:space="0" w:color="000000"/>
+              <w:end w:val="single" w:sz="4" w:space="0" w:color="000000"/>
+            </w:tcBorders>
+            <w:vAlign w:val="center"/>
+          </w:tcPr>
+          <w:p>
+            <w:pPr>
+              <w:pStyle w:val="Normal"/>
+              <w:spacing w:lineRule="auto" w:line="240" w:before="0" w:after="0"/>
+              <w:jc w:val="center"/>
+              <w:rPr>
+                <w:rFonts w:ascii="Calibri" w:hAnsi="Calibri" w:eastAsia="Times New Roman" w:cs="Calibri"/>
+                <w:color w:val="000000"/>
+                <w:kern w:val="0"/>
+                <w:lang w:val="en-US" w:bidi="gu-IN"/>
+                <w14:ligatures w14:val="none"/>
+              </w:rPr>
+            </w:pPr>
+            <w:r>
+              <w:rPr>
+                <w:rFonts w:eastAsia="Times New Roman" w:cs="Calibri"/>
+                <w:color w:val="000000"/>
+                <w:kern w:val="0"/>
+                <w:lang w:val="en-US" w:bidi="gu-IN"/>
+                <w14:ligatures w14:val="none"/>
+              </w:rPr>
+              <w:t> </w:t>
+            </w:r>
+          </w:p>
+        </w:tc>
+        <w:tc>
+          <w:tcPr>
+            <w:tcW w:w="455" w:type="dxa"/>
+            <w:tcBorders>
+              <w:bottom w:val="single" w:sz="4" w:space="0" w:color="000000"/>
+              <w:end w:val="single" w:sz="4" w:space="0" w:color="000000"/>
+            </w:tcBorders>
+            <w:vAlign w:val="center"/>
+          </w:tcPr>
+          <w:p>
+            <w:pPr>
+              <w:pStyle w:val="Normal"/>
+              <w:spacing w:lineRule="auto" w:line="240" w:before="0" w:after="0"/>
+              <w:jc w:val="center"/>
+              <w:rPr>
+                <w:rFonts w:ascii="Calibri" w:hAnsi="Calibri" w:eastAsia="Times New Roman" w:cs="Calibri"/>
+                <w:color w:val="000000"/>
+                <w:kern w:val="0"/>
+                <w:lang w:val="en-US" w:bidi="gu-IN"/>
+                <w14:ligatures w14:val="none"/>
+              </w:rPr>
+            </w:pPr>
+            <w:r>
+              <w:rPr>
+                <w:rFonts w:eastAsia="Times New Roman" w:cs="Calibri"/>
+                <w:color w:val="000000"/>
+                <w:kern w:val="0"/>
+                <w:lang w:val="en-US" w:bidi="gu-IN"/>
+                <w14:ligatures w14:val="none"/>
+              </w:rPr>
+              <w:t> </w:t>
+            </w:r>
+          </w:p>
+        </w:tc>
+        <w:tc>
+          <w:tcPr>
+            <w:tcW w:w="449" w:type="dxa"/>
+            <w:tcBorders>
+              <w:bottom w:val="single" w:sz="4" w:space="0" w:color="000000"/>
+              <w:end w:val="single" w:sz="4" w:space="0" w:color="000000"/>
+            </w:tcBorders>
+            <w:vAlign w:val="center"/>
+          </w:tcPr>
+          <w:p>
+            <w:pPr>
+              <w:pStyle w:val="Normal"/>
+              <w:spacing w:lineRule="auto" w:line="240" w:before="0" w:after="0"/>
+              <w:jc w:val="center"/>
+              <w:rPr>
+                <w:rFonts w:ascii="Calibri" w:hAnsi="Calibri" w:eastAsia="Times New Roman" w:cs="Calibri"/>
+                <w:color w:val="000000"/>
+                <w:kern w:val="0"/>
+                <w:lang w:val="en-US" w:bidi="gu-IN"/>
+                <w14:ligatures w14:val="none"/>
+              </w:rPr>
+            </w:pPr>
+            <w:r>
+              <w:rPr>
+                <w:rFonts w:eastAsia="Times New Roman" w:cs="Calibri"/>
+                <w:color w:val="000000"/>
+                <w:kern w:val="0"/>
+                <w:lang w:val="en-US" w:bidi="gu-IN"/>
+                <w14:ligatures w14:val="none"/>
+              </w:rPr>
+              <w:t> </w:t>
+            </w:r>
+          </w:p>
+        </w:tc>
+        <w:tc>
+          <w:tcPr>
             <w:tcW w:w="448" w:type="dxa"/>
             <w:tcBorders>
               <w:bottom w:val="single" w:sz="4" w:space="0" w:color="000000"/>
@@ -8721,7 +10345,7 @@
         </w:tc>
         <w:tc>
           <w:tcPr>
-            <w:tcW w:w="455" w:type="dxa"/>
+            <w:tcW w:w="449" w:type="dxa"/>
             <w:tcBorders>
               <w:bottom w:val="single" w:sz="4" w:space="0" w:color="000000"/>
               <w:end w:val="single" w:sz="4" w:space="0" w:color="000000"/>
@@ -8753,6 +10377,80 @@
             </w:r>
           </w:p>
         </w:tc>
+      </w:tr>
+      <w:tr>
+        <w:trPr>
+          <w:trHeight w:val="288" w:hRule="atLeast"/>
+        </w:trPr>
+        <w:tc>
+          <w:tcPr>
+            <w:tcW w:w="1853" w:type="dxa"/>
+            <w:tcBorders>
+              <w:start w:val="single" w:sz="4" w:space="0" w:color="000000"/>
+              <w:bottom w:val="single" w:sz="4" w:space="0" w:color="000000"/>
+              <w:end w:val="single" w:sz="4" w:space="0" w:color="000000"/>
+            </w:tcBorders>
+            <w:vAlign w:val="center"/>
+          </w:tcPr>
+          <w:p>
+            <w:pPr>
+              <w:pStyle w:val="Normal"/>
+              <w:spacing w:lineRule="auto" w:line="240" w:before="0" w:after="0"/>
+              <w:jc w:val="center"/>
+              <w:rPr>
+                <w:rFonts w:ascii="Calibri" w:hAnsi="Calibri" w:eastAsia="Times New Roman" w:cs="Calibri"/>
+                <w:color w:val="000000"/>
+                <w:kern w:val="0"/>
+                <w:lang w:val="en-US" w:bidi="gu-IN"/>
+                <w14:ligatures w14:val="none"/>
+              </w:rPr>
+            </w:pPr>
+            <w:r>
+              <w:rPr>
+                <w:rFonts w:eastAsia="Times New Roman" w:cs="Calibri"/>
+                <w:color w:val="000000"/>
+                <w:kern w:val="0"/>
+                <w:lang w:val="en-US" w:bidi="gu-IN"/>
+                <w14:ligatures w14:val="none"/>
+              </w:rPr>
+              <w:t>Testing &amp; Debugging</w:t>
+            </w:r>
+          </w:p>
+        </w:tc>
+        <w:tc>
+          <w:tcPr>
+            <w:tcW w:w="1035" w:type="dxa"/>
+            <w:tcBorders>
+              <w:bottom w:val="single" w:sz="4" w:space="0" w:color="000000"/>
+              <w:end w:val="single" w:sz="4" w:space="0" w:color="000000"/>
+            </w:tcBorders>
+            <w:vAlign w:val="center"/>
+          </w:tcPr>
+          <w:p>
+            <w:pPr>
+              <w:pStyle w:val="Normal"/>
+              <w:spacing w:lineRule="auto" w:line="240" w:before="0" w:after="0"/>
+              <w:jc w:val="center"/>
+              <w:rPr>
+                <w:rFonts w:ascii="Calibri" w:hAnsi="Calibri" w:eastAsia="Times New Roman" w:cs="Calibri"/>
+                <w:color w:val="000000"/>
+                <w:kern w:val="0"/>
+                <w:lang w:val="en-US" w:bidi="gu-IN"/>
+                <w14:ligatures w14:val="none"/>
+              </w:rPr>
+            </w:pPr>
+            <w:r>
+              <w:rPr>
+                <w:rFonts w:eastAsia="Times New Roman" w:cs="Calibri"/>
+                <w:color w:val="000000"/>
+                <w:kern w:val="0"/>
+                <w:lang w:val="en-US" w:bidi="gu-IN"/>
+                <w14:ligatures w14:val="none"/>
+              </w:rPr>
+              <w:t>2</w:t>
+            </w:r>
+          </w:p>
+        </w:tc>
         <w:tc>
           <w:tcPr>
             <w:tcW w:w="449" w:type="dxa"/>
@@ -8789,6 +10487,108 @@
         </w:tc>
         <w:tc>
           <w:tcPr>
+            <w:tcW w:w="449" w:type="dxa"/>
+            <w:tcBorders>
+              <w:bottom w:val="single" w:sz="4" w:space="0" w:color="000000"/>
+              <w:end w:val="single" w:sz="4" w:space="0" w:color="000000"/>
+            </w:tcBorders>
+            <w:vAlign w:val="center"/>
+          </w:tcPr>
+          <w:p>
+            <w:pPr>
+              <w:pStyle w:val="Normal"/>
+              <w:spacing w:lineRule="auto" w:line="240" w:before="0" w:after="0"/>
+              <w:jc w:val="center"/>
+              <w:rPr>
+                <w:rFonts w:ascii="Calibri" w:hAnsi="Calibri" w:eastAsia="Times New Roman" w:cs="Calibri"/>
+                <w:color w:val="000000"/>
+                <w:kern w:val="0"/>
+                <w:lang w:val="en-US" w:bidi="gu-IN"/>
+                <w14:ligatures w14:val="none"/>
+              </w:rPr>
+            </w:pPr>
+            <w:r>
+              <w:rPr>
+                <w:rFonts w:eastAsia="Times New Roman" w:cs="Calibri"/>
+                <w:color w:val="000000"/>
+                <w:kern w:val="0"/>
+                <w:lang w:val="en-US" w:bidi="gu-IN"/>
+                <w14:ligatures w14:val="none"/>
+              </w:rPr>
+              <w:t> </w:t>
+            </w:r>
+          </w:p>
+        </w:tc>
+        <w:tc>
+          <w:tcPr>
+            <w:tcW w:w="440" w:type="dxa"/>
+            <w:tcBorders>
+              <w:bottom w:val="single" w:sz="4" w:space="0" w:color="000000"/>
+              <w:end w:val="single" w:sz="4" w:space="0" w:color="000000"/>
+            </w:tcBorders>
+            <w:vAlign w:val="center"/>
+          </w:tcPr>
+          <w:p>
+            <w:pPr>
+              <w:pStyle w:val="Normal"/>
+              <w:spacing w:lineRule="auto" w:line="240" w:before="0" w:after="0"/>
+              <w:jc w:val="center"/>
+              <w:rPr>
+                <w:rFonts w:ascii="Calibri" w:hAnsi="Calibri" w:eastAsia="Times New Roman" w:cs="Calibri"/>
+                <w:color w:val="000000"/>
+                <w:kern w:val="0"/>
+                <w:lang w:val="en-US" w:bidi="gu-IN"/>
+                <w14:ligatures w14:val="none"/>
+              </w:rPr>
+            </w:pPr>
+            <w:r>
+              <w:rPr>
+                <w:rFonts w:eastAsia="Times New Roman" w:cs="Calibri"/>
+                <w:color w:val="000000"/>
+                <w:kern w:val="0"/>
+                <w:lang w:val="en-US" w:bidi="gu-IN"/>
+                <w14:ligatures w14:val="none"/>
+              </w:rPr>
+              <w:t> </w:t>
+            </w:r>
+          </w:p>
+        </w:tc>
+        <w:tc>
+          <w:tcPr>
+            <w:tcW w:w="449" w:type="dxa"/>
+            <w:tcBorders>
+              <w:bottom w:val="single" w:sz="4" w:space="0" w:color="000000"/>
+              <w:end w:val="single" w:sz="4" w:space="0" w:color="000000"/>
+            </w:tcBorders>
+            <w:vAlign w:val="center"/>
+          </w:tcPr>
+          <w:p>
+            <w:pPr>
+              <w:pStyle w:val="Normal"/>
+              <w:spacing w:lineRule="auto" w:line="240" w:before="0" w:after="0"/>
+              <w:jc w:val="center"/>
+              <w:rPr>
+                <w:rFonts w:ascii="Calibri" w:hAnsi="Calibri" w:eastAsia="Times New Roman" w:cs="Calibri"/>
+                <w:color w:val="000000"/>
+                <w:kern w:val="0"/>
+                <w:lang w:val="en-US" w:bidi="gu-IN"/>
+                <w14:ligatures w14:val="none"/>
+              </w:rPr>
+            </w:pPr>
+            <w:r>
+              <w:rPr>
+                <w:rFonts w:eastAsia="Times New Roman" w:cs="Calibri"/>
+                <w:color w:val="000000"/>
+                <w:kern w:val="0"/>
+                <w:lang w:val="en-US" w:bidi="gu-IN"/>
+                <w14:ligatures w14:val="none"/>
+              </w:rPr>
+              <w:t> </w:t>
+            </w:r>
+          </w:p>
+        </w:tc>
+        <w:tc>
+          <w:tcPr>
             <w:tcW w:w="448" w:type="dxa"/>
             <w:tcBorders>
               <w:bottom w:val="single" w:sz="4" w:space="0" w:color="000000"/>
@@ -8823,6 +10623,74 @@
         </w:tc>
         <w:tc>
           <w:tcPr>
+            <w:tcW w:w="456" w:type="dxa"/>
+            <w:tcBorders>
+              <w:bottom w:val="single" w:sz="4" w:space="0" w:color="000000"/>
+              <w:end w:val="single" w:sz="4" w:space="0" w:color="000000"/>
+            </w:tcBorders>
+            <w:vAlign w:val="center"/>
+          </w:tcPr>
+          <w:p>
+            <w:pPr>
+              <w:pStyle w:val="Normal"/>
+              <w:spacing w:lineRule="auto" w:line="240" w:before="0" w:after="0"/>
+              <w:jc w:val="center"/>
+              <w:rPr>
+                <w:rFonts w:ascii="Calibri" w:hAnsi="Calibri" w:eastAsia="Times New Roman" w:cs="Calibri"/>
+                <w:color w:val="000000"/>
+                <w:kern w:val="0"/>
+                <w:lang w:val="en-US" w:bidi="gu-IN"/>
+                <w14:ligatures w14:val="none"/>
+              </w:rPr>
+            </w:pPr>
+            <w:r>
+              <w:rPr>
+                <w:rFonts w:eastAsia="Times New Roman" w:cs="Calibri"/>
+                <w:color w:val="000000"/>
+                <w:kern w:val="0"/>
+                <w:lang w:val="en-US" w:bidi="gu-IN"/>
+                <w14:ligatures w14:val="none"/>
+              </w:rPr>
+              <w:t> </w:t>
+            </w:r>
+          </w:p>
+        </w:tc>
+        <w:tc>
+          <w:tcPr>
+            <w:tcW w:w="449" w:type="dxa"/>
+            <w:tcBorders>
+              <w:bottom w:val="single" w:sz="4" w:space="0" w:color="000000"/>
+              <w:end w:val="single" w:sz="4" w:space="0" w:color="000000"/>
+            </w:tcBorders>
+            <w:vAlign w:val="center"/>
+          </w:tcPr>
+          <w:p>
+            <w:pPr>
+              <w:pStyle w:val="Normal"/>
+              <w:spacing w:lineRule="auto" w:line="240" w:before="0" w:after="0"/>
+              <w:jc w:val="center"/>
+              <w:rPr>
+                <w:rFonts w:ascii="Calibri" w:hAnsi="Calibri" w:eastAsia="Times New Roman" w:cs="Calibri"/>
+                <w:color w:val="000000"/>
+                <w:kern w:val="0"/>
+                <w:lang w:val="en-US" w:bidi="gu-IN"/>
+                <w14:ligatures w14:val="none"/>
+              </w:rPr>
+            </w:pPr>
+            <w:r>
+              <w:rPr>
+                <w:rFonts w:eastAsia="Times New Roman" w:cs="Calibri"/>
+                <w:color w:val="000000"/>
+                <w:kern w:val="0"/>
+                <w:lang w:val="en-US" w:bidi="gu-IN"/>
+                <w14:ligatures w14:val="none"/>
+              </w:rPr>
+              <w:t> </w:t>
+            </w:r>
+          </w:p>
+        </w:tc>
+        <w:tc>
+          <w:tcPr>
             <w:tcW w:w="448" w:type="dxa"/>
             <w:tcBorders>
               <w:bottom w:val="single" w:sz="4" w:space="0" w:color="000000"/>
@@ -8857,7 +10725,7 @@
         </w:tc>
         <w:tc>
           <w:tcPr>
-            <w:tcW w:w="442" w:type="dxa"/>
+            <w:tcW w:w="448" w:type="dxa"/>
             <w:tcBorders>
               <w:bottom w:val="single" w:sz="4" w:space="0" w:color="000000"/>
               <w:end w:val="single" w:sz="4" w:space="0" w:color="000000"/>
@@ -8891,6 +10759,40 @@
         </w:tc>
         <w:tc>
           <w:tcPr>
+            <w:tcW w:w="441" w:type="dxa"/>
+            <w:tcBorders>
+              <w:bottom w:val="single" w:sz="4" w:space="0" w:color="000000"/>
+              <w:end w:val="single" w:sz="4" w:space="0" w:color="000000"/>
+            </w:tcBorders>
+            <w:vAlign w:val="center"/>
+          </w:tcPr>
+          <w:p>
+            <w:pPr>
+              <w:pStyle w:val="Normal"/>
+              <w:spacing w:lineRule="auto" w:line="240" w:before="0" w:after="0"/>
+              <w:jc w:val="center"/>
+              <w:rPr>
+                <w:rFonts w:ascii="Calibri" w:hAnsi="Calibri" w:eastAsia="Times New Roman" w:cs="Calibri"/>
+                <w:color w:val="000000"/>
+                <w:kern w:val="0"/>
+                <w:lang w:val="en-US" w:bidi="gu-IN"/>
+                <w14:ligatures w14:val="none"/>
+              </w:rPr>
+            </w:pPr>
+            <w:r>
+              <w:rPr>
+                <w:rFonts w:eastAsia="Times New Roman" w:cs="Calibri"/>
+                <w:color w:val="000000"/>
+                <w:kern w:val="0"/>
+                <w:lang w:val="en-US" w:bidi="gu-IN"/>
+                <w14:ligatures w14:val="none"/>
+              </w:rPr>
+              <w:t> </w:t>
+            </w:r>
+          </w:p>
+        </w:tc>
+        <w:tc>
+          <w:tcPr>
             <w:tcW w:w="449" w:type="dxa"/>
             <w:tcBorders>
               <w:bottom w:val="single" w:sz="4" w:space="0" w:color="000000"/>
@@ -8926,386 +10828,6 @@
         <w:tc>
           <w:tcPr>
             <w:tcW w:w="449" w:type="dxa"/>
-            <w:tcBorders>
-              <w:bottom w:val="single" w:sz="4" w:space="0" w:color="000000"/>
-              <w:end w:val="single" w:sz="4" w:space="0" w:color="000000"/>
-            </w:tcBorders>
-            <w:vAlign w:val="center"/>
-          </w:tcPr>
-          <w:p>
-            <w:pPr>
-              <w:pStyle w:val="Normal"/>
-              <w:spacing w:lineRule="auto" w:line="240" w:before="0" w:after="0"/>
-              <w:jc w:val="center"/>
-              <w:rPr>
-                <w:rFonts w:ascii="Calibri" w:hAnsi="Calibri" w:eastAsia="Times New Roman" w:cs="Calibri"/>
-                <w:color w:val="000000"/>
-                <w:kern w:val="0"/>
-                <w:lang w:val="en-US" w:bidi="gu-IN"/>
-                <w14:ligatures w14:val="none"/>
-              </w:rPr>
-            </w:pPr>
-            <w:r>
-              <w:rPr>
-                <w:rFonts w:eastAsia="Times New Roman" w:cs="Calibri"/>
-                <w:color w:val="000000"/>
-                <w:kern w:val="0"/>
-                <w:lang w:val="en-US" w:bidi="gu-IN"/>
-                <w14:ligatures w14:val="none"/>
-              </w:rPr>
-              <w:t> </w:t>
-            </w:r>
-          </w:p>
-        </w:tc>
-        <w:tc>
-          <w:tcPr>
-            <w:tcW w:w="454" w:type="dxa"/>
-            <w:tcBorders>
-              <w:bottom w:val="single" w:sz="4" w:space="0" w:color="000000"/>
-              <w:end w:val="single" w:sz="4" w:space="0" w:color="000000"/>
-            </w:tcBorders>
-            <w:vAlign w:val="center"/>
-          </w:tcPr>
-          <w:p>
-            <w:pPr>
-              <w:pStyle w:val="Normal"/>
-              <w:spacing w:lineRule="auto" w:line="240" w:before="0" w:after="0"/>
-              <w:jc w:val="center"/>
-              <w:rPr>
-                <w:rFonts w:ascii="Calibri" w:hAnsi="Calibri" w:eastAsia="Times New Roman" w:cs="Calibri"/>
-                <w:color w:val="000000"/>
-                <w:kern w:val="0"/>
-                <w:lang w:val="en-US" w:bidi="gu-IN"/>
-                <w14:ligatures w14:val="none"/>
-              </w:rPr>
-            </w:pPr>
-            <w:r>
-              <w:rPr>
-                <w:rFonts w:eastAsia="Times New Roman" w:cs="Calibri"/>
-                <w:color w:val="000000"/>
-                <w:kern w:val="0"/>
-                <w:lang w:val="en-US" w:bidi="gu-IN"/>
-                <w14:ligatures w14:val="none"/>
-              </w:rPr>
-              <w:t> </w:t>
-            </w:r>
-          </w:p>
-        </w:tc>
-        <w:tc>
-          <w:tcPr>
-            <w:tcW w:w="449" w:type="dxa"/>
-            <w:tcBorders>
-              <w:bottom w:val="single" w:sz="4" w:space="0" w:color="000000"/>
-              <w:end w:val="single" w:sz="4" w:space="0" w:color="000000"/>
-            </w:tcBorders>
-            <w:vAlign w:val="center"/>
-          </w:tcPr>
-          <w:p>
-            <w:pPr>
-              <w:pStyle w:val="Normal"/>
-              <w:spacing w:lineRule="auto" w:line="240" w:before="0" w:after="0"/>
-              <w:jc w:val="center"/>
-              <w:rPr>
-                <w:rFonts w:ascii="Calibri" w:hAnsi="Calibri" w:eastAsia="Times New Roman" w:cs="Calibri"/>
-                <w:color w:val="000000"/>
-                <w:kern w:val="0"/>
-                <w:lang w:val="en-US" w:bidi="gu-IN"/>
-                <w14:ligatures w14:val="none"/>
-              </w:rPr>
-            </w:pPr>
-            <w:r>
-              <w:rPr>
-                <w:rFonts w:eastAsia="Times New Roman" w:cs="Calibri"/>
-                <w:color w:val="000000"/>
-                <w:kern w:val="0"/>
-                <w:lang w:val="en-US" w:bidi="gu-IN"/>
-                <w14:ligatures w14:val="none"/>
-              </w:rPr>
-              <w:t> </w:t>
-            </w:r>
-          </w:p>
-        </w:tc>
-        <w:tc>
-          <w:tcPr>
-            <w:tcW w:w="448" w:type="dxa"/>
-            <w:tcBorders>
-              <w:bottom w:val="single" w:sz="4" w:space="0" w:color="000000"/>
-              <w:end w:val="single" w:sz="4" w:space="0" w:color="000000"/>
-            </w:tcBorders>
-            <w:vAlign w:val="center"/>
-          </w:tcPr>
-          <w:p>
-            <w:pPr>
-              <w:pStyle w:val="Normal"/>
-              <w:spacing w:lineRule="auto" w:line="240" w:before="0" w:after="0"/>
-              <w:jc w:val="center"/>
-              <w:rPr>
-                <w:rFonts w:ascii="Calibri" w:hAnsi="Calibri" w:eastAsia="Times New Roman" w:cs="Calibri"/>
-                <w:color w:val="000000"/>
-                <w:kern w:val="0"/>
-                <w:lang w:val="en-US" w:bidi="gu-IN"/>
-                <w14:ligatures w14:val="none"/>
-              </w:rPr>
-            </w:pPr>
-            <w:r>
-              <w:rPr>
-                <w:rFonts w:eastAsia="Times New Roman" w:cs="Calibri"/>
-                <w:color w:val="000000"/>
-                <w:kern w:val="0"/>
-                <w:lang w:val="en-US" w:bidi="gu-IN"/>
-                <w14:ligatures w14:val="none"/>
-              </w:rPr>
-              <w:t> </w:t>
-            </w:r>
-          </w:p>
-        </w:tc>
-        <w:tc>
-          <w:tcPr>
-            <w:tcW w:w="449" w:type="dxa"/>
-            <w:tcBorders>
-              <w:bottom w:val="single" w:sz="4" w:space="0" w:color="000000"/>
-              <w:end w:val="single" w:sz="4" w:space="0" w:color="000000"/>
-            </w:tcBorders>
-            <w:vAlign w:val="center"/>
-          </w:tcPr>
-          <w:p>
-            <w:pPr>
-              <w:pStyle w:val="Normal"/>
-              <w:spacing w:lineRule="auto" w:line="240" w:before="0" w:after="0"/>
-              <w:jc w:val="center"/>
-              <w:rPr>
-                <w:rFonts w:ascii="Calibri" w:hAnsi="Calibri" w:eastAsia="Times New Roman" w:cs="Calibri"/>
-                <w:color w:val="000000"/>
-                <w:kern w:val="0"/>
-                <w:lang w:val="en-US" w:bidi="gu-IN"/>
-                <w14:ligatures w14:val="none"/>
-              </w:rPr>
-            </w:pPr>
-            <w:r>
-              <w:rPr>
-                <w:rFonts w:eastAsia="Times New Roman" w:cs="Calibri"/>
-                <w:color w:val="000000"/>
-                <w:kern w:val="0"/>
-                <w:lang w:val="en-US" w:bidi="gu-IN"/>
-                <w14:ligatures w14:val="none"/>
-              </w:rPr>
-              <w:t> </w:t>
-            </w:r>
-          </w:p>
-        </w:tc>
-      </w:tr>
-      <w:tr>
-        <w:trPr>
-          <w:trHeight w:val="288" w:hRule="atLeast"/>
-        </w:trPr>
-        <w:tc>
-          <w:tcPr>
-            <w:tcW w:w="1854" w:type="dxa"/>
-            <w:tcBorders>
-              <w:start w:val="single" w:sz="4" w:space="0" w:color="000000"/>
-              <w:bottom w:val="single" w:sz="4" w:space="0" w:color="000000"/>
-              <w:end w:val="single" w:sz="4" w:space="0" w:color="000000"/>
-            </w:tcBorders>
-            <w:vAlign w:val="center"/>
-          </w:tcPr>
-          <w:p>
-            <w:pPr>
-              <w:pStyle w:val="Normal"/>
-              <w:spacing w:lineRule="auto" w:line="240" w:before="0" w:after="0"/>
-              <w:jc w:val="center"/>
-              <w:rPr>
-                <w:rFonts w:ascii="Calibri" w:hAnsi="Calibri" w:eastAsia="Times New Roman" w:cs="Calibri"/>
-                <w:color w:val="000000"/>
-                <w:kern w:val="0"/>
-                <w:lang w:val="en-US" w:bidi="gu-IN"/>
-                <w14:ligatures w14:val="none"/>
-              </w:rPr>
-            </w:pPr>
-            <w:r>
-              <w:rPr>
-                <w:rFonts w:eastAsia="Times New Roman" w:cs="Calibri"/>
-                <w:color w:val="000000"/>
-                <w:kern w:val="0"/>
-                <w:lang w:val="en-US" w:bidi="gu-IN"/>
-                <w14:ligatures w14:val="none"/>
-              </w:rPr>
-              <w:t>Database Design &amp; Setup</w:t>
-            </w:r>
-          </w:p>
-        </w:tc>
-        <w:tc>
-          <w:tcPr>
-            <w:tcW w:w="1034" w:type="dxa"/>
-            <w:tcBorders>
-              <w:bottom w:val="single" w:sz="4" w:space="0" w:color="000000"/>
-              <w:end w:val="single" w:sz="4" w:space="0" w:color="000000"/>
-            </w:tcBorders>
-            <w:vAlign w:val="center"/>
-          </w:tcPr>
-          <w:p>
-            <w:pPr>
-              <w:pStyle w:val="Normal"/>
-              <w:spacing w:lineRule="auto" w:line="240" w:before="0" w:after="0"/>
-              <w:jc w:val="center"/>
-              <w:rPr>
-                <w:rFonts w:ascii="Calibri" w:hAnsi="Calibri" w:eastAsia="Times New Roman" w:cs="Calibri"/>
-                <w:color w:val="000000"/>
-                <w:kern w:val="0"/>
-                <w:lang w:val="en-US" w:bidi="gu-IN"/>
-                <w14:ligatures w14:val="none"/>
-              </w:rPr>
-            </w:pPr>
-            <w:r>
-              <w:rPr>
-                <w:rFonts w:eastAsia="Times New Roman" w:cs="Calibri"/>
-                <w:color w:val="000000"/>
-                <w:kern w:val="0"/>
-                <w:lang w:val="en-US" w:bidi="gu-IN"/>
-                <w14:ligatures w14:val="none"/>
-              </w:rPr>
-              <w:t>3</w:t>
-            </w:r>
-          </w:p>
-        </w:tc>
-        <w:tc>
-          <w:tcPr>
-            <w:tcW w:w="449" w:type="dxa"/>
-            <w:tcBorders>
-              <w:bottom w:val="single" w:sz="4" w:space="0" w:color="000000"/>
-              <w:end w:val="single" w:sz="4" w:space="0" w:color="000000"/>
-            </w:tcBorders>
-            <w:vAlign w:val="center"/>
-          </w:tcPr>
-          <w:p>
-            <w:pPr>
-              <w:pStyle w:val="Normal"/>
-              <w:spacing w:lineRule="auto" w:line="240" w:before="0" w:after="0"/>
-              <w:jc w:val="center"/>
-              <w:rPr>
-                <w:rFonts w:ascii="Calibri" w:hAnsi="Calibri" w:eastAsia="Times New Roman" w:cs="Calibri"/>
-                <w:color w:val="000000"/>
-                <w:kern w:val="0"/>
-                <w:lang w:val="en-US" w:bidi="gu-IN"/>
-                <w14:ligatures w14:val="none"/>
-              </w:rPr>
-            </w:pPr>
-            <w:r>
-              <w:rPr>
-                <w:rFonts w:eastAsia="Times New Roman" w:cs="Calibri"/>
-                <w:color w:val="000000"/>
-                <w:kern w:val="0"/>
-                <w:lang w:val="en-US" w:bidi="gu-IN"/>
-                <w14:ligatures w14:val="none"/>
-              </w:rPr>
-              <w:t> </w:t>
-            </w:r>
-          </w:p>
-        </w:tc>
-        <w:tc>
-          <w:tcPr>
-            <w:tcW w:w="449" w:type="dxa"/>
-            <w:tcBorders>
-              <w:bottom w:val="single" w:sz="4" w:space="0" w:color="000000"/>
-              <w:end w:val="single" w:sz="4" w:space="0" w:color="000000"/>
-            </w:tcBorders>
-            <w:vAlign w:val="center"/>
-          </w:tcPr>
-          <w:p>
-            <w:pPr>
-              <w:pStyle w:val="Normal"/>
-              <w:spacing w:lineRule="auto" w:line="240" w:before="0" w:after="0"/>
-              <w:jc w:val="center"/>
-              <w:rPr>
-                <w:rFonts w:ascii="Calibri" w:hAnsi="Calibri" w:eastAsia="Times New Roman" w:cs="Calibri"/>
-                <w:color w:val="000000"/>
-                <w:kern w:val="0"/>
-                <w:lang w:val="en-US" w:bidi="gu-IN"/>
-                <w14:ligatures w14:val="none"/>
-              </w:rPr>
-            </w:pPr>
-            <w:r>
-              <w:rPr>
-                <w:rFonts w:eastAsia="Times New Roman" w:cs="Calibri"/>
-                <w:color w:val="000000"/>
-                <w:kern w:val="0"/>
-                <w:lang w:val="en-US" w:bidi="gu-IN"/>
-                <w14:ligatures w14:val="none"/>
-              </w:rPr>
-              <w:t> </w:t>
-            </w:r>
-          </w:p>
-        </w:tc>
-        <w:tc>
-          <w:tcPr>
-            <w:tcW w:w="441" w:type="dxa"/>
-            <w:tcBorders>
-              <w:bottom w:val="single" w:sz="4" w:space="0" w:color="000000"/>
-              <w:end w:val="single" w:sz="4" w:space="0" w:color="000000"/>
-            </w:tcBorders>
-            <w:vAlign w:val="center"/>
-          </w:tcPr>
-          <w:p>
-            <w:pPr>
-              <w:pStyle w:val="Normal"/>
-              <w:spacing w:lineRule="auto" w:line="240" w:before="0" w:after="0"/>
-              <w:jc w:val="center"/>
-              <w:rPr>
-                <w:rFonts w:ascii="Calibri" w:hAnsi="Calibri" w:eastAsia="Times New Roman" w:cs="Calibri"/>
-                <w:color w:val="000000"/>
-                <w:kern w:val="0"/>
-                <w:lang w:val="en-US" w:bidi="gu-IN"/>
-                <w14:ligatures w14:val="none"/>
-              </w:rPr>
-            </w:pPr>
-            <w:r>
-              <w:rPr>
-                <w:rFonts w:eastAsia="Times New Roman" w:cs="Calibri"/>
-                <w:color w:val="000000"/>
-                <w:kern w:val="0"/>
-                <w:lang w:val="en-US" w:bidi="gu-IN"/>
-                <w14:ligatures w14:val="none"/>
-              </w:rPr>
-              <w:t> </w:t>
-            </w:r>
-          </w:p>
-        </w:tc>
-        <w:tc>
-          <w:tcPr>
-            <w:tcW w:w="449" w:type="dxa"/>
-            <w:tcBorders>
-              <w:bottom w:val="single" w:sz="4" w:space="0" w:color="000000"/>
-              <w:end w:val="single" w:sz="4" w:space="0" w:color="000000"/>
-            </w:tcBorders>
-            <w:vAlign w:val="center"/>
-          </w:tcPr>
-          <w:p>
-            <w:pPr>
-              <w:pStyle w:val="Normal"/>
-              <w:spacing w:lineRule="auto" w:line="240" w:before="0" w:after="0"/>
-              <w:jc w:val="center"/>
-              <w:rPr>
-                <w:rFonts w:ascii="Calibri" w:hAnsi="Calibri" w:eastAsia="Times New Roman" w:cs="Calibri"/>
-                <w:color w:val="000000"/>
-                <w:kern w:val="0"/>
-                <w:lang w:val="en-US" w:bidi="gu-IN"/>
-                <w14:ligatures w14:val="none"/>
-              </w:rPr>
-            </w:pPr>
-            <w:r>
-              <w:rPr>
-                <w:rFonts w:eastAsia="Times New Roman" w:cs="Calibri"/>
-                <w:color w:val="000000"/>
-                <w:kern w:val="0"/>
-                <w:lang w:val="en-US" w:bidi="gu-IN"/>
-                <w14:ligatures w14:val="none"/>
-              </w:rPr>
-              <w:t> </w:t>
-            </w:r>
-          </w:p>
-        </w:tc>
-        <w:tc>
-          <w:tcPr>
-            <w:tcW w:w="448" w:type="dxa"/>
             <w:tcBorders>
               <w:bottom w:val="single" w:sz="4" w:space="0" w:color="000000"/>
               <w:end w:val="single" w:sz="4" w:space="0" w:color="000000"/>
@@ -9380,7 +10902,6 @@
               <w:bottom w:val="single" w:sz="4" w:space="0" w:color="000000"/>
               <w:end w:val="single" w:sz="4" w:space="0" w:color="000000"/>
             </w:tcBorders>
-            <w:shd w:color="000000" w:fill="305496" w:val="clear"/>
             <w:vAlign w:val="center"/>
           </w:tcPr>
           <w:p>
@@ -9444,6 +10965,250 @@
         </w:tc>
         <w:tc>
           <w:tcPr>
+            <w:tcW w:w="449" w:type="dxa"/>
+            <w:tcBorders>
+              <w:bottom w:val="single" w:sz="4" w:space="0" w:color="000000"/>
+              <w:end w:val="single" w:sz="4" w:space="0" w:color="000000"/>
+            </w:tcBorders>
+            <w:vAlign w:val="center"/>
+          </w:tcPr>
+          <w:p>
+            <w:pPr>
+              <w:pStyle w:val="Normal"/>
+              <w:spacing w:lineRule="auto" w:line="240" w:before="0" w:after="0"/>
+              <w:jc w:val="center"/>
+              <w:rPr>
+                <w:rFonts w:ascii="Calibri" w:hAnsi="Calibri" w:eastAsia="Times New Roman" w:cs="Calibri"/>
+                <w:color w:val="000000"/>
+                <w:kern w:val="0"/>
+                <w:lang w:val="en-US" w:bidi="gu-IN"/>
+                <w14:ligatures w14:val="none"/>
+              </w:rPr>
+            </w:pPr>
+            <w:r>
+              <w:rPr>
+                <w:rFonts w:eastAsia="Times New Roman" w:cs="Calibri"/>
+                <w:color w:val="000000"/>
+                <w:kern w:val="0"/>
+                <w:lang w:val="en-US" w:bidi="gu-IN"/>
+                <w14:ligatures w14:val="none"/>
+              </w:rPr>
+              <w:t> </w:t>
+            </w:r>
+          </w:p>
+        </w:tc>
+      </w:tr>
+      <w:tr>
+        <w:trPr>
+          <w:trHeight w:val="288" w:hRule="atLeast"/>
+        </w:trPr>
+        <w:tc>
+          <w:tcPr>
+            <w:tcW w:w="1853" w:type="dxa"/>
+            <w:tcBorders>
+              <w:start w:val="single" w:sz="4" w:space="0" w:color="000000"/>
+              <w:bottom w:val="single" w:sz="4" w:space="0" w:color="000000"/>
+              <w:end w:val="single" w:sz="4" w:space="0" w:color="000000"/>
+            </w:tcBorders>
+            <w:vAlign w:val="center"/>
+          </w:tcPr>
+          <w:p>
+            <w:pPr>
+              <w:pStyle w:val="Normal"/>
+              <w:spacing w:lineRule="auto" w:line="240" w:before="0" w:after="0"/>
+              <w:jc w:val="center"/>
+              <w:rPr>
+                <w:rFonts w:ascii="Calibri" w:hAnsi="Calibri" w:eastAsia="Times New Roman" w:cs="Calibri"/>
+                <w:color w:val="000000"/>
+                <w:kern w:val="0"/>
+                <w:lang w:val="en-US" w:bidi="gu-IN"/>
+                <w14:ligatures w14:val="none"/>
+              </w:rPr>
+            </w:pPr>
+            <w:r>
+              <w:rPr>
+                <w:rFonts w:eastAsia="Times New Roman" w:cs="Calibri"/>
+                <w:color w:val="000000"/>
+                <w:kern w:val="0"/>
+                <w:lang w:val="en-US" w:bidi="gu-IN"/>
+                <w14:ligatures w14:val="none"/>
+              </w:rPr>
+              <w:t>Deployment &amp; Documentation</w:t>
+            </w:r>
+          </w:p>
+        </w:tc>
+        <w:tc>
+          <w:tcPr>
+            <w:tcW w:w="1035" w:type="dxa"/>
+            <w:tcBorders>
+              <w:bottom w:val="single" w:sz="4" w:space="0" w:color="000000"/>
+              <w:end w:val="single" w:sz="4" w:space="0" w:color="000000"/>
+            </w:tcBorders>
+            <w:vAlign w:val="center"/>
+          </w:tcPr>
+          <w:p>
+            <w:pPr>
+              <w:pStyle w:val="Normal"/>
+              <w:spacing w:lineRule="auto" w:line="240" w:before="0" w:after="0"/>
+              <w:jc w:val="center"/>
+              <w:rPr>
+                <w:rFonts w:ascii="Calibri" w:hAnsi="Calibri" w:eastAsia="Times New Roman" w:cs="Calibri"/>
+                <w:color w:val="000000"/>
+                <w:kern w:val="0"/>
+                <w:lang w:val="en-US" w:bidi="gu-IN"/>
+                <w14:ligatures w14:val="none"/>
+              </w:rPr>
+            </w:pPr>
+            <w:r>
+              <w:rPr>
+                <w:rFonts w:eastAsia="Times New Roman" w:cs="Calibri"/>
+                <w:color w:val="000000"/>
+                <w:kern w:val="0"/>
+                <w:lang w:val="en-US" w:bidi="gu-IN"/>
+                <w14:ligatures w14:val="none"/>
+              </w:rPr>
+              <w:t>2</w:t>
+            </w:r>
+          </w:p>
+        </w:tc>
+        <w:tc>
+          <w:tcPr>
+            <w:tcW w:w="449" w:type="dxa"/>
+            <w:tcBorders>
+              <w:bottom w:val="single" w:sz="4" w:space="0" w:color="000000"/>
+              <w:end w:val="single" w:sz="4" w:space="0" w:color="000000"/>
+            </w:tcBorders>
+            <w:vAlign w:val="center"/>
+          </w:tcPr>
+          <w:p>
+            <w:pPr>
+              <w:pStyle w:val="Normal"/>
+              <w:spacing w:lineRule="auto" w:line="240" w:before="0" w:after="0"/>
+              <w:jc w:val="center"/>
+              <w:rPr>
+                <w:rFonts w:ascii="Calibri" w:hAnsi="Calibri" w:eastAsia="Times New Roman" w:cs="Calibri"/>
+                <w:color w:val="000000"/>
+                <w:kern w:val="0"/>
+                <w:lang w:val="en-US" w:bidi="gu-IN"/>
+                <w14:ligatures w14:val="none"/>
+              </w:rPr>
+            </w:pPr>
+            <w:r>
+              <w:rPr>
+                <w:rFonts w:eastAsia="Times New Roman" w:cs="Calibri"/>
+                <w:color w:val="000000"/>
+                <w:kern w:val="0"/>
+                <w:lang w:val="en-US" w:bidi="gu-IN"/>
+                <w14:ligatures w14:val="none"/>
+              </w:rPr>
+              <w:t> </w:t>
+            </w:r>
+          </w:p>
+        </w:tc>
+        <w:tc>
+          <w:tcPr>
+            <w:tcW w:w="449" w:type="dxa"/>
+            <w:tcBorders>
+              <w:bottom w:val="single" w:sz="4" w:space="0" w:color="000000"/>
+              <w:end w:val="single" w:sz="4" w:space="0" w:color="000000"/>
+            </w:tcBorders>
+            <w:vAlign w:val="center"/>
+          </w:tcPr>
+          <w:p>
+            <w:pPr>
+              <w:pStyle w:val="Normal"/>
+              <w:spacing w:lineRule="auto" w:line="240" w:before="0" w:after="0"/>
+              <w:jc w:val="center"/>
+              <w:rPr>
+                <w:rFonts w:ascii="Calibri" w:hAnsi="Calibri" w:eastAsia="Times New Roman" w:cs="Calibri"/>
+                <w:color w:val="000000"/>
+                <w:kern w:val="0"/>
+                <w:lang w:val="en-US" w:bidi="gu-IN"/>
+                <w14:ligatures w14:val="none"/>
+              </w:rPr>
+            </w:pPr>
+            <w:r>
+              <w:rPr>
+                <w:rFonts w:eastAsia="Times New Roman" w:cs="Calibri"/>
+                <w:color w:val="000000"/>
+                <w:kern w:val="0"/>
+                <w:lang w:val="en-US" w:bidi="gu-IN"/>
+                <w14:ligatures w14:val="none"/>
+              </w:rPr>
+              <w:t> </w:t>
+            </w:r>
+          </w:p>
+        </w:tc>
+        <w:tc>
+          <w:tcPr>
+            <w:tcW w:w="440" w:type="dxa"/>
+            <w:tcBorders>
+              <w:bottom w:val="single" w:sz="4" w:space="0" w:color="000000"/>
+              <w:end w:val="single" w:sz="4" w:space="0" w:color="000000"/>
+            </w:tcBorders>
+            <w:vAlign w:val="center"/>
+          </w:tcPr>
+          <w:p>
+            <w:pPr>
+              <w:pStyle w:val="Normal"/>
+              <w:spacing w:lineRule="auto" w:line="240" w:before="0" w:after="0"/>
+              <w:jc w:val="center"/>
+              <w:rPr>
+                <w:rFonts w:ascii="Calibri" w:hAnsi="Calibri" w:eastAsia="Times New Roman" w:cs="Calibri"/>
+                <w:color w:val="000000"/>
+                <w:kern w:val="0"/>
+                <w:lang w:val="en-US" w:bidi="gu-IN"/>
+                <w14:ligatures w14:val="none"/>
+              </w:rPr>
+            </w:pPr>
+            <w:r>
+              <w:rPr>
+                <w:rFonts w:eastAsia="Times New Roman" w:cs="Calibri"/>
+                <w:color w:val="000000"/>
+                <w:kern w:val="0"/>
+                <w:lang w:val="en-US" w:bidi="gu-IN"/>
+                <w14:ligatures w14:val="none"/>
+              </w:rPr>
+              <w:t> </w:t>
+            </w:r>
+          </w:p>
+        </w:tc>
+        <w:tc>
+          <w:tcPr>
+            <w:tcW w:w="449" w:type="dxa"/>
+            <w:tcBorders>
+              <w:bottom w:val="single" w:sz="4" w:space="0" w:color="000000"/>
+              <w:end w:val="single" w:sz="4" w:space="0" w:color="000000"/>
+            </w:tcBorders>
+            <w:vAlign w:val="center"/>
+          </w:tcPr>
+          <w:p>
+            <w:pPr>
+              <w:pStyle w:val="Normal"/>
+              <w:spacing w:lineRule="auto" w:line="240" w:before="0" w:after="0"/>
+              <w:jc w:val="center"/>
+              <w:rPr>
+                <w:rFonts w:ascii="Calibri" w:hAnsi="Calibri" w:eastAsia="Times New Roman" w:cs="Calibri"/>
+                <w:color w:val="000000"/>
+                <w:kern w:val="0"/>
+                <w:lang w:val="en-US" w:bidi="gu-IN"/>
+                <w14:ligatures w14:val="none"/>
+              </w:rPr>
+            </w:pPr>
+            <w:r>
+              <w:rPr>
+                <w:rFonts w:eastAsia="Times New Roman" w:cs="Calibri"/>
+                <w:color w:val="000000"/>
+                <w:kern w:val="0"/>
+                <w:lang w:val="en-US" w:bidi="gu-IN"/>
+                <w14:ligatures w14:val="none"/>
+              </w:rPr>
+              <w:t> </w:t>
+            </w:r>
+          </w:p>
+        </w:tc>
+        <w:tc>
+          <w:tcPr>
             <w:tcW w:w="448" w:type="dxa"/>
             <w:tcBorders>
               <w:bottom w:val="single" w:sz="4" w:space="0" w:color="000000"/>
@@ -9478,7 +11243,7 @@
         </w:tc>
         <w:tc>
           <w:tcPr>
-            <w:tcW w:w="442" w:type="dxa"/>
+            <w:tcW w:w="456" w:type="dxa"/>
             <w:tcBorders>
               <w:bottom w:val="single" w:sz="4" w:space="0" w:color="000000"/>
               <w:end w:val="single" w:sz="4" w:space="0" w:color="000000"/>
@@ -9546,6 +11311,108 @@
         </w:tc>
         <w:tc>
           <w:tcPr>
+            <w:tcW w:w="448" w:type="dxa"/>
+            <w:tcBorders>
+              <w:bottom w:val="single" w:sz="4" w:space="0" w:color="000000"/>
+              <w:end w:val="single" w:sz="4" w:space="0" w:color="000000"/>
+            </w:tcBorders>
+            <w:vAlign w:val="center"/>
+          </w:tcPr>
+          <w:p>
+            <w:pPr>
+              <w:pStyle w:val="Normal"/>
+              <w:spacing w:lineRule="auto" w:line="240" w:before="0" w:after="0"/>
+              <w:jc w:val="center"/>
+              <w:rPr>
+                <w:rFonts w:ascii="Calibri" w:hAnsi="Calibri" w:eastAsia="Times New Roman" w:cs="Calibri"/>
+                <w:color w:val="000000"/>
+                <w:kern w:val="0"/>
+                <w:lang w:val="en-US" w:bidi="gu-IN"/>
+                <w14:ligatures w14:val="none"/>
+              </w:rPr>
+            </w:pPr>
+            <w:r>
+              <w:rPr>
+                <w:rFonts w:eastAsia="Times New Roman" w:cs="Calibri"/>
+                <w:color w:val="000000"/>
+                <w:kern w:val="0"/>
+                <w:lang w:val="en-US" w:bidi="gu-IN"/>
+                <w14:ligatures w14:val="none"/>
+              </w:rPr>
+              <w:t> </w:t>
+            </w:r>
+          </w:p>
+        </w:tc>
+        <w:tc>
+          <w:tcPr>
+            <w:tcW w:w="448" w:type="dxa"/>
+            <w:tcBorders>
+              <w:bottom w:val="single" w:sz="4" w:space="0" w:color="000000"/>
+              <w:end w:val="single" w:sz="4" w:space="0" w:color="000000"/>
+            </w:tcBorders>
+            <w:vAlign w:val="center"/>
+          </w:tcPr>
+          <w:p>
+            <w:pPr>
+              <w:pStyle w:val="Normal"/>
+              <w:spacing w:lineRule="auto" w:line="240" w:before="0" w:after="0"/>
+              <w:jc w:val="center"/>
+              <w:rPr>
+                <w:rFonts w:ascii="Calibri" w:hAnsi="Calibri" w:eastAsia="Times New Roman" w:cs="Calibri"/>
+                <w:color w:val="000000"/>
+                <w:kern w:val="0"/>
+                <w:lang w:val="en-US" w:bidi="gu-IN"/>
+                <w14:ligatures w14:val="none"/>
+              </w:rPr>
+            </w:pPr>
+            <w:r>
+              <w:rPr>
+                <w:rFonts w:eastAsia="Times New Roman" w:cs="Calibri"/>
+                <w:color w:val="000000"/>
+                <w:kern w:val="0"/>
+                <w:lang w:val="en-US" w:bidi="gu-IN"/>
+                <w14:ligatures w14:val="none"/>
+              </w:rPr>
+              <w:t> </w:t>
+            </w:r>
+          </w:p>
+        </w:tc>
+        <w:tc>
+          <w:tcPr>
+            <w:tcW w:w="441" w:type="dxa"/>
+            <w:tcBorders>
+              <w:bottom w:val="single" w:sz="4" w:space="0" w:color="000000"/>
+              <w:end w:val="single" w:sz="4" w:space="0" w:color="000000"/>
+            </w:tcBorders>
+            <w:vAlign w:val="center"/>
+          </w:tcPr>
+          <w:p>
+            <w:pPr>
+              <w:pStyle w:val="Normal"/>
+              <w:spacing w:lineRule="auto" w:line="240" w:before="0" w:after="0"/>
+              <w:jc w:val="center"/>
+              <w:rPr>
+                <w:rFonts w:ascii="Calibri" w:hAnsi="Calibri" w:eastAsia="Times New Roman" w:cs="Calibri"/>
+                <w:color w:val="000000"/>
+                <w:kern w:val="0"/>
+                <w:lang w:val="en-US" w:bidi="gu-IN"/>
+                <w14:ligatures w14:val="none"/>
+              </w:rPr>
+            </w:pPr>
+            <w:r>
+              <w:rPr>
+                <w:rFonts w:eastAsia="Times New Roman" w:cs="Calibri"/>
+                <w:color w:val="000000"/>
+                <w:kern w:val="0"/>
+                <w:lang w:val="en-US" w:bidi="gu-IN"/>
+                <w14:ligatures w14:val="none"/>
+              </w:rPr>
+              <w:t> </w:t>
+            </w:r>
+          </w:p>
+        </w:tc>
+        <w:tc>
+          <w:tcPr>
             <w:tcW w:w="449" w:type="dxa"/>
             <w:tcBorders>
               <w:bottom w:val="single" w:sz="4" w:space="0" w:color="000000"/>
@@ -9580,7 +11447,7 @@
         </w:tc>
         <w:tc>
           <w:tcPr>
-            <w:tcW w:w="454" w:type="dxa"/>
+            <w:tcW w:w="449" w:type="dxa"/>
             <w:tcBorders>
               <w:bottom w:val="single" w:sz="4" w:space="0" w:color="000000"/>
               <w:end w:val="single" w:sz="4" w:space="0" w:color="000000"/>
@@ -9614,1834 +11481,7 @@
         </w:tc>
         <w:tc>
           <w:tcPr>
-            <w:tcW w:w="449" w:type="dxa"/>
-            <w:tcBorders>
-              <w:bottom w:val="single" w:sz="4" w:space="0" w:color="000000"/>
-              <w:end w:val="single" w:sz="4" w:space="0" w:color="000000"/>
-            </w:tcBorders>
-            <w:vAlign w:val="center"/>
-          </w:tcPr>
-          <w:p>
-            <w:pPr>
-              <w:pStyle w:val="Normal"/>
-              <w:spacing w:lineRule="auto" w:line="240" w:before="0" w:after="0"/>
-              <w:jc w:val="center"/>
-              <w:rPr>
-                <w:rFonts w:ascii="Calibri" w:hAnsi="Calibri" w:eastAsia="Times New Roman" w:cs="Calibri"/>
-                <w:color w:val="000000"/>
-                <w:kern w:val="0"/>
-                <w:lang w:val="en-US" w:bidi="gu-IN"/>
-                <w14:ligatures w14:val="none"/>
-              </w:rPr>
-            </w:pPr>
-            <w:r>
-              <w:rPr>
-                <w:rFonts w:eastAsia="Times New Roman" w:cs="Calibri"/>
-                <w:color w:val="000000"/>
-                <w:kern w:val="0"/>
-                <w:lang w:val="en-US" w:bidi="gu-IN"/>
-                <w14:ligatures w14:val="none"/>
-              </w:rPr>
-              <w:t> </w:t>
-            </w:r>
-          </w:p>
-        </w:tc>
-        <w:tc>
-          <w:tcPr>
-            <w:tcW w:w="448" w:type="dxa"/>
-            <w:tcBorders>
-              <w:bottom w:val="single" w:sz="4" w:space="0" w:color="000000"/>
-              <w:end w:val="single" w:sz="4" w:space="0" w:color="000000"/>
-            </w:tcBorders>
-            <w:vAlign w:val="center"/>
-          </w:tcPr>
-          <w:p>
-            <w:pPr>
-              <w:pStyle w:val="Normal"/>
-              <w:spacing w:lineRule="auto" w:line="240" w:before="0" w:after="0"/>
-              <w:jc w:val="center"/>
-              <w:rPr>
-                <w:rFonts w:ascii="Calibri" w:hAnsi="Calibri" w:eastAsia="Times New Roman" w:cs="Calibri"/>
-                <w:color w:val="000000"/>
-                <w:kern w:val="0"/>
-                <w:lang w:val="en-US" w:bidi="gu-IN"/>
-                <w14:ligatures w14:val="none"/>
-              </w:rPr>
-            </w:pPr>
-            <w:r>
-              <w:rPr>
-                <w:rFonts w:eastAsia="Times New Roman" w:cs="Calibri"/>
-                <w:color w:val="000000"/>
-                <w:kern w:val="0"/>
-                <w:lang w:val="en-US" w:bidi="gu-IN"/>
-                <w14:ligatures w14:val="none"/>
-              </w:rPr>
-              <w:t> </w:t>
-            </w:r>
-          </w:p>
-        </w:tc>
-        <w:tc>
-          <w:tcPr>
-            <w:tcW w:w="449" w:type="dxa"/>
-            <w:tcBorders>
-              <w:bottom w:val="single" w:sz="4" w:space="0" w:color="000000"/>
-              <w:end w:val="single" w:sz="4" w:space="0" w:color="000000"/>
-            </w:tcBorders>
-            <w:vAlign w:val="center"/>
-          </w:tcPr>
-          <w:p>
-            <w:pPr>
-              <w:pStyle w:val="Normal"/>
-              <w:spacing w:lineRule="auto" w:line="240" w:before="0" w:after="0"/>
-              <w:jc w:val="center"/>
-              <w:rPr>
-                <w:rFonts w:ascii="Calibri" w:hAnsi="Calibri" w:eastAsia="Times New Roman" w:cs="Calibri"/>
-                <w:color w:val="000000"/>
-                <w:kern w:val="0"/>
-                <w:lang w:val="en-US" w:bidi="gu-IN"/>
-                <w14:ligatures w14:val="none"/>
-              </w:rPr>
-            </w:pPr>
-            <w:r>
-              <w:rPr>
-                <w:rFonts w:eastAsia="Times New Roman" w:cs="Calibri"/>
-                <w:color w:val="000000"/>
-                <w:kern w:val="0"/>
-                <w:lang w:val="en-US" w:bidi="gu-IN"/>
-                <w14:ligatures w14:val="none"/>
-              </w:rPr>
-              <w:t> </w:t>
-            </w:r>
-          </w:p>
-        </w:tc>
-      </w:tr>
-      <w:tr>
-        <w:trPr>
-          <w:trHeight w:val="288" w:hRule="atLeast"/>
-        </w:trPr>
-        <w:tc>
-          <w:tcPr>
-            <w:tcW w:w="1854" w:type="dxa"/>
-            <w:tcBorders>
-              <w:start w:val="single" w:sz="4" w:space="0" w:color="000000"/>
-              <w:bottom w:val="single" w:sz="4" w:space="0" w:color="000000"/>
-              <w:end w:val="single" w:sz="4" w:space="0" w:color="000000"/>
-            </w:tcBorders>
-            <w:vAlign w:val="center"/>
-          </w:tcPr>
-          <w:p>
-            <w:pPr>
-              <w:pStyle w:val="Normal"/>
-              <w:spacing w:lineRule="auto" w:line="240" w:before="0" w:after="0"/>
-              <w:jc w:val="center"/>
-              <w:rPr>
-                <w:rFonts w:ascii="Calibri" w:hAnsi="Calibri" w:eastAsia="Times New Roman" w:cs="Calibri"/>
-                <w:color w:val="000000"/>
-                <w:kern w:val="0"/>
-                <w:lang w:val="en-US" w:bidi="gu-IN"/>
-                <w14:ligatures w14:val="none"/>
-              </w:rPr>
-            </w:pPr>
-            <w:r>
-              <w:rPr>
-                <w:rFonts w:eastAsia="Times New Roman" w:cs="Calibri"/>
-                <w:color w:val="000000"/>
-                <w:kern w:val="0"/>
-                <w:lang w:val="en-US" w:bidi="gu-IN"/>
-                <w14:ligatures w14:val="none"/>
-              </w:rPr>
-              <w:t>Implementation (Coding)</w:t>
-            </w:r>
-          </w:p>
-        </w:tc>
-        <w:tc>
-          <w:tcPr>
-            <w:tcW w:w="1034" w:type="dxa"/>
-            <w:tcBorders>
-              <w:bottom w:val="single" w:sz="4" w:space="0" w:color="000000"/>
-              <w:end w:val="single" w:sz="4" w:space="0" w:color="000000"/>
-            </w:tcBorders>
-            <w:vAlign w:val="center"/>
-          </w:tcPr>
-          <w:p>
-            <w:pPr>
-              <w:pStyle w:val="Normal"/>
-              <w:spacing w:lineRule="auto" w:line="240" w:before="0" w:after="0"/>
-              <w:jc w:val="center"/>
-              <w:rPr>
-                <w:rFonts w:ascii="Calibri" w:hAnsi="Calibri" w:eastAsia="Times New Roman" w:cs="Calibri"/>
-                <w:color w:val="000000"/>
-                <w:kern w:val="0"/>
-                <w:lang w:val="en-US" w:bidi="gu-IN"/>
-                <w14:ligatures w14:val="none"/>
-              </w:rPr>
-            </w:pPr>
-            <w:r>
-              <w:rPr>
-                <w:rFonts w:eastAsia="Times New Roman" w:cs="Calibri"/>
-                <w:color w:val="000000"/>
-                <w:kern w:val="0"/>
-                <w:lang w:val="en-US" w:bidi="gu-IN"/>
-                <w14:ligatures w14:val="none"/>
-              </w:rPr>
-              <w:t>4</w:t>
-            </w:r>
-          </w:p>
-        </w:tc>
-        <w:tc>
-          <w:tcPr>
-            <w:tcW w:w="449" w:type="dxa"/>
-            <w:tcBorders>
-              <w:bottom w:val="single" w:sz="4" w:space="0" w:color="000000"/>
-              <w:end w:val="single" w:sz="4" w:space="0" w:color="000000"/>
-            </w:tcBorders>
-            <w:vAlign w:val="center"/>
-          </w:tcPr>
-          <w:p>
-            <w:pPr>
-              <w:pStyle w:val="Normal"/>
-              <w:spacing w:lineRule="auto" w:line="240" w:before="0" w:after="0"/>
-              <w:jc w:val="center"/>
-              <w:rPr>
-                <w:rFonts w:ascii="Calibri" w:hAnsi="Calibri" w:eastAsia="Times New Roman" w:cs="Calibri"/>
-                <w:color w:val="000000"/>
-                <w:kern w:val="0"/>
-                <w:lang w:val="en-US" w:bidi="gu-IN"/>
-                <w14:ligatures w14:val="none"/>
-              </w:rPr>
-            </w:pPr>
-            <w:r>
-              <w:rPr>
-                <w:rFonts w:eastAsia="Times New Roman" w:cs="Calibri"/>
-                <w:color w:val="000000"/>
-                <w:kern w:val="0"/>
-                <w:lang w:val="en-US" w:bidi="gu-IN"/>
-                <w14:ligatures w14:val="none"/>
-              </w:rPr>
-              <w:t> </w:t>
-            </w:r>
-          </w:p>
-        </w:tc>
-        <w:tc>
-          <w:tcPr>
-            <w:tcW w:w="449" w:type="dxa"/>
-            <w:tcBorders>
-              <w:bottom w:val="single" w:sz="4" w:space="0" w:color="000000"/>
-              <w:end w:val="single" w:sz="4" w:space="0" w:color="000000"/>
-            </w:tcBorders>
-            <w:vAlign w:val="center"/>
-          </w:tcPr>
-          <w:p>
-            <w:pPr>
-              <w:pStyle w:val="Normal"/>
-              <w:spacing w:lineRule="auto" w:line="240" w:before="0" w:after="0"/>
-              <w:jc w:val="center"/>
-              <w:rPr>
-                <w:rFonts w:ascii="Calibri" w:hAnsi="Calibri" w:eastAsia="Times New Roman" w:cs="Calibri"/>
-                <w:color w:val="000000"/>
-                <w:kern w:val="0"/>
-                <w:lang w:val="en-US" w:bidi="gu-IN"/>
-                <w14:ligatures w14:val="none"/>
-              </w:rPr>
-            </w:pPr>
-            <w:r>
-              <w:rPr>
-                <w:rFonts w:eastAsia="Times New Roman" w:cs="Calibri"/>
-                <w:color w:val="000000"/>
-                <w:kern w:val="0"/>
-                <w:lang w:val="en-US" w:bidi="gu-IN"/>
-                <w14:ligatures w14:val="none"/>
-              </w:rPr>
-              <w:t> </w:t>
-            </w:r>
-          </w:p>
-        </w:tc>
-        <w:tc>
-          <w:tcPr>
-            <w:tcW w:w="441" w:type="dxa"/>
-            <w:tcBorders>
-              <w:bottom w:val="single" w:sz="4" w:space="0" w:color="000000"/>
-              <w:end w:val="single" w:sz="4" w:space="0" w:color="000000"/>
-            </w:tcBorders>
-            <w:vAlign w:val="center"/>
-          </w:tcPr>
-          <w:p>
-            <w:pPr>
-              <w:pStyle w:val="Normal"/>
-              <w:spacing w:lineRule="auto" w:line="240" w:before="0" w:after="0"/>
-              <w:jc w:val="center"/>
-              <w:rPr>
-                <w:rFonts w:ascii="Calibri" w:hAnsi="Calibri" w:eastAsia="Times New Roman" w:cs="Calibri"/>
-                <w:color w:val="000000"/>
-                <w:kern w:val="0"/>
-                <w:lang w:val="en-US" w:bidi="gu-IN"/>
-                <w14:ligatures w14:val="none"/>
-              </w:rPr>
-            </w:pPr>
-            <w:r>
-              <w:rPr>
-                <w:rFonts w:eastAsia="Times New Roman" w:cs="Calibri"/>
-                <w:color w:val="000000"/>
-                <w:kern w:val="0"/>
-                <w:lang w:val="en-US" w:bidi="gu-IN"/>
-                <w14:ligatures w14:val="none"/>
-              </w:rPr>
-              <w:t> </w:t>
-            </w:r>
-          </w:p>
-        </w:tc>
-        <w:tc>
-          <w:tcPr>
-            <w:tcW w:w="449" w:type="dxa"/>
-            <w:tcBorders>
-              <w:bottom w:val="single" w:sz="4" w:space="0" w:color="000000"/>
-              <w:end w:val="single" w:sz="4" w:space="0" w:color="000000"/>
-            </w:tcBorders>
-            <w:vAlign w:val="center"/>
-          </w:tcPr>
-          <w:p>
-            <w:pPr>
-              <w:pStyle w:val="Normal"/>
-              <w:spacing w:lineRule="auto" w:line="240" w:before="0" w:after="0"/>
-              <w:jc w:val="center"/>
-              <w:rPr>
-                <w:rFonts w:ascii="Calibri" w:hAnsi="Calibri" w:eastAsia="Times New Roman" w:cs="Calibri"/>
-                <w:color w:val="000000"/>
-                <w:kern w:val="0"/>
-                <w:lang w:val="en-US" w:bidi="gu-IN"/>
-                <w14:ligatures w14:val="none"/>
-              </w:rPr>
-            </w:pPr>
-            <w:r>
-              <w:rPr>
-                <w:rFonts w:eastAsia="Times New Roman" w:cs="Calibri"/>
-                <w:color w:val="000000"/>
-                <w:kern w:val="0"/>
-                <w:lang w:val="en-US" w:bidi="gu-IN"/>
-                <w14:ligatures w14:val="none"/>
-              </w:rPr>
-              <w:t> </w:t>
-            </w:r>
-          </w:p>
-        </w:tc>
-        <w:tc>
-          <w:tcPr>
-            <w:tcW w:w="448" w:type="dxa"/>
-            <w:tcBorders>
-              <w:bottom w:val="single" w:sz="4" w:space="0" w:color="000000"/>
-              <w:end w:val="single" w:sz="4" w:space="0" w:color="000000"/>
-            </w:tcBorders>
-            <w:vAlign w:val="center"/>
-          </w:tcPr>
-          <w:p>
-            <w:pPr>
-              <w:pStyle w:val="Normal"/>
-              <w:spacing w:lineRule="auto" w:line="240" w:before="0" w:after="0"/>
-              <w:jc w:val="center"/>
-              <w:rPr>
-                <w:rFonts w:ascii="Calibri" w:hAnsi="Calibri" w:eastAsia="Times New Roman" w:cs="Calibri"/>
-                <w:color w:val="000000"/>
-                <w:kern w:val="0"/>
-                <w:lang w:val="en-US" w:bidi="gu-IN"/>
-                <w14:ligatures w14:val="none"/>
-              </w:rPr>
-            </w:pPr>
-            <w:r>
-              <w:rPr>
-                <w:rFonts w:eastAsia="Times New Roman" w:cs="Calibri"/>
-                <w:color w:val="000000"/>
-                <w:kern w:val="0"/>
-                <w:lang w:val="en-US" w:bidi="gu-IN"/>
-                <w14:ligatures w14:val="none"/>
-              </w:rPr>
-              <w:t> </w:t>
-            </w:r>
-          </w:p>
-        </w:tc>
-        <w:tc>
-          <w:tcPr>
             <w:tcW w:w="455" w:type="dxa"/>
-            <w:tcBorders>
-              <w:bottom w:val="single" w:sz="4" w:space="0" w:color="000000"/>
-              <w:end w:val="single" w:sz="4" w:space="0" w:color="000000"/>
-            </w:tcBorders>
-            <w:vAlign w:val="center"/>
-          </w:tcPr>
-          <w:p>
-            <w:pPr>
-              <w:pStyle w:val="Normal"/>
-              <w:spacing w:lineRule="auto" w:line="240" w:before="0" w:after="0"/>
-              <w:jc w:val="center"/>
-              <w:rPr>
-                <w:rFonts w:ascii="Calibri" w:hAnsi="Calibri" w:eastAsia="Times New Roman" w:cs="Calibri"/>
-                <w:color w:val="000000"/>
-                <w:kern w:val="0"/>
-                <w:lang w:val="en-US" w:bidi="gu-IN"/>
-                <w14:ligatures w14:val="none"/>
-              </w:rPr>
-            </w:pPr>
-            <w:r>
-              <w:rPr>
-                <w:rFonts w:eastAsia="Times New Roman" w:cs="Calibri"/>
-                <w:color w:val="000000"/>
-                <w:kern w:val="0"/>
-                <w:lang w:val="en-US" w:bidi="gu-IN"/>
-                <w14:ligatures w14:val="none"/>
-              </w:rPr>
-              <w:t> </w:t>
-            </w:r>
-          </w:p>
-        </w:tc>
-        <w:tc>
-          <w:tcPr>
-            <w:tcW w:w="449" w:type="dxa"/>
-            <w:tcBorders>
-              <w:bottom w:val="single" w:sz="4" w:space="0" w:color="000000"/>
-              <w:end w:val="single" w:sz="4" w:space="0" w:color="000000"/>
-            </w:tcBorders>
-            <w:shd w:color="000000" w:fill="FFFFFF" w:val="clear"/>
-            <w:vAlign w:val="center"/>
-          </w:tcPr>
-          <w:p>
-            <w:pPr>
-              <w:pStyle w:val="Normal"/>
-              <w:spacing w:lineRule="auto" w:line="240" w:before="0" w:after="0"/>
-              <w:jc w:val="center"/>
-              <w:rPr>
-                <w:rFonts w:ascii="Calibri" w:hAnsi="Calibri" w:eastAsia="Times New Roman" w:cs="Calibri"/>
-                <w:color w:val="000000"/>
-                <w:kern w:val="0"/>
-                <w:lang w:val="en-US" w:bidi="gu-IN"/>
-                <w14:ligatures w14:val="none"/>
-              </w:rPr>
-            </w:pPr>
-            <w:r>
-              <w:rPr>
-                <w:rFonts w:eastAsia="Times New Roman" w:cs="Calibri"/>
-                <w:color w:val="000000"/>
-                <w:kern w:val="0"/>
-                <w:lang w:val="en-US" w:bidi="gu-IN"/>
-                <w14:ligatures w14:val="none"/>
-              </w:rPr>
-              <w:t> </w:t>
-            </w:r>
-          </w:p>
-        </w:tc>
-        <w:tc>
-          <w:tcPr>
-            <w:tcW w:w="448" w:type="dxa"/>
-            <w:tcBorders>
-              <w:bottom w:val="single" w:sz="4" w:space="0" w:color="000000"/>
-              <w:end w:val="single" w:sz="4" w:space="0" w:color="000000"/>
-            </w:tcBorders>
-            <w:shd w:color="000000" w:fill="305496" w:val="clear"/>
-            <w:vAlign w:val="center"/>
-          </w:tcPr>
-          <w:p>
-            <w:pPr>
-              <w:pStyle w:val="Normal"/>
-              <w:spacing w:lineRule="auto" w:line="240" w:before="0" w:after="0"/>
-              <w:jc w:val="center"/>
-              <w:rPr>
-                <w:rFonts w:ascii="Calibri" w:hAnsi="Calibri" w:eastAsia="Times New Roman" w:cs="Calibri"/>
-                <w:color w:val="000000"/>
-                <w:kern w:val="0"/>
-                <w:lang w:val="en-US" w:bidi="gu-IN"/>
-                <w14:ligatures w14:val="none"/>
-              </w:rPr>
-            </w:pPr>
-            <w:r>
-              <w:rPr>
-                <w:rFonts w:eastAsia="Times New Roman" w:cs="Calibri"/>
-                <w:color w:val="000000"/>
-                <w:kern w:val="0"/>
-                <w:lang w:val="en-US" w:bidi="gu-IN"/>
-                <w14:ligatures w14:val="none"/>
-              </w:rPr>
-              <w:t> </w:t>
-            </w:r>
-          </w:p>
-        </w:tc>
-        <w:tc>
-          <w:tcPr>
-            <w:tcW w:w="448" w:type="dxa"/>
-            <w:tcBorders>
-              <w:bottom w:val="single" w:sz="4" w:space="0" w:color="000000"/>
-              <w:end w:val="single" w:sz="4" w:space="0" w:color="000000"/>
-            </w:tcBorders>
-            <w:shd w:color="000000" w:fill="305496" w:val="clear"/>
-            <w:vAlign w:val="center"/>
-          </w:tcPr>
-          <w:p>
-            <w:pPr>
-              <w:pStyle w:val="Normal"/>
-              <w:spacing w:lineRule="auto" w:line="240" w:before="0" w:after="0"/>
-              <w:jc w:val="center"/>
-              <w:rPr>
-                <w:rFonts w:ascii="Calibri" w:hAnsi="Calibri" w:eastAsia="Times New Roman" w:cs="Calibri"/>
-                <w:color w:val="000000"/>
-                <w:kern w:val="0"/>
-                <w:lang w:val="en-US" w:bidi="gu-IN"/>
-                <w14:ligatures w14:val="none"/>
-              </w:rPr>
-            </w:pPr>
-            <w:r>
-              <w:rPr>
-                <w:rFonts w:eastAsia="Times New Roman" w:cs="Calibri"/>
-                <w:color w:val="000000"/>
-                <w:kern w:val="0"/>
-                <w:lang w:val="en-US" w:bidi="gu-IN"/>
-                <w14:ligatures w14:val="none"/>
-              </w:rPr>
-              <w:t> </w:t>
-            </w:r>
-          </w:p>
-        </w:tc>
-        <w:tc>
-          <w:tcPr>
-            <w:tcW w:w="442" w:type="dxa"/>
-            <w:tcBorders>
-              <w:bottom w:val="single" w:sz="4" w:space="0" w:color="000000"/>
-              <w:end w:val="single" w:sz="4" w:space="0" w:color="000000"/>
-            </w:tcBorders>
-            <w:shd w:color="000000" w:fill="305496" w:val="clear"/>
-            <w:vAlign w:val="center"/>
-          </w:tcPr>
-          <w:p>
-            <w:pPr>
-              <w:pStyle w:val="Normal"/>
-              <w:spacing w:lineRule="auto" w:line="240" w:before="0" w:after="0"/>
-              <w:jc w:val="center"/>
-              <w:rPr>
-                <w:rFonts w:ascii="Calibri" w:hAnsi="Calibri" w:eastAsia="Times New Roman" w:cs="Calibri"/>
-                <w:color w:val="000000"/>
-                <w:kern w:val="0"/>
-                <w:lang w:val="en-US" w:bidi="gu-IN"/>
-                <w14:ligatures w14:val="none"/>
-              </w:rPr>
-            </w:pPr>
-            <w:r>
-              <w:rPr>
-                <w:rFonts w:eastAsia="Times New Roman" w:cs="Calibri"/>
-                <w:color w:val="000000"/>
-                <w:kern w:val="0"/>
-                <w:lang w:val="en-US" w:bidi="gu-IN"/>
-                <w14:ligatures w14:val="none"/>
-              </w:rPr>
-              <w:t> </w:t>
-            </w:r>
-          </w:p>
-        </w:tc>
-        <w:tc>
-          <w:tcPr>
-            <w:tcW w:w="449" w:type="dxa"/>
-            <w:tcBorders>
-              <w:bottom w:val="single" w:sz="4" w:space="0" w:color="000000"/>
-              <w:end w:val="single" w:sz="4" w:space="0" w:color="000000"/>
-            </w:tcBorders>
-            <w:shd w:color="000000" w:fill="305496" w:val="clear"/>
-            <w:vAlign w:val="center"/>
-          </w:tcPr>
-          <w:p>
-            <w:pPr>
-              <w:pStyle w:val="Normal"/>
-              <w:spacing w:lineRule="auto" w:line="240" w:before="0" w:after="0"/>
-              <w:jc w:val="center"/>
-              <w:rPr>
-                <w:rFonts w:ascii="Calibri" w:hAnsi="Calibri" w:eastAsia="Times New Roman" w:cs="Calibri"/>
-                <w:color w:val="000000"/>
-                <w:kern w:val="0"/>
-                <w:lang w:val="en-US" w:bidi="gu-IN"/>
-                <w14:ligatures w14:val="none"/>
-              </w:rPr>
-            </w:pPr>
-            <w:r>
-              <w:rPr>
-                <w:rFonts w:eastAsia="Times New Roman" w:cs="Calibri"/>
-                <w:color w:val="000000"/>
-                <w:kern w:val="0"/>
-                <w:lang w:val="en-US" w:bidi="gu-IN"/>
-                <w14:ligatures w14:val="none"/>
-              </w:rPr>
-              <w:t> </w:t>
-            </w:r>
-          </w:p>
-        </w:tc>
-        <w:tc>
-          <w:tcPr>
-            <w:tcW w:w="449" w:type="dxa"/>
-            <w:tcBorders>
-              <w:bottom w:val="single" w:sz="4" w:space="0" w:color="000000"/>
-              <w:end w:val="single" w:sz="4" w:space="0" w:color="000000"/>
-            </w:tcBorders>
-            <w:vAlign w:val="center"/>
-          </w:tcPr>
-          <w:p>
-            <w:pPr>
-              <w:pStyle w:val="Normal"/>
-              <w:spacing w:lineRule="auto" w:line="240" w:before="0" w:after="0"/>
-              <w:jc w:val="center"/>
-              <w:rPr>
-                <w:rFonts w:ascii="Calibri" w:hAnsi="Calibri" w:eastAsia="Times New Roman" w:cs="Calibri"/>
-                <w:color w:val="000000"/>
-                <w:kern w:val="0"/>
-                <w:lang w:val="en-US" w:bidi="gu-IN"/>
-                <w14:ligatures w14:val="none"/>
-              </w:rPr>
-            </w:pPr>
-            <w:r>
-              <w:rPr>
-                <w:rFonts w:eastAsia="Times New Roman" w:cs="Calibri"/>
-                <w:color w:val="000000"/>
-                <w:kern w:val="0"/>
-                <w:lang w:val="en-US" w:bidi="gu-IN"/>
-                <w14:ligatures w14:val="none"/>
-              </w:rPr>
-              <w:t> </w:t>
-            </w:r>
-          </w:p>
-        </w:tc>
-        <w:tc>
-          <w:tcPr>
-            <w:tcW w:w="454" w:type="dxa"/>
-            <w:tcBorders>
-              <w:bottom w:val="single" w:sz="4" w:space="0" w:color="000000"/>
-              <w:end w:val="single" w:sz="4" w:space="0" w:color="000000"/>
-            </w:tcBorders>
-            <w:vAlign w:val="center"/>
-          </w:tcPr>
-          <w:p>
-            <w:pPr>
-              <w:pStyle w:val="Normal"/>
-              <w:spacing w:lineRule="auto" w:line="240" w:before="0" w:after="0"/>
-              <w:jc w:val="center"/>
-              <w:rPr>
-                <w:rFonts w:ascii="Calibri" w:hAnsi="Calibri" w:eastAsia="Times New Roman" w:cs="Calibri"/>
-                <w:color w:val="000000"/>
-                <w:kern w:val="0"/>
-                <w:lang w:val="en-US" w:bidi="gu-IN"/>
-                <w14:ligatures w14:val="none"/>
-              </w:rPr>
-            </w:pPr>
-            <w:r>
-              <w:rPr>
-                <w:rFonts w:eastAsia="Times New Roman" w:cs="Calibri"/>
-                <w:color w:val="000000"/>
-                <w:kern w:val="0"/>
-                <w:lang w:val="en-US" w:bidi="gu-IN"/>
-                <w14:ligatures w14:val="none"/>
-              </w:rPr>
-              <w:t> </w:t>
-            </w:r>
-          </w:p>
-        </w:tc>
-        <w:tc>
-          <w:tcPr>
-            <w:tcW w:w="449" w:type="dxa"/>
-            <w:tcBorders>
-              <w:bottom w:val="single" w:sz="4" w:space="0" w:color="000000"/>
-              <w:end w:val="single" w:sz="4" w:space="0" w:color="000000"/>
-            </w:tcBorders>
-            <w:vAlign w:val="center"/>
-          </w:tcPr>
-          <w:p>
-            <w:pPr>
-              <w:pStyle w:val="Normal"/>
-              <w:spacing w:lineRule="auto" w:line="240" w:before="0" w:after="0"/>
-              <w:jc w:val="center"/>
-              <w:rPr>
-                <w:rFonts w:ascii="Calibri" w:hAnsi="Calibri" w:eastAsia="Times New Roman" w:cs="Calibri"/>
-                <w:color w:val="000000"/>
-                <w:kern w:val="0"/>
-                <w:lang w:val="en-US" w:bidi="gu-IN"/>
-                <w14:ligatures w14:val="none"/>
-              </w:rPr>
-            </w:pPr>
-            <w:r>
-              <w:rPr>
-                <w:rFonts w:eastAsia="Times New Roman" w:cs="Calibri"/>
-                <w:color w:val="000000"/>
-                <w:kern w:val="0"/>
-                <w:lang w:val="en-US" w:bidi="gu-IN"/>
-                <w14:ligatures w14:val="none"/>
-              </w:rPr>
-              <w:t> </w:t>
-            </w:r>
-          </w:p>
-        </w:tc>
-        <w:tc>
-          <w:tcPr>
-            <w:tcW w:w="448" w:type="dxa"/>
-            <w:tcBorders>
-              <w:bottom w:val="single" w:sz="4" w:space="0" w:color="000000"/>
-              <w:end w:val="single" w:sz="4" w:space="0" w:color="000000"/>
-            </w:tcBorders>
-            <w:vAlign w:val="center"/>
-          </w:tcPr>
-          <w:p>
-            <w:pPr>
-              <w:pStyle w:val="Normal"/>
-              <w:spacing w:lineRule="auto" w:line="240" w:before="0" w:after="0"/>
-              <w:jc w:val="center"/>
-              <w:rPr>
-                <w:rFonts w:ascii="Calibri" w:hAnsi="Calibri" w:eastAsia="Times New Roman" w:cs="Calibri"/>
-                <w:color w:val="000000"/>
-                <w:kern w:val="0"/>
-                <w:lang w:val="en-US" w:bidi="gu-IN"/>
-                <w14:ligatures w14:val="none"/>
-              </w:rPr>
-            </w:pPr>
-            <w:r>
-              <w:rPr>
-                <w:rFonts w:eastAsia="Times New Roman" w:cs="Calibri"/>
-                <w:color w:val="000000"/>
-                <w:kern w:val="0"/>
-                <w:lang w:val="en-US" w:bidi="gu-IN"/>
-                <w14:ligatures w14:val="none"/>
-              </w:rPr>
-              <w:t> </w:t>
-            </w:r>
-          </w:p>
-        </w:tc>
-        <w:tc>
-          <w:tcPr>
-            <w:tcW w:w="449" w:type="dxa"/>
-            <w:tcBorders>
-              <w:bottom w:val="single" w:sz="4" w:space="0" w:color="000000"/>
-              <w:end w:val="single" w:sz="4" w:space="0" w:color="000000"/>
-            </w:tcBorders>
-            <w:vAlign w:val="center"/>
-          </w:tcPr>
-          <w:p>
-            <w:pPr>
-              <w:pStyle w:val="Normal"/>
-              <w:spacing w:lineRule="auto" w:line="240" w:before="0" w:after="0"/>
-              <w:jc w:val="center"/>
-              <w:rPr>
-                <w:rFonts w:ascii="Calibri" w:hAnsi="Calibri" w:eastAsia="Times New Roman" w:cs="Calibri"/>
-                <w:color w:val="000000"/>
-                <w:kern w:val="0"/>
-                <w:lang w:val="en-US" w:bidi="gu-IN"/>
-                <w14:ligatures w14:val="none"/>
-              </w:rPr>
-            </w:pPr>
-            <w:r>
-              <w:rPr>
-                <w:rFonts w:eastAsia="Times New Roman" w:cs="Calibri"/>
-                <w:color w:val="000000"/>
-                <w:kern w:val="0"/>
-                <w:lang w:val="en-US" w:bidi="gu-IN"/>
-                <w14:ligatures w14:val="none"/>
-              </w:rPr>
-              <w:t> </w:t>
-            </w:r>
-          </w:p>
-        </w:tc>
-      </w:tr>
-      <w:tr>
-        <w:trPr>
-          <w:trHeight w:val="288" w:hRule="atLeast"/>
-        </w:trPr>
-        <w:tc>
-          <w:tcPr>
-            <w:tcW w:w="1854" w:type="dxa"/>
-            <w:tcBorders>
-              <w:start w:val="single" w:sz="4" w:space="0" w:color="000000"/>
-              <w:bottom w:val="single" w:sz="4" w:space="0" w:color="000000"/>
-              <w:end w:val="single" w:sz="4" w:space="0" w:color="000000"/>
-            </w:tcBorders>
-            <w:vAlign w:val="center"/>
-          </w:tcPr>
-          <w:p>
-            <w:pPr>
-              <w:pStyle w:val="Normal"/>
-              <w:spacing w:lineRule="auto" w:line="240" w:before="0" w:after="0"/>
-              <w:jc w:val="center"/>
-              <w:rPr>
-                <w:rFonts w:ascii="Calibri" w:hAnsi="Calibri" w:eastAsia="Times New Roman" w:cs="Calibri"/>
-                <w:color w:val="000000"/>
-                <w:kern w:val="0"/>
-                <w:lang w:val="en-US" w:bidi="gu-IN"/>
-                <w14:ligatures w14:val="none"/>
-              </w:rPr>
-            </w:pPr>
-            <w:r>
-              <w:rPr>
-                <w:rFonts w:eastAsia="Times New Roman" w:cs="Calibri"/>
-                <w:color w:val="000000"/>
-                <w:kern w:val="0"/>
-                <w:lang w:val="en-US" w:bidi="gu-IN"/>
-                <w14:ligatures w14:val="none"/>
-              </w:rPr>
-              <w:t>Testing &amp; Debugging</w:t>
-            </w:r>
-          </w:p>
-        </w:tc>
-        <w:tc>
-          <w:tcPr>
-            <w:tcW w:w="1034" w:type="dxa"/>
-            <w:tcBorders>
-              <w:bottom w:val="single" w:sz="4" w:space="0" w:color="000000"/>
-              <w:end w:val="single" w:sz="4" w:space="0" w:color="000000"/>
-            </w:tcBorders>
-            <w:vAlign w:val="center"/>
-          </w:tcPr>
-          <w:p>
-            <w:pPr>
-              <w:pStyle w:val="Normal"/>
-              <w:spacing w:lineRule="auto" w:line="240" w:before="0" w:after="0"/>
-              <w:jc w:val="center"/>
-              <w:rPr>
-                <w:rFonts w:ascii="Calibri" w:hAnsi="Calibri" w:eastAsia="Times New Roman" w:cs="Calibri"/>
-                <w:color w:val="000000"/>
-                <w:kern w:val="0"/>
-                <w:lang w:val="en-US" w:bidi="gu-IN"/>
-                <w14:ligatures w14:val="none"/>
-              </w:rPr>
-            </w:pPr>
-            <w:r>
-              <w:rPr>
-                <w:rFonts w:eastAsia="Times New Roman" w:cs="Calibri"/>
-                <w:color w:val="000000"/>
-                <w:kern w:val="0"/>
-                <w:lang w:val="en-US" w:bidi="gu-IN"/>
-                <w14:ligatures w14:val="none"/>
-              </w:rPr>
-              <w:t>2</w:t>
-            </w:r>
-          </w:p>
-        </w:tc>
-        <w:tc>
-          <w:tcPr>
-            <w:tcW w:w="449" w:type="dxa"/>
-            <w:tcBorders>
-              <w:bottom w:val="single" w:sz="4" w:space="0" w:color="000000"/>
-              <w:end w:val="single" w:sz="4" w:space="0" w:color="000000"/>
-            </w:tcBorders>
-            <w:vAlign w:val="center"/>
-          </w:tcPr>
-          <w:p>
-            <w:pPr>
-              <w:pStyle w:val="Normal"/>
-              <w:spacing w:lineRule="auto" w:line="240" w:before="0" w:after="0"/>
-              <w:jc w:val="center"/>
-              <w:rPr>
-                <w:rFonts w:ascii="Calibri" w:hAnsi="Calibri" w:eastAsia="Times New Roman" w:cs="Calibri"/>
-                <w:color w:val="000000"/>
-                <w:kern w:val="0"/>
-                <w:lang w:val="en-US" w:bidi="gu-IN"/>
-                <w14:ligatures w14:val="none"/>
-              </w:rPr>
-            </w:pPr>
-            <w:r>
-              <w:rPr>
-                <w:rFonts w:eastAsia="Times New Roman" w:cs="Calibri"/>
-                <w:color w:val="000000"/>
-                <w:kern w:val="0"/>
-                <w:lang w:val="en-US" w:bidi="gu-IN"/>
-                <w14:ligatures w14:val="none"/>
-              </w:rPr>
-              <w:t> </w:t>
-            </w:r>
-          </w:p>
-        </w:tc>
-        <w:tc>
-          <w:tcPr>
-            <w:tcW w:w="449" w:type="dxa"/>
-            <w:tcBorders>
-              <w:bottom w:val="single" w:sz="4" w:space="0" w:color="000000"/>
-              <w:end w:val="single" w:sz="4" w:space="0" w:color="000000"/>
-            </w:tcBorders>
-            <w:vAlign w:val="center"/>
-          </w:tcPr>
-          <w:p>
-            <w:pPr>
-              <w:pStyle w:val="Normal"/>
-              <w:spacing w:lineRule="auto" w:line="240" w:before="0" w:after="0"/>
-              <w:jc w:val="center"/>
-              <w:rPr>
-                <w:rFonts w:ascii="Calibri" w:hAnsi="Calibri" w:eastAsia="Times New Roman" w:cs="Calibri"/>
-                <w:color w:val="000000"/>
-                <w:kern w:val="0"/>
-                <w:lang w:val="en-US" w:bidi="gu-IN"/>
-                <w14:ligatures w14:val="none"/>
-              </w:rPr>
-            </w:pPr>
-            <w:r>
-              <w:rPr>
-                <w:rFonts w:eastAsia="Times New Roman" w:cs="Calibri"/>
-                <w:color w:val="000000"/>
-                <w:kern w:val="0"/>
-                <w:lang w:val="en-US" w:bidi="gu-IN"/>
-                <w14:ligatures w14:val="none"/>
-              </w:rPr>
-              <w:t> </w:t>
-            </w:r>
-          </w:p>
-        </w:tc>
-        <w:tc>
-          <w:tcPr>
-            <w:tcW w:w="441" w:type="dxa"/>
-            <w:tcBorders>
-              <w:bottom w:val="single" w:sz="4" w:space="0" w:color="000000"/>
-              <w:end w:val="single" w:sz="4" w:space="0" w:color="000000"/>
-            </w:tcBorders>
-            <w:vAlign w:val="center"/>
-          </w:tcPr>
-          <w:p>
-            <w:pPr>
-              <w:pStyle w:val="Normal"/>
-              <w:spacing w:lineRule="auto" w:line="240" w:before="0" w:after="0"/>
-              <w:jc w:val="center"/>
-              <w:rPr>
-                <w:rFonts w:ascii="Calibri" w:hAnsi="Calibri" w:eastAsia="Times New Roman" w:cs="Calibri"/>
-                <w:color w:val="000000"/>
-                <w:kern w:val="0"/>
-                <w:lang w:val="en-US" w:bidi="gu-IN"/>
-                <w14:ligatures w14:val="none"/>
-              </w:rPr>
-            </w:pPr>
-            <w:r>
-              <w:rPr>
-                <w:rFonts w:eastAsia="Times New Roman" w:cs="Calibri"/>
-                <w:color w:val="000000"/>
-                <w:kern w:val="0"/>
-                <w:lang w:val="en-US" w:bidi="gu-IN"/>
-                <w14:ligatures w14:val="none"/>
-              </w:rPr>
-              <w:t> </w:t>
-            </w:r>
-          </w:p>
-        </w:tc>
-        <w:tc>
-          <w:tcPr>
-            <w:tcW w:w="449" w:type="dxa"/>
-            <w:tcBorders>
-              <w:bottom w:val="single" w:sz="4" w:space="0" w:color="000000"/>
-              <w:end w:val="single" w:sz="4" w:space="0" w:color="000000"/>
-            </w:tcBorders>
-            <w:vAlign w:val="center"/>
-          </w:tcPr>
-          <w:p>
-            <w:pPr>
-              <w:pStyle w:val="Normal"/>
-              <w:spacing w:lineRule="auto" w:line="240" w:before="0" w:after="0"/>
-              <w:jc w:val="center"/>
-              <w:rPr>
-                <w:rFonts w:ascii="Calibri" w:hAnsi="Calibri" w:eastAsia="Times New Roman" w:cs="Calibri"/>
-                <w:color w:val="000000"/>
-                <w:kern w:val="0"/>
-                <w:lang w:val="en-US" w:bidi="gu-IN"/>
-                <w14:ligatures w14:val="none"/>
-              </w:rPr>
-            </w:pPr>
-            <w:r>
-              <w:rPr>
-                <w:rFonts w:eastAsia="Times New Roman" w:cs="Calibri"/>
-                <w:color w:val="000000"/>
-                <w:kern w:val="0"/>
-                <w:lang w:val="en-US" w:bidi="gu-IN"/>
-                <w14:ligatures w14:val="none"/>
-              </w:rPr>
-              <w:t> </w:t>
-            </w:r>
-          </w:p>
-        </w:tc>
-        <w:tc>
-          <w:tcPr>
-            <w:tcW w:w="448" w:type="dxa"/>
-            <w:tcBorders>
-              <w:bottom w:val="single" w:sz="4" w:space="0" w:color="000000"/>
-              <w:end w:val="single" w:sz="4" w:space="0" w:color="000000"/>
-            </w:tcBorders>
-            <w:vAlign w:val="center"/>
-          </w:tcPr>
-          <w:p>
-            <w:pPr>
-              <w:pStyle w:val="Normal"/>
-              <w:spacing w:lineRule="auto" w:line="240" w:before="0" w:after="0"/>
-              <w:jc w:val="center"/>
-              <w:rPr>
-                <w:rFonts w:ascii="Calibri" w:hAnsi="Calibri" w:eastAsia="Times New Roman" w:cs="Calibri"/>
-                <w:color w:val="000000"/>
-                <w:kern w:val="0"/>
-                <w:lang w:val="en-US" w:bidi="gu-IN"/>
-                <w14:ligatures w14:val="none"/>
-              </w:rPr>
-            </w:pPr>
-            <w:r>
-              <w:rPr>
-                <w:rFonts w:eastAsia="Times New Roman" w:cs="Calibri"/>
-                <w:color w:val="000000"/>
-                <w:kern w:val="0"/>
-                <w:lang w:val="en-US" w:bidi="gu-IN"/>
-                <w14:ligatures w14:val="none"/>
-              </w:rPr>
-              <w:t> </w:t>
-            </w:r>
-          </w:p>
-        </w:tc>
-        <w:tc>
-          <w:tcPr>
-            <w:tcW w:w="455" w:type="dxa"/>
-            <w:tcBorders>
-              <w:bottom w:val="single" w:sz="4" w:space="0" w:color="000000"/>
-              <w:end w:val="single" w:sz="4" w:space="0" w:color="000000"/>
-            </w:tcBorders>
-            <w:vAlign w:val="center"/>
-          </w:tcPr>
-          <w:p>
-            <w:pPr>
-              <w:pStyle w:val="Normal"/>
-              <w:spacing w:lineRule="auto" w:line="240" w:before="0" w:after="0"/>
-              <w:jc w:val="center"/>
-              <w:rPr>
-                <w:rFonts w:ascii="Calibri" w:hAnsi="Calibri" w:eastAsia="Times New Roman" w:cs="Calibri"/>
-                <w:color w:val="000000"/>
-                <w:kern w:val="0"/>
-                <w:lang w:val="en-US" w:bidi="gu-IN"/>
-                <w14:ligatures w14:val="none"/>
-              </w:rPr>
-            </w:pPr>
-            <w:r>
-              <w:rPr>
-                <w:rFonts w:eastAsia="Times New Roman" w:cs="Calibri"/>
-                <w:color w:val="000000"/>
-                <w:kern w:val="0"/>
-                <w:lang w:val="en-US" w:bidi="gu-IN"/>
-                <w14:ligatures w14:val="none"/>
-              </w:rPr>
-              <w:t> </w:t>
-            </w:r>
-          </w:p>
-        </w:tc>
-        <w:tc>
-          <w:tcPr>
-            <w:tcW w:w="449" w:type="dxa"/>
-            <w:tcBorders>
-              <w:bottom w:val="single" w:sz="4" w:space="0" w:color="000000"/>
-              <w:end w:val="single" w:sz="4" w:space="0" w:color="000000"/>
-            </w:tcBorders>
-            <w:vAlign w:val="center"/>
-          </w:tcPr>
-          <w:p>
-            <w:pPr>
-              <w:pStyle w:val="Normal"/>
-              <w:spacing w:lineRule="auto" w:line="240" w:before="0" w:after="0"/>
-              <w:jc w:val="center"/>
-              <w:rPr>
-                <w:rFonts w:ascii="Calibri" w:hAnsi="Calibri" w:eastAsia="Times New Roman" w:cs="Calibri"/>
-                <w:color w:val="000000"/>
-                <w:kern w:val="0"/>
-                <w:lang w:val="en-US" w:bidi="gu-IN"/>
-                <w14:ligatures w14:val="none"/>
-              </w:rPr>
-            </w:pPr>
-            <w:r>
-              <w:rPr>
-                <w:rFonts w:eastAsia="Times New Roman" w:cs="Calibri"/>
-                <w:color w:val="000000"/>
-                <w:kern w:val="0"/>
-                <w:lang w:val="en-US" w:bidi="gu-IN"/>
-                <w14:ligatures w14:val="none"/>
-              </w:rPr>
-              <w:t> </w:t>
-            </w:r>
-          </w:p>
-        </w:tc>
-        <w:tc>
-          <w:tcPr>
-            <w:tcW w:w="448" w:type="dxa"/>
-            <w:tcBorders>
-              <w:bottom w:val="single" w:sz="4" w:space="0" w:color="000000"/>
-              <w:end w:val="single" w:sz="4" w:space="0" w:color="000000"/>
-            </w:tcBorders>
-            <w:vAlign w:val="center"/>
-          </w:tcPr>
-          <w:p>
-            <w:pPr>
-              <w:pStyle w:val="Normal"/>
-              <w:spacing w:lineRule="auto" w:line="240" w:before="0" w:after="0"/>
-              <w:jc w:val="center"/>
-              <w:rPr>
-                <w:rFonts w:ascii="Calibri" w:hAnsi="Calibri" w:eastAsia="Times New Roman" w:cs="Calibri"/>
-                <w:color w:val="000000"/>
-                <w:kern w:val="0"/>
-                <w:lang w:val="en-US" w:bidi="gu-IN"/>
-                <w14:ligatures w14:val="none"/>
-              </w:rPr>
-            </w:pPr>
-            <w:r>
-              <w:rPr>
-                <w:rFonts w:eastAsia="Times New Roman" w:cs="Calibri"/>
-                <w:color w:val="000000"/>
-                <w:kern w:val="0"/>
-                <w:lang w:val="en-US" w:bidi="gu-IN"/>
-                <w14:ligatures w14:val="none"/>
-              </w:rPr>
-              <w:t> </w:t>
-            </w:r>
-          </w:p>
-        </w:tc>
-        <w:tc>
-          <w:tcPr>
-            <w:tcW w:w="448" w:type="dxa"/>
-            <w:tcBorders>
-              <w:bottom w:val="single" w:sz="4" w:space="0" w:color="000000"/>
-              <w:end w:val="single" w:sz="4" w:space="0" w:color="000000"/>
-            </w:tcBorders>
-            <w:vAlign w:val="center"/>
-          </w:tcPr>
-          <w:p>
-            <w:pPr>
-              <w:pStyle w:val="Normal"/>
-              <w:spacing w:lineRule="auto" w:line="240" w:before="0" w:after="0"/>
-              <w:jc w:val="center"/>
-              <w:rPr>
-                <w:rFonts w:ascii="Calibri" w:hAnsi="Calibri" w:eastAsia="Times New Roman" w:cs="Calibri"/>
-                <w:color w:val="000000"/>
-                <w:kern w:val="0"/>
-                <w:lang w:val="en-US" w:bidi="gu-IN"/>
-                <w14:ligatures w14:val="none"/>
-              </w:rPr>
-            </w:pPr>
-            <w:r>
-              <w:rPr>
-                <w:rFonts w:eastAsia="Times New Roman" w:cs="Calibri"/>
-                <w:color w:val="000000"/>
-                <w:kern w:val="0"/>
-                <w:lang w:val="en-US" w:bidi="gu-IN"/>
-                <w14:ligatures w14:val="none"/>
-              </w:rPr>
-              <w:t> </w:t>
-            </w:r>
-          </w:p>
-        </w:tc>
-        <w:tc>
-          <w:tcPr>
-            <w:tcW w:w="442" w:type="dxa"/>
-            <w:tcBorders>
-              <w:bottom w:val="single" w:sz="4" w:space="0" w:color="000000"/>
-              <w:end w:val="single" w:sz="4" w:space="0" w:color="000000"/>
-            </w:tcBorders>
-            <w:vAlign w:val="center"/>
-          </w:tcPr>
-          <w:p>
-            <w:pPr>
-              <w:pStyle w:val="Normal"/>
-              <w:spacing w:lineRule="auto" w:line="240" w:before="0" w:after="0"/>
-              <w:jc w:val="center"/>
-              <w:rPr>
-                <w:rFonts w:ascii="Calibri" w:hAnsi="Calibri" w:eastAsia="Times New Roman" w:cs="Calibri"/>
-                <w:color w:val="000000"/>
-                <w:kern w:val="0"/>
-                <w:lang w:val="en-US" w:bidi="gu-IN"/>
-                <w14:ligatures w14:val="none"/>
-              </w:rPr>
-            </w:pPr>
-            <w:r>
-              <w:rPr>
-                <w:rFonts w:eastAsia="Times New Roman" w:cs="Calibri"/>
-                <w:color w:val="000000"/>
-                <w:kern w:val="0"/>
-                <w:lang w:val="en-US" w:bidi="gu-IN"/>
-                <w14:ligatures w14:val="none"/>
-              </w:rPr>
-              <w:t> </w:t>
-            </w:r>
-          </w:p>
-        </w:tc>
-        <w:tc>
-          <w:tcPr>
-            <w:tcW w:w="449" w:type="dxa"/>
-            <w:tcBorders>
-              <w:bottom w:val="single" w:sz="4" w:space="0" w:color="000000"/>
-              <w:end w:val="single" w:sz="4" w:space="0" w:color="000000"/>
-            </w:tcBorders>
-            <w:vAlign w:val="center"/>
-          </w:tcPr>
-          <w:p>
-            <w:pPr>
-              <w:pStyle w:val="Normal"/>
-              <w:spacing w:lineRule="auto" w:line="240" w:before="0" w:after="0"/>
-              <w:jc w:val="center"/>
-              <w:rPr>
-                <w:rFonts w:ascii="Calibri" w:hAnsi="Calibri" w:eastAsia="Times New Roman" w:cs="Calibri"/>
-                <w:color w:val="000000"/>
-                <w:kern w:val="0"/>
-                <w:lang w:val="en-US" w:bidi="gu-IN"/>
-                <w14:ligatures w14:val="none"/>
-              </w:rPr>
-            </w:pPr>
-            <w:r>
-              <w:rPr>
-                <w:rFonts w:eastAsia="Times New Roman" w:cs="Calibri"/>
-                <w:color w:val="000000"/>
-                <w:kern w:val="0"/>
-                <w:lang w:val="en-US" w:bidi="gu-IN"/>
-                <w14:ligatures w14:val="none"/>
-              </w:rPr>
-              <w:t> </w:t>
-            </w:r>
-          </w:p>
-        </w:tc>
-        <w:tc>
-          <w:tcPr>
-            <w:tcW w:w="449" w:type="dxa"/>
-            <w:tcBorders>
-              <w:bottom w:val="single" w:sz="4" w:space="0" w:color="000000"/>
-              <w:end w:val="single" w:sz="4" w:space="0" w:color="000000"/>
-            </w:tcBorders>
-            <w:shd w:color="000000" w:fill="305496" w:val="clear"/>
-            <w:vAlign w:val="center"/>
-          </w:tcPr>
-          <w:p>
-            <w:pPr>
-              <w:pStyle w:val="Normal"/>
-              <w:spacing w:lineRule="auto" w:line="240" w:before="0" w:after="0"/>
-              <w:jc w:val="center"/>
-              <w:rPr>
-                <w:rFonts w:ascii="Calibri" w:hAnsi="Calibri" w:eastAsia="Times New Roman" w:cs="Calibri"/>
-                <w:color w:val="000000"/>
-                <w:kern w:val="0"/>
-                <w:lang w:val="en-US" w:bidi="gu-IN"/>
-                <w14:ligatures w14:val="none"/>
-              </w:rPr>
-            </w:pPr>
-            <w:r>
-              <w:rPr>
-                <w:rFonts w:eastAsia="Times New Roman" w:cs="Calibri"/>
-                <w:color w:val="000000"/>
-                <w:kern w:val="0"/>
-                <w:lang w:val="en-US" w:bidi="gu-IN"/>
-                <w14:ligatures w14:val="none"/>
-              </w:rPr>
-              <w:t> </w:t>
-            </w:r>
-          </w:p>
-        </w:tc>
-        <w:tc>
-          <w:tcPr>
-            <w:tcW w:w="454" w:type="dxa"/>
-            <w:tcBorders>
-              <w:bottom w:val="single" w:sz="4" w:space="0" w:color="000000"/>
-              <w:end w:val="single" w:sz="4" w:space="0" w:color="000000"/>
-            </w:tcBorders>
-            <w:shd w:color="000000" w:fill="305496" w:val="clear"/>
-            <w:vAlign w:val="center"/>
-          </w:tcPr>
-          <w:p>
-            <w:pPr>
-              <w:pStyle w:val="Normal"/>
-              <w:spacing w:lineRule="auto" w:line="240" w:before="0" w:after="0"/>
-              <w:jc w:val="center"/>
-              <w:rPr>
-                <w:rFonts w:ascii="Calibri" w:hAnsi="Calibri" w:eastAsia="Times New Roman" w:cs="Calibri"/>
-                <w:color w:val="000000"/>
-                <w:kern w:val="0"/>
-                <w:lang w:val="en-US" w:bidi="gu-IN"/>
-                <w14:ligatures w14:val="none"/>
-              </w:rPr>
-            </w:pPr>
-            <w:r>
-              <w:rPr>
-                <w:rFonts w:eastAsia="Times New Roman" w:cs="Calibri"/>
-                <w:color w:val="000000"/>
-                <w:kern w:val="0"/>
-                <w:lang w:val="en-US" w:bidi="gu-IN"/>
-                <w14:ligatures w14:val="none"/>
-              </w:rPr>
-              <w:t> </w:t>
-            </w:r>
-          </w:p>
-        </w:tc>
-        <w:tc>
-          <w:tcPr>
-            <w:tcW w:w="449" w:type="dxa"/>
-            <w:tcBorders>
-              <w:bottom w:val="single" w:sz="4" w:space="0" w:color="000000"/>
-              <w:end w:val="single" w:sz="4" w:space="0" w:color="000000"/>
-            </w:tcBorders>
-            <w:vAlign w:val="center"/>
-          </w:tcPr>
-          <w:p>
-            <w:pPr>
-              <w:pStyle w:val="Normal"/>
-              <w:spacing w:lineRule="auto" w:line="240" w:before="0" w:after="0"/>
-              <w:jc w:val="center"/>
-              <w:rPr>
-                <w:rFonts w:ascii="Calibri" w:hAnsi="Calibri" w:eastAsia="Times New Roman" w:cs="Calibri"/>
-                <w:color w:val="000000"/>
-                <w:kern w:val="0"/>
-                <w:lang w:val="en-US" w:bidi="gu-IN"/>
-                <w14:ligatures w14:val="none"/>
-              </w:rPr>
-            </w:pPr>
-            <w:r>
-              <w:rPr>
-                <w:rFonts w:eastAsia="Times New Roman" w:cs="Calibri"/>
-                <w:color w:val="000000"/>
-                <w:kern w:val="0"/>
-                <w:lang w:val="en-US" w:bidi="gu-IN"/>
-                <w14:ligatures w14:val="none"/>
-              </w:rPr>
-              <w:t> </w:t>
-            </w:r>
-          </w:p>
-        </w:tc>
-        <w:tc>
-          <w:tcPr>
-            <w:tcW w:w="448" w:type="dxa"/>
-            <w:tcBorders>
-              <w:bottom w:val="single" w:sz="4" w:space="0" w:color="000000"/>
-              <w:end w:val="single" w:sz="4" w:space="0" w:color="000000"/>
-            </w:tcBorders>
-            <w:vAlign w:val="center"/>
-          </w:tcPr>
-          <w:p>
-            <w:pPr>
-              <w:pStyle w:val="Normal"/>
-              <w:spacing w:lineRule="auto" w:line="240" w:before="0" w:after="0"/>
-              <w:jc w:val="center"/>
-              <w:rPr>
-                <w:rFonts w:ascii="Calibri" w:hAnsi="Calibri" w:eastAsia="Times New Roman" w:cs="Calibri"/>
-                <w:color w:val="000000"/>
-                <w:kern w:val="0"/>
-                <w:lang w:val="en-US" w:bidi="gu-IN"/>
-                <w14:ligatures w14:val="none"/>
-              </w:rPr>
-            </w:pPr>
-            <w:r>
-              <w:rPr>
-                <w:rFonts w:eastAsia="Times New Roman" w:cs="Calibri"/>
-                <w:color w:val="000000"/>
-                <w:kern w:val="0"/>
-                <w:lang w:val="en-US" w:bidi="gu-IN"/>
-                <w14:ligatures w14:val="none"/>
-              </w:rPr>
-              <w:t> </w:t>
-            </w:r>
-          </w:p>
-        </w:tc>
-        <w:tc>
-          <w:tcPr>
-            <w:tcW w:w="449" w:type="dxa"/>
-            <w:tcBorders>
-              <w:bottom w:val="single" w:sz="4" w:space="0" w:color="000000"/>
-              <w:end w:val="single" w:sz="4" w:space="0" w:color="000000"/>
-            </w:tcBorders>
-            <w:vAlign w:val="center"/>
-          </w:tcPr>
-          <w:p>
-            <w:pPr>
-              <w:pStyle w:val="Normal"/>
-              <w:spacing w:lineRule="auto" w:line="240" w:before="0" w:after="0"/>
-              <w:jc w:val="center"/>
-              <w:rPr>
-                <w:rFonts w:ascii="Calibri" w:hAnsi="Calibri" w:eastAsia="Times New Roman" w:cs="Calibri"/>
-                <w:color w:val="000000"/>
-                <w:kern w:val="0"/>
-                <w:lang w:val="en-US" w:bidi="gu-IN"/>
-                <w14:ligatures w14:val="none"/>
-              </w:rPr>
-            </w:pPr>
-            <w:r>
-              <w:rPr>
-                <w:rFonts w:eastAsia="Times New Roman" w:cs="Calibri"/>
-                <w:color w:val="000000"/>
-                <w:kern w:val="0"/>
-                <w:lang w:val="en-US" w:bidi="gu-IN"/>
-                <w14:ligatures w14:val="none"/>
-              </w:rPr>
-              <w:t> </w:t>
-            </w:r>
-          </w:p>
-        </w:tc>
-      </w:tr>
-      <w:tr>
-        <w:trPr>
-          <w:trHeight w:val="288" w:hRule="atLeast"/>
-        </w:trPr>
-        <w:tc>
-          <w:tcPr>
-            <w:tcW w:w="1854" w:type="dxa"/>
-            <w:tcBorders>
-              <w:start w:val="single" w:sz="4" w:space="0" w:color="000000"/>
-              <w:bottom w:val="single" w:sz="4" w:space="0" w:color="000000"/>
-              <w:end w:val="single" w:sz="4" w:space="0" w:color="000000"/>
-            </w:tcBorders>
-            <w:vAlign w:val="center"/>
-          </w:tcPr>
-          <w:p>
-            <w:pPr>
-              <w:pStyle w:val="Normal"/>
-              <w:spacing w:lineRule="auto" w:line="240" w:before="0" w:after="0"/>
-              <w:jc w:val="center"/>
-              <w:rPr>
-                <w:rFonts w:ascii="Calibri" w:hAnsi="Calibri" w:eastAsia="Times New Roman" w:cs="Calibri"/>
-                <w:color w:val="000000"/>
-                <w:kern w:val="0"/>
-                <w:lang w:val="en-US" w:bidi="gu-IN"/>
-                <w14:ligatures w14:val="none"/>
-              </w:rPr>
-            </w:pPr>
-            <w:r>
-              <w:rPr>
-                <w:rFonts w:eastAsia="Times New Roman" w:cs="Calibri"/>
-                <w:color w:val="000000"/>
-                <w:kern w:val="0"/>
-                <w:lang w:val="en-US" w:bidi="gu-IN"/>
-                <w14:ligatures w14:val="none"/>
-              </w:rPr>
-              <w:t>Deployment &amp; Documentation</w:t>
-            </w:r>
-          </w:p>
-        </w:tc>
-        <w:tc>
-          <w:tcPr>
-            <w:tcW w:w="1034" w:type="dxa"/>
-            <w:tcBorders>
-              <w:bottom w:val="single" w:sz="4" w:space="0" w:color="000000"/>
-              <w:end w:val="single" w:sz="4" w:space="0" w:color="000000"/>
-            </w:tcBorders>
-            <w:vAlign w:val="center"/>
-          </w:tcPr>
-          <w:p>
-            <w:pPr>
-              <w:pStyle w:val="Normal"/>
-              <w:spacing w:lineRule="auto" w:line="240" w:before="0" w:after="0"/>
-              <w:jc w:val="center"/>
-              <w:rPr>
-                <w:rFonts w:ascii="Calibri" w:hAnsi="Calibri" w:eastAsia="Times New Roman" w:cs="Calibri"/>
-                <w:color w:val="000000"/>
-                <w:kern w:val="0"/>
-                <w:lang w:val="en-US" w:bidi="gu-IN"/>
-                <w14:ligatures w14:val="none"/>
-              </w:rPr>
-            </w:pPr>
-            <w:r>
-              <w:rPr>
-                <w:rFonts w:eastAsia="Times New Roman" w:cs="Calibri"/>
-                <w:color w:val="000000"/>
-                <w:kern w:val="0"/>
-                <w:lang w:val="en-US" w:bidi="gu-IN"/>
-                <w14:ligatures w14:val="none"/>
-              </w:rPr>
-              <w:t>2</w:t>
-            </w:r>
-          </w:p>
-        </w:tc>
-        <w:tc>
-          <w:tcPr>
-            <w:tcW w:w="449" w:type="dxa"/>
-            <w:tcBorders>
-              <w:bottom w:val="single" w:sz="4" w:space="0" w:color="000000"/>
-              <w:end w:val="single" w:sz="4" w:space="0" w:color="000000"/>
-            </w:tcBorders>
-            <w:vAlign w:val="center"/>
-          </w:tcPr>
-          <w:p>
-            <w:pPr>
-              <w:pStyle w:val="Normal"/>
-              <w:spacing w:lineRule="auto" w:line="240" w:before="0" w:after="0"/>
-              <w:jc w:val="center"/>
-              <w:rPr>
-                <w:rFonts w:ascii="Calibri" w:hAnsi="Calibri" w:eastAsia="Times New Roman" w:cs="Calibri"/>
-                <w:color w:val="000000"/>
-                <w:kern w:val="0"/>
-                <w:lang w:val="en-US" w:bidi="gu-IN"/>
-                <w14:ligatures w14:val="none"/>
-              </w:rPr>
-            </w:pPr>
-            <w:r>
-              <w:rPr>
-                <w:rFonts w:eastAsia="Times New Roman" w:cs="Calibri"/>
-                <w:color w:val="000000"/>
-                <w:kern w:val="0"/>
-                <w:lang w:val="en-US" w:bidi="gu-IN"/>
-                <w14:ligatures w14:val="none"/>
-              </w:rPr>
-              <w:t> </w:t>
-            </w:r>
-          </w:p>
-        </w:tc>
-        <w:tc>
-          <w:tcPr>
-            <w:tcW w:w="449" w:type="dxa"/>
-            <w:tcBorders>
-              <w:bottom w:val="single" w:sz="4" w:space="0" w:color="000000"/>
-              <w:end w:val="single" w:sz="4" w:space="0" w:color="000000"/>
-            </w:tcBorders>
-            <w:vAlign w:val="center"/>
-          </w:tcPr>
-          <w:p>
-            <w:pPr>
-              <w:pStyle w:val="Normal"/>
-              <w:spacing w:lineRule="auto" w:line="240" w:before="0" w:after="0"/>
-              <w:jc w:val="center"/>
-              <w:rPr>
-                <w:rFonts w:ascii="Calibri" w:hAnsi="Calibri" w:eastAsia="Times New Roman" w:cs="Calibri"/>
-                <w:color w:val="000000"/>
-                <w:kern w:val="0"/>
-                <w:lang w:val="en-US" w:bidi="gu-IN"/>
-                <w14:ligatures w14:val="none"/>
-              </w:rPr>
-            </w:pPr>
-            <w:r>
-              <w:rPr>
-                <w:rFonts w:eastAsia="Times New Roman" w:cs="Calibri"/>
-                <w:color w:val="000000"/>
-                <w:kern w:val="0"/>
-                <w:lang w:val="en-US" w:bidi="gu-IN"/>
-                <w14:ligatures w14:val="none"/>
-              </w:rPr>
-              <w:t> </w:t>
-            </w:r>
-          </w:p>
-        </w:tc>
-        <w:tc>
-          <w:tcPr>
-            <w:tcW w:w="441" w:type="dxa"/>
-            <w:tcBorders>
-              <w:bottom w:val="single" w:sz="4" w:space="0" w:color="000000"/>
-              <w:end w:val="single" w:sz="4" w:space="0" w:color="000000"/>
-            </w:tcBorders>
-            <w:vAlign w:val="center"/>
-          </w:tcPr>
-          <w:p>
-            <w:pPr>
-              <w:pStyle w:val="Normal"/>
-              <w:spacing w:lineRule="auto" w:line="240" w:before="0" w:after="0"/>
-              <w:jc w:val="center"/>
-              <w:rPr>
-                <w:rFonts w:ascii="Calibri" w:hAnsi="Calibri" w:eastAsia="Times New Roman" w:cs="Calibri"/>
-                <w:color w:val="000000"/>
-                <w:kern w:val="0"/>
-                <w:lang w:val="en-US" w:bidi="gu-IN"/>
-                <w14:ligatures w14:val="none"/>
-              </w:rPr>
-            </w:pPr>
-            <w:r>
-              <w:rPr>
-                <w:rFonts w:eastAsia="Times New Roman" w:cs="Calibri"/>
-                <w:color w:val="000000"/>
-                <w:kern w:val="0"/>
-                <w:lang w:val="en-US" w:bidi="gu-IN"/>
-                <w14:ligatures w14:val="none"/>
-              </w:rPr>
-              <w:t> </w:t>
-            </w:r>
-          </w:p>
-        </w:tc>
-        <w:tc>
-          <w:tcPr>
-            <w:tcW w:w="449" w:type="dxa"/>
-            <w:tcBorders>
-              <w:bottom w:val="single" w:sz="4" w:space="0" w:color="000000"/>
-              <w:end w:val="single" w:sz="4" w:space="0" w:color="000000"/>
-            </w:tcBorders>
-            <w:vAlign w:val="center"/>
-          </w:tcPr>
-          <w:p>
-            <w:pPr>
-              <w:pStyle w:val="Normal"/>
-              <w:spacing w:lineRule="auto" w:line="240" w:before="0" w:after="0"/>
-              <w:jc w:val="center"/>
-              <w:rPr>
-                <w:rFonts w:ascii="Calibri" w:hAnsi="Calibri" w:eastAsia="Times New Roman" w:cs="Calibri"/>
-                <w:color w:val="000000"/>
-                <w:kern w:val="0"/>
-                <w:lang w:val="en-US" w:bidi="gu-IN"/>
-                <w14:ligatures w14:val="none"/>
-              </w:rPr>
-            </w:pPr>
-            <w:r>
-              <w:rPr>
-                <w:rFonts w:eastAsia="Times New Roman" w:cs="Calibri"/>
-                <w:color w:val="000000"/>
-                <w:kern w:val="0"/>
-                <w:lang w:val="en-US" w:bidi="gu-IN"/>
-                <w14:ligatures w14:val="none"/>
-              </w:rPr>
-              <w:t> </w:t>
-            </w:r>
-          </w:p>
-        </w:tc>
-        <w:tc>
-          <w:tcPr>
-            <w:tcW w:w="448" w:type="dxa"/>
-            <w:tcBorders>
-              <w:bottom w:val="single" w:sz="4" w:space="0" w:color="000000"/>
-              <w:end w:val="single" w:sz="4" w:space="0" w:color="000000"/>
-            </w:tcBorders>
-            <w:vAlign w:val="center"/>
-          </w:tcPr>
-          <w:p>
-            <w:pPr>
-              <w:pStyle w:val="Normal"/>
-              <w:spacing w:lineRule="auto" w:line="240" w:before="0" w:after="0"/>
-              <w:jc w:val="center"/>
-              <w:rPr>
-                <w:rFonts w:ascii="Calibri" w:hAnsi="Calibri" w:eastAsia="Times New Roman" w:cs="Calibri"/>
-                <w:color w:val="000000"/>
-                <w:kern w:val="0"/>
-                <w:lang w:val="en-US" w:bidi="gu-IN"/>
-                <w14:ligatures w14:val="none"/>
-              </w:rPr>
-            </w:pPr>
-            <w:r>
-              <w:rPr>
-                <w:rFonts w:eastAsia="Times New Roman" w:cs="Calibri"/>
-                <w:color w:val="000000"/>
-                <w:kern w:val="0"/>
-                <w:lang w:val="en-US" w:bidi="gu-IN"/>
-                <w14:ligatures w14:val="none"/>
-              </w:rPr>
-              <w:t> </w:t>
-            </w:r>
-          </w:p>
-        </w:tc>
-        <w:tc>
-          <w:tcPr>
-            <w:tcW w:w="455" w:type="dxa"/>
-            <w:tcBorders>
-              <w:bottom w:val="single" w:sz="4" w:space="0" w:color="000000"/>
-              <w:end w:val="single" w:sz="4" w:space="0" w:color="000000"/>
-            </w:tcBorders>
-            <w:vAlign w:val="center"/>
-          </w:tcPr>
-          <w:p>
-            <w:pPr>
-              <w:pStyle w:val="Normal"/>
-              <w:spacing w:lineRule="auto" w:line="240" w:before="0" w:after="0"/>
-              <w:jc w:val="center"/>
-              <w:rPr>
-                <w:rFonts w:ascii="Calibri" w:hAnsi="Calibri" w:eastAsia="Times New Roman" w:cs="Calibri"/>
-                <w:color w:val="000000"/>
-                <w:kern w:val="0"/>
-                <w:lang w:val="en-US" w:bidi="gu-IN"/>
-                <w14:ligatures w14:val="none"/>
-              </w:rPr>
-            </w:pPr>
-            <w:r>
-              <w:rPr>
-                <w:rFonts w:eastAsia="Times New Roman" w:cs="Calibri"/>
-                <w:color w:val="000000"/>
-                <w:kern w:val="0"/>
-                <w:lang w:val="en-US" w:bidi="gu-IN"/>
-                <w14:ligatures w14:val="none"/>
-              </w:rPr>
-              <w:t> </w:t>
-            </w:r>
-          </w:p>
-        </w:tc>
-        <w:tc>
-          <w:tcPr>
-            <w:tcW w:w="449" w:type="dxa"/>
-            <w:tcBorders>
-              <w:bottom w:val="single" w:sz="4" w:space="0" w:color="000000"/>
-              <w:end w:val="single" w:sz="4" w:space="0" w:color="000000"/>
-            </w:tcBorders>
-            <w:vAlign w:val="center"/>
-          </w:tcPr>
-          <w:p>
-            <w:pPr>
-              <w:pStyle w:val="Normal"/>
-              <w:spacing w:lineRule="auto" w:line="240" w:before="0" w:after="0"/>
-              <w:jc w:val="center"/>
-              <w:rPr>
-                <w:rFonts w:ascii="Calibri" w:hAnsi="Calibri" w:eastAsia="Times New Roman" w:cs="Calibri"/>
-                <w:color w:val="000000"/>
-                <w:kern w:val="0"/>
-                <w:lang w:val="en-US" w:bidi="gu-IN"/>
-                <w14:ligatures w14:val="none"/>
-              </w:rPr>
-            </w:pPr>
-            <w:r>
-              <w:rPr>
-                <w:rFonts w:eastAsia="Times New Roman" w:cs="Calibri"/>
-                <w:color w:val="000000"/>
-                <w:kern w:val="0"/>
-                <w:lang w:val="en-US" w:bidi="gu-IN"/>
-                <w14:ligatures w14:val="none"/>
-              </w:rPr>
-              <w:t> </w:t>
-            </w:r>
-          </w:p>
-        </w:tc>
-        <w:tc>
-          <w:tcPr>
-            <w:tcW w:w="448" w:type="dxa"/>
-            <w:tcBorders>
-              <w:bottom w:val="single" w:sz="4" w:space="0" w:color="000000"/>
-              <w:end w:val="single" w:sz="4" w:space="0" w:color="000000"/>
-            </w:tcBorders>
-            <w:vAlign w:val="center"/>
-          </w:tcPr>
-          <w:p>
-            <w:pPr>
-              <w:pStyle w:val="Normal"/>
-              <w:spacing w:lineRule="auto" w:line="240" w:before="0" w:after="0"/>
-              <w:jc w:val="center"/>
-              <w:rPr>
-                <w:rFonts w:ascii="Calibri" w:hAnsi="Calibri" w:eastAsia="Times New Roman" w:cs="Calibri"/>
-                <w:color w:val="000000"/>
-                <w:kern w:val="0"/>
-                <w:lang w:val="en-US" w:bidi="gu-IN"/>
-                <w14:ligatures w14:val="none"/>
-              </w:rPr>
-            </w:pPr>
-            <w:r>
-              <w:rPr>
-                <w:rFonts w:eastAsia="Times New Roman" w:cs="Calibri"/>
-                <w:color w:val="000000"/>
-                <w:kern w:val="0"/>
-                <w:lang w:val="en-US" w:bidi="gu-IN"/>
-                <w14:ligatures w14:val="none"/>
-              </w:rPr>
-              <w:t> </w:t>
-            </w:r>
-          </w:p>
-        </w:tc>
-        <w:tc>
-          <w:tcPr>
-            <w:tcW w:w="448" w:type="dxa"/>
-            <w:tcBorders>
-              <w:bottom w:val="single" w:sz="4" w:space="0" w:color="000000"/>
-              <w:end w:val="single" w:sz="4" w:space="0" w:color="000000"/>
-            </w:tcBorders>
-            <w:vAlign w:val="center"/>
-          </w:tcPr>
-          <w:p>
-            <w:pPr>
-              <w:pStyle w:val="Normal"/>
-              <w:spacing w:lineRule="auto" w:line="240" w:before="0" w:after="0"/>
-              <w:jc w:val="center"/>
-              <w:rPr>
-                <w:rFonts w:ascii="Calibri" w:hAnsi="Calibri" w:eastAsia="Times New Roman" w:cs="Calibri"/>
-                <w:color w:val="000000"/>
-                <w:kern w:val="0"/>
-                <w:lang w:val="en-US" w:bidi="gu-IN"/>
-                <w14:ligatures w14:val="none"/>
-              </w:rPr>
-            </w:pPr>
-            <w:r>
-              <w:rPr>
-                <w:rFonts w:eastAsia="Times New Roman" w:cs="Calibri"/>
-                <w:color w:val="000000"/>
-                <w:kern w:val="0"/>
-                <w:lang w:val="en-US" w:bidi="gu-IN"/>
-                <w14:ligatures w14:val="none"/>
-              </w:rPr>
-              <w:t> </w:t>
-            </w:r>
-          </w:p>
-        </w:tc>
-        <w:tc>
-          <w:tcPr>
-            <w:tcW w:w="442" w:type="dxa"/>
-            <w:tcBorders>
-              <w:bottom w:val="single" w:sz="4" w:space="0" w:color="000000"/>
-              <w:end w:val="single" w:sz="4" w:space="0" w:color="000000"/>
-            </w:tcBorders>
-            <w:vAlign w:val="center"/>
-          </w:tcPr>
-          <w:p>
-            <w:pPr>
-              <w:pStyle w:val="Normal"/>
-              <w:spacing w:lineRule="auto" w:line="240" w:before="0" w:after="0"/>
-              <w:jc w:val="center"/>
-              <w:rPr>
-                <w:rFonts w:ascii="Calibri" w:hAnsi="Calibri" w:eastAsia="Times New Roman" w:cs="Calibri"/>
-                <w:color w:val="000000"/>
-                <w:kern w:val="0"/>
-                <w:lang w:val="en-US" w:bidi="gu-IN"/>
-                <w14:ligatures w14:val="none"/>
-              </w:rPr>
-            </w:pPr>
-            <w:r>
-              <w:rPr>
-                <w:rFonts w:eastAsia="Times New Roman" w:cs="Calibri"/>
-                <w:color w:val="000000"/>
-                <w:kern w:val="0"/>
-                <w:lang w:val="en-US" w:bidi="gu-IN"/>
-                <w14:ligatures w14:val="none"/>
-              </w:rPr>
-              <w:t> </w:t>
-            </w:r>
-          </w:p>
-        </w:tc>
-        <w:tc>
-          <w:tcPr>
-            <w:tcW w:w="449" w:type="dxa"/>
-            <w:tcBorders>
-              <w:bottom w:val="single" w:sz="4" w:space="0" w:color="000000"/>
-              <w:end w:val="single" w:sz="4" w:space="0" w:color="000000"/>
-            </w:tcBorders>
-            <w:vAlign w:val="center"/>
-          </w:tcPr>
-          <w:p>
-            <w:pPr>
-              <w:pStyle w:val="Normal"/>
-              <w:spacing w:lineRule="auto" w:line="240" w:before="0" w:after="0"/>
-              <w:jc w:val="center"/>
-              <w:rPr>
-                <w:rFonts w:ascii="Calibri" w:hAnsi="Calibri" w:eastAsia="Times New Roman" w:cs="Calibri"/>
-                <w:color w:val="000000"/>
-                <w:kern w:val="0"/>
-                <w:lang w:val="en-US" w:bidi="gu-IN"/>
-                <w14:ligatures w14:val="none"/>
-              </w:rPr>
-            </w:pPr>
-            <w:r>
-              <w:rPr>
-                <w:rFonts w:eastAsia="Times New Roman" w:cs="Calibri"/>
-                <w:color w:val="000000"/>
-                <w:kern w:val="0"/>
-                <w:lang w:val="en-US" w:bidi="gu-IN"/>
-                <w14:ligatures w14:val="none"/>
-              </w:rPr>
-              <w:t> </w:t>
-            </w:r>
-          </w:p>
-        </w:tc>
-        <w:tc>
-          <w:tcPr>
-            <w:tcW w:w="449" w:type="dxa"/>
-            <w:tcBorders>
-              <w:bottom w:val="single" w:sz="4" w:space="0" w:color="000000"/>
-              <w:end w:val="single" w:sz="4" w:space="0" w:color="000000"/>
-            </w:tcBorders>
-            <w:vAlign w:val="center"/>
-          </w:tcPr>
-          <w:p>
-            <w:pPr>
-              <w:pStyle w:val="Normal"/>
-              <w:spacing w:lineRule="auto" w:line="240" w:before="0" w:after="0"/>
-              <w:jc w:val="center"/>
-              <w:rPr>
-                <w:rFonts w:ascii="Calibri" w:hAnsi="Calibri" w:eastAsia="Times New Roman" w:cs="Calibri"/>
-                <w:color w:val="000000"/>
-                <w:kern w:val="0"/>
-                <w:lang w:val="en-US" w:bidi="gu-IN"/>
-                <w14:ligatures w14:val="none"/>
-              </w:rPr>
-            </w:pPr>
-            <w:r>
-              <w:rPr>
-                <w:rFonts w:eastAsia="Times New Roman" w:cs="Calibri"/>
-                <w:color w:val="000000"/>
-                <w:kern w:val="0"/>
-                <w:lang w:val="en-US" w:bidi="gu-IN"/>
-                <w14:ligatures w14:val="none"/>
-              </w:rPr>
-              <w:t> </w:t>
-            </w:r>
-          </w:p>
-        </w:tc>
-        <w:tc>
-          <w:tcPr>
-            <w:tcW w:w="454" w:type="dxa"/>
             <w:tcBorders>
               <w:bottom w:val="single" w:sz="4" w:space="0" w:color="000000"/>
               <w:end w:val="single" w:sz="4" w:space="0" w:color="000000"/>
@@ -12444,11 +12484,11 @@
         <w:tblLook w:firstRow="1" w:noVBand="1" w:lastRow="0" w:firstColumn="1" w:lastColumn="0" w:noHBand="0" w:val="04a0"/>
       </w:tblPr>
       <w:tblGrid>
-        <w:gridCol w:w="1039"/>
+        <w:gridCol w:w="1038"/>
         <w:gridCol w:w="2101"/>
-        <w:gridCol w:w="1163"/>
-        <w:gridCol w:w="3075"/>
-        <w:gridCol w:w="2676"/>
+        <w:gridCol w:w="1164"/>
+        <w:gridCol w:w="3074"/>
+        <w:gridCol w:w="2677"/>
       </w:tblGrid>
       <w:tr>
         <w:trPr>
@@ -12498,7 +12538,7 @@
         </w:trPr>
         <w:tc>
           <w:tcPr>
-            <w:tcW w:w="1039" w:type="dxa"/>
+            <w:tcW w:w="1038" w:type="dxa"/>
             <w:tcBorders/>
             <w:vAlign w:val="center"/>
           </w:tcPr>
@@ -12562,7 +12602,7 @@
         </w:tc>
         <w:tc>
           <w:tcPr>
-            <w:tcW w:w="1163" w:type="dxa"/>
+            <w:tcW w:w="1164" w:type="dxa"/>
             <w:tcBorders/>
             <w:vAlign w:val="center"/>
           </w:tcPr>
@@ -12594,7 +12634,7 @@
         </w:tc>
         <w:tc>
           <w:tcPr>
-            <w:tcW w:w="3075" w:type="dxa"/>
+            <w:tcW w:w="3074" w:type="dxa"/>
             <w:tcBorders/>
             <w:vAlign w:val="center"/>
           </w:tcPr>
@@ -12626,7 +12666,7 @@
         </w:tc>
         <w:tc>
           <w:tcPr>
-            <w:tcW w:w="2676" w:type="dxa"/>
+            <w:tcW w:w="2677" w:type="dxa"/>
             <w:tcBorders/>
             <w:vAlign w:val="center"/>
           </w:tcPr>
@@ -12663,7 +12703,7 @@
         </w:trPr>
         <w:tc>
           <w:tcPr>
-            <w:tcW w:w="1039" w:type="dxa"/>
+            <w:tcW w:w="1038" w:type="dxa"/>
             <w:tcBorders/>
             <w:vAlign w:val="center"/>
           </w:tcPr>
@@ -12727,7 +12767,7 @@
         </w:tc>
         <w:tc>
           <w:tcPr>
-            <w:tcW w:w="1163" w:type="dxa"/>
+            <w:tcW w:w="1164" w:type="dxa"/>
             <w:tcBorders/>
             <w:vAlign w:val="center"/>
           </w:tcPr>
@@ -12759,7 +12799,7 @@
         </w:tc>
         <w:tc>
           <w:tcPr>
-            <w:tcW w:w="3075" w:type="dxa"/>
+            <w:tcW w:w="3074" w:type="dxa"/>
             <w:tcBorders/>
             <w:vAlign w:val="center"/>
           </w:tcPr>
@@ -12791,7 +12831,7 @@
         </w:tc>
         <w:tc>
           <w:tcPr>
-            <w:tcW w:w="2676" w:type="dxa"/>
+            <w:tcW w:w="2677" w:type="dxa"/>
             <w:tcBorders/>
             <w:vAlign w:val="center"/>
           </w:tcPr>
@@ -12828,7 +12868,7 @@
         </w:trPr>
         <w:tc>
           <w:tcPr>
-            <w:tcW w:w="1039" w:type="dxa"/>
+            <w:tcW w:w="1038" w:type="dxa"/>
             <w:tcBorders/>
             <w:vAlign w:val="center"/>
           </w:tcPr>
@@ -12892,7 +12932,7 @@
         </w:tc>
         <w:tc>
           <w:tcPr>
-            <w:tcW w:w="1163" w:type="dxa"/>
+            <w:tcW w:w="1164" w:type="dxa"/>
             <w:tcBorders/>
             <w:vAlign w:val="center"/>
           </w:tcPr>
@@ -12924,7 +12964,7 @@
         </w:tc>
         <w:tc>
           <w:tcPr>
-            <w:tcW w:w="3075" w:type="dxa"/>
+            <w:tcW w:w="3074" w:type="dxa"/>
             <w:tcBorders/>
             <w:vAlign w:val="center"/>
           </w:tcPr>
@@ -12956,7 +12996,7 @@
         </w:tc>
         <w:tc>
           <w:tcPr>
-            <w:tcW w:w="2676" w:type="dxa"/>
+            <w:tcW w:w="2677" w:type="dxa"/>
             <w:tcBorders/>
             <w:vAlign w:val="center"/>
           </w:tcPr>
@@ -12993,7 +13033,7 @@
         </w:trPr>
         <w:tc>
           <w:tcPr>
-            <w:tcW w:w="1039" w:type="dxa"/>
+            <w:tcW w:w="1038" w:type="dxa"/>
             <w:tcBorders/>
             <w:vAlign w:val="center"/>
           </w:tcPr>
@@ -13057,7 +13097,7 @@
         </w:tc>
         <w:tc>
           <w:tcPr>
-            <w:tcW w:w="1163" w:type="dxa"/>
+            <w:tcW w:w="1164" w:type="dxa"/>
             <w:tcBorders/>
             <w:vAlign w:val="center"/>
           </w:tcPr>
@@ -13089,7 +13129,7 @@
         </w:tc>
         <w:tc>
           <w:tcPr>
-            <w:tcW w:w="3075" w:type="dxa"/>
+            <w:tcW w:w="3074" w:type="dxa"/>
             <w:tcBorders/>
             <w:vAlign w:val="center"/>
           </w:tcPr>
@@ -13121,7 +13161,7 @@
         </w:tc>
         <w:tc>
           <w:tcPr>
-            <w:tcW w:w="2676" w:type="dxa"/>
+            <w:tcW w:w="2677" w:type="dxa"/>
             <w:tcBorders/>
             <w:vAlign w:val="center"/>
           </w:tcPr>
@@ -13158,7 +13198,7 @@
         </w:trPr>
         <w:tc>
           <w:tcPr>
-            <w:tcW w:w="1039" w:type="dxa"/>
+            <w:tcW w:w="1038" w:type="dxa"/>
             <w:tcBorders/>
             <w:vAlign w:val="center"/>
           </w:tcPr>
@@ -13222,7 +13262,7 @@
         </w:tc>
         <w:tc>
           <w:tcPr>
-            <w:tcW w:w="1163" w:type="dxa"/>
+            <w:tcW w:w="1164" w:type="dxa"/>
             <w:tcBorders/>
             <w:vAlign w:val="center"/>
           </w:tcPr>
@@ -13252,7 +13292,7 @@
         </w:tc>
         <w:tc>
           <w:tcPr>
-            <w:tcW w:w="3075" w:type="dxa"/>
+            <w:tcW w:w="3074" w:type="dxa"/>
             <w:tcBorders/>
             <w:vAlign w:val="center"/>
           </w:tcPr>
@@ -13284,7 +13324,7 @@
         </w:tc>
         <w:tc>
           <w:tcPr>
-            <w:tcW w:w="2676" w:type="dxa"/>
+            <w:tcW w:w="2677" w:type="dxa"/>
             <w:tcBorders/>
             <w:vAlign w:val="center"/>
           </w:tcPr>
@@ -13319,7 +13359,7 @@
         <w:trPr/>
         <w:tc>
           <w:tcPr>
-            <w:tcW w:w="1039" w:type="dxa"/>
+            <w:tcW w:w="1038" w:type="dxa"/>
             <w:tcBorders/>
             <w:vAlign w:val="center"/>
           </w:tcPr>
@@ -13383,7 +13423,7 @@
         </w:tc>
         <w:tc>
           <w:tcPr>
-            <w:tcW w:w="1163" w:type="dxa"/>
+            <w:tcW w:w="1164" w:type="dxa"/>
             <w:tcBorders/>
             <w:vAlign w:val="center"/>
           </w:tcPr>
@@ -13413,7 +13453,7 @@
         </w:tc>
         <w:tc>
           <w:tcPr>
-            <w:tcW w:w="3075" w:type="dxa"/>
+            <w:tcW w:w="3074" w:type="dxa"/>
             <w:tcBorders/>
             <w:vAlign w:val="center"/>
           </w:tcPr>
@@ -13445,7 +13485,7 @@
         </w:tc>
         <w:tc>
           <w:tcPr>
-            <w:tcW w:w="2676" w:type="dxa"/>
+            <w:tcW w:w="2677" w:type="dxa"/>
             <w:tcBorders/>
             <w:vAlign w:val="center"/>
           </w:tcPr>
@@ -13480,7 +13520,7 @@
         <w:trPr/>
         <w:tc>
           <w:tcPr>
-            <w:tcW w:w="1039" w:type="dxa"/>
+            <w:tcW w:w="1038" w:type="dxa"/>
             <w:tcBorders/>
             <w:vAlign w:val="center"/>
           </w:tcPr>
@@ -13544,7 +13584,7 @@
         </w:tc>
         <w:tc>
           <w:tcPr>
-            <w:tcW w:w="1163" w:type="dxa"/>
+            <w:tcW w:w="1164" w:type="dxa"/>
             <w:tcBorders/>
             <w:vAlign w:val="center"/>
           </w:tcPr>
@@ -13574,7 +13614,7 @@
         </w:tc>
         <w:tc>
           <w:tcPr>
-            <w:tcW w:w="3075" w:type="dxa"/>
+            <w:tcW w:w="3074" w:type="dxa"/>
             <w:tcBorders/>
             <w:vAlign w:val="center"/>
           </w:tcPr>
@@ -13606,7 +13646,7 @@
         </w:tc>
         <w:tc>
           <w:tcPr>
-            <w:tcW w:w="2676" w:type="dxa"/>
+            <w:tcW w:w="2677" w:type="dxa"/>
             <w:tcBorders/>
             <w:vAlign w:val="center"/>
           </w:tcPr>
@@ -13641,7 +13681,7 @@
         <w:trPr/>
         <w:tc>
           <w:tcPr>
-            <w:tcW w:w="1039" w:type="dxa"/>
+            <w:tcW w:w="1038" w:type="dxa"/>
             <w:tcBorders/>
             <w:vAlign w:val="center"/>
           </w:tcPr>
@@ -13705,7 +13745,7 @@
         </w:tc>
         <w:tc>
           <w:tcPr>
-            <w:tcW w:w="1163" w:type="dxa"/>
+            <w:tcW w:w="1164" w:type="dxa"/>
             <w:tcBorders/>
             <w:vAlign w:val="center"/>
           </w:tcPr>
@@ -13735,7 +13775,7 @@
         </w:tc>
         <w:tc>
           <w:tcPr>
-            <w:tcW w:w="3075" w:type="dxa"/>
+            <w:tcW w:w="3074" w:type="dxa"/>
             <w:tcBorders/>
             <w:vAlign w:val="center"/>
           </w:tcPr>
@@ -13767,7 +13807,7 @@
         </w:tc>
         <w:tc>
           <w:tcPr>
-            <w:tcW w:w="2676" w:type="dxa"/>
+            <w:tcW w:w="2677" w:type="dxa"/>
             <w:tcBorders/>
             <w:vAlign w:val="center"/>
           </w:tcPr>
@@ -13804,7 +13844,7 @@
         </w:trPr>
         <w:tc>
           <w:tcPr>
-            <w:tcW w:w="1039" w:type="dxa"/>
+            <w:tcW w:w="1038" w:type="dxa"/>
             <w:tcBorders/>
             <w:vAlign w:val="center"/>
           </w:tcPr>
@@ -13868,7 +13908,7 @@
         </w:tc>
         <w:tc>
           <w:tcPr>
-            <w:tcW w:w="1163" w:type="dxa"/>
+            <w:tcW w:w="1164" w:type="dxa"/>
             <w:tcBorders/>
             <w:vAlign w:val="center"/>
           </w:tcPr>
@@ -13898,7 +13938,7 @@
         </w:tc>
         <w:tc>
           <w:tcPr>
-            <w:tcW w:w="3075" w:type="dxa"/>
+            <w:tcW w:w="3074" w:type="dxa"/>
             <w:tcBorders/>
             <w:vAlign w:val="center"/>
           </w:tcPr>
@@ -13930,7 +13970,7 @@
         </w:tc>
         <w:tc>
           <w:tcPr>
-            <w:tcW w:w="2676" w:type="dxa"/>
+            <w:tcW w:w="2677" w:type="dxa"/>
             <w:tcBorders/>
             <w:vAlign w:val="center"/>
           </w:tcPr>
@@ -13967,7 +14007,7 @@
         </w:trPr>
         <w:tc>
           <w:tcPr>
-            <w:tcW w:w="1039" w:type="dxa"/>
+            <w:tcW w:w="1038" w:type="dxa"/>
             <w:tcBorders>
               <w:top w:val="nil"/>
             </w:tcBorders>
@@ -14033,7 +14073,7 @@
         </w:tc>
         <w:tc>
           <w:tcPr>
-            <w:tcW w:w="1163" w:type="dxa"/>
+            <w:tcW w:w="1164" w:type="dxa"/>
             <w:tcBorders>
               <w:top w:val="nil"/>
             </w:tcBorders>
@@ -14065,7 +14105,7 @@
         </w:tc>
         <w:tc>
           <w:tcPr>
-            <w:tcW w:w="3075" w:type="dxa"/>
+            <w:tcW w:w="3074" w:type="dxa"/>
             <w:tcBorders>
               <w:top w:val="nil"/>
             </w:tcBorders>
@@ -14098,7 +14138,7 @@
         </w:tc>
         <w:tc>
           <w:tcPr>
-            <w:tcW w:w="2676" w:type="dxa"/>
+            <w:tcW w:w="2677" w:type="dxa"/>
             <w:tcBorders>
               <w:top w:val="nil"/>
             </w:tcBorders>
@@ -14165,9 +14205,9 @@
         <w:tblLook w:firstRow="1" w:noVBand="1" w:lastRow="0" w:firstColumn="1" w:lastColumn="0" w:noHBand="0" w:val="04a0"/>
       </w:tblPr>
       <w:tblGrid>
-        <w:gridCol w:w="1699"/>
+        <w:gridCol w:w="1698"/>
         <w:gridCol w:w="1463"/>
-        <w:gridCol w:w="1163"/>
+        <w:gridCol w:w="1164"/>
         <w:gridCol w:w="3109"/>
         <w:gridCol w:w="2641"/>
       </w:tblGrid>
@@ -14217,7 +14257,7 @@
         <w:trPr/>
         <w:tc>
           <w:tcPr>
-            <w:tcW w:w="1699" w:type="dxa"/>
+            <w:tcW w:w="1698" w:type="dxa"/>
             <w:tcBorders/>
             <w:vAlign w:val="center"/>
           </w:tcPr>
@@ -14281,7 +14321,7 @@
         </w:tc>
         <w:tc>
           <w:tcPr>
-            <w:tcW w:w="1163" w:type="dxa"/>
+            <w:tcW w:w="1164" w:type="dxa"/>
             <w:tcBorders/>
             <w:vAlign w:val="center"/>
           </w:tcPr>
@@ -14407,7 +14447,7 @@
         </w:trPr>
         <w:tc>
           <w:tcPr>
-            <w:tcW w:w="1699" w:type="dxa"/>
+            <w:tcW w:w="1698" w:type="dxa"/>
             <w:tcBorders/>
             <w:vAlign w:val="center"/>
           </w:tcPr>
@@ -14471,7 +14511,7 @@
         </w:tc>
         <w:tc>
           <w:tcPr>
-            <w:tcW w:w="1163" w:type="dxa"/>
+            <w:tcW w:w="1164" w:type="dxa"/>
             <w:tcBorders/>
             <w:vAlign w:val="center"/>
           </w:tcPr>
@@ -14597,7 +14637,7 @@
         </w:trPr>
         <w:tc>
           <w:tcPr>
-            <w:tcW w:w="1699" w:type="dxa"/>
+            <w:tcW w:w="1698" w:type="dxa"/>
             <w:tcBorders/>
             <w:vAlign w:val="center"/>
           </w:tcPr>
@@ -14661,7 +14701,7 @@
         </w:tc>
         <w:tc>
           <w:tcPr>
-            <w:tcW w:w="1163" w:type="dxa"/>
+            <w:tcW w:w="1164" w:type="dxa"/>
             <w:tcBorders/>
             <w:vAlign w:val="center"/>
           </w:tcPr>
@@ -14787,7 +14827,7 @@
         </w:trPr>
         <w:tc>
           <w:tcPr>
-            <w:tcW w:w="1699" w:type="dxa"/>
+            <w:tcW w:w="1698" w:type="dxa"/>
             <w:tcBorders/>
             <w:vAlign w:val="center"/>
           </w:tcPr>
@@ -14851,7 +14891,7 @@
         </w:tc>
         <w:tc>
           <w:tcPr>
-            <w:tcW w:w="1163" w:type="dxa"/>
+            <w:tcW w:w="1164" w:type="dxa"/>
             <w:tcBorders/>
             <w:vAlign w:val="center"/>
           </w:tcPr>
@@ -14952,7 +14992,7 @@
         </w:trPr>
         <w:tc>
           <w:tcPr>
-            <w:tcW w:w="1699" w:type="dxa"/>
+            <w:tcW w:w="1698" w:type="dxa"/>
             <w:tcBorders/>
             <w:vAlign w:val="center"/>
           </w:tcPr>
@@ -15016,7 +15056,7 @@
         </w:tc>
         <w:tc>
           <w:tcPr>
-            <w:tcW w:w="1163" w:type="dxa"/>
+            <w:tcW w:w="1164" w:type="dxa"/>
             <w:tcBorders/>
             <w:vAlign w:val="center"/>
           </w:tcPr>
@@ -15195,11 +15235,11 @@
         <w:tblLook w:firstRow="1" w:noVBand="1" w:lastRow="0" w:firstColumn="1" w:lastColumn="0" w:noHBand="0" w:val="04a0"/>
       </w:tblPr>
       <w:tblGrid>
-        <w:gridCol w:w="1479"/>
+        <w:gridCol w:w="1478"/>
         <w:gridCol w:w="1613"/>
         <w:gridCol w:w="1169"/>
         <w:gridCol w:w="2375"/>
-        <w:gridCol w:w="3418"/>
+        <w:gridCol w:w="3419"/>
       </w:tblGrid>
       <w:tr>
         <w:trPr>
@@ -15249,7 +15289,7 @@
         </w:trPr>
         <w:tc>
           <w:tcPr>
-            <w:tcW w:w="1479" w:type="dxa"/>
+            <w:tcW w:w="1478" w:type="dxa"/>
             <w:tcBorders/>
             <w:vAlign w:val="center"/>
           </w:tcPr>
@@ -15377,7 +15417,7 @@
         </w:tc>
         <w:tc>
           <w:tcPr>
-            <w:tcW w:w="3418" w:type="dxa"/>
+            <w:tcW w:w="3419" w:type="dxa"/>
             <w:tcBorders/>
             <w:vAlign w:val="center"/>
           </w:tcPr>
@@ -15412,7 +15452,7 @@
         <w:trPr/>
         <w:tc>
           <w:tcPr>
-            <w:tcW w:w="1479" w:type="dxa"/>
+            <w:tcW w:w="1478" w:type="dxa"/>
             <w:tcBorders/>
             <w:vAlign w:val="center"/>
           </w:tcPr>
@@ -15565,7 +15605,7 @@
         </w:tc>
         <w:tc>
           <w:tcPr>
-            <w:tcW w:w="3418" w:type="dxa"/>
+            <w:tcW w:w="3419" w:type="dxa"/>
             <w:tcBorders/>
             <w:vAlign w:val="center"/>
           </w:tcPr>
@@ -15600,7 +15640,7 @@
         <w:trPr/>
         <w:tc>
           <w:tcPr>
-            <w:tcW w:w="1479" w:type="dxa"/>
+            <w:tcW w:w="1478" w:type="dxa"/>
             <w:tcBorders/>
             <w:vAlign w:val="center"/>
           </w:tcPr>
@@ -15753,7 +15793,7 @@
         </w:tc>
         <w:tc>
           <w:tcPr>
-            <w:tcW w:w="3418" w:type="dxa"/>
+            <w:tcW w:w="3419" w:type="dxa"/>
             <w:tcBorders/>
             <w:vAlign w:val="center"/>
           </w:tcPr>
@@ -15788,7 +15828,7 @@
         <w:trPr/>
         <w:tc>
           <w:tcPr>
-            <w:tcW w:w="1479" w:type="dxa"/>
+            <w:tcW w:w="1478" w:type="dxa"/>
             <w:tcBorders/>
             <w:vAlign w:val="center"/>
           </w:tcPr>
@@ -15916,7 +15956,7 @@
         </w:tc>
         <w:tc>
           <w:tcPr>
-            <w:tcW w:w="3418" w:type="dxa"/>
+            <w:tcW w:w="3419" w:type="dxa"/>
             <w:tcBorders/>
             <w:vAlign w:val="center"/>
           </w:tcPr>
@@ -15953,7 +15993,7 @@
         </w:trPr>
         <w:tc>
           <w:tcPr>
-            <w:tcW w:w="1479" w:type="dxa"/>
+            <w:tcW w:w="1478" w:type="dxa"/>
             <w:tcBorders/>
             <w:vAlign w:val="center"/>
           </w:tcPr>
@@ -16081,7 +16121,7 @@
         </w:tc>
         <w:tc>
           <w:tcPr>
-            <w:tcW w:w="3418" w:type="dxa"/>
+            <w:tcW w:w="3419" w:type="dxa"/>
             <w:tcBorders/>
             <w:vAlign w:val="center"/>
           </w:tcPr>
@@ -16118,7 +16158,7 @@
         </w:trPr>
         <w:tc>
           <w:tcPr>
-            <w:tcW w:w="1479" w:type="dxa"/>
+            <w:tcW w:w="1478" w:type="dxa"/>
             <w:tcBorders/>
             <w:vAlign w:val="center"/>
           </w:tcPr>
@@ -16246,7 +16286,7 @@
         </w:tc>
         <w:tc>
           <w:tcPr>
-            <w:tcW w:w="3418" w:type="dxa"/>
+            <w:tcW w:w="3419" w:type="dxa"/>
             <w:tcBorders/>
             <w:vAlign w:val="center"/>
           </w:tcPr>
@@ -16283,7 +16323,7 @@
         </w:trPr>
         <w:tc>
           <w:tcPr>
-            <w:tcW w:w="1479" w:type="dxa"/>
+            <w:tcW w:w="1478" w:type="dxa"/>
             <w:tcBorders/>
             <w:vAlign w:val="center"/>
           </w:tcPr>
@@ -16411,7 +16451,7 @@
         </w:tc>
         <w:tc>
           <w:tcPr>
-            <w:tcW w:w="3418" w:type="dxa"/>
+            <w:tcW w:w="3419" w:type="dxa"/>
             <w:tcBorders/>
             <w:vAlign w:val="center"/>
           </w:tcPr>
@@ -16446,7 +16486,7 @@
         <w:trPr/>
         <w:tc>
           <w:tcPr>
-            <w:tcW w:w="1479" w:type="dxa"/>
+            <w:tcW w:w="1478" w:type="dxa"/>
             <w:tcBorders/>
             <w:vAlign w:val="center"/>
           </w:tcPr>
@@ -16572,7 +16612,7 @@
         </w:tc>
         <w:tc>
           <w:tcPr>
-            <w:tcW w:w="3418" w:type="dxa"/>
+            <w:tcW w:w="3419" w:type="dxa"/>
             <w:tcBorders/>
             <w:vAlign w:val="center"/>
           </w:tcPr>
@@ -16609,7 +16649,7 @@
         </w:trPr>
         <w:tc>
           <w:tcPr>
-            <w:tcW w:w="1479" w:type="dxa"/>
+            <w:tcW w:w="1478" w:type="dxa"/>
             <w:tcBorders/>
             <w:vAlign w:val="center"/>
           </w:tcPr>
@@ -16735,7 +16775,7 @@
         </w:tc>
         <w:tc>
           <w:tcPr>
-            <w:tcW w:w="3418" w:type="dxa"/>
+            <w:tcW w:w="3419" w:type="dxa"/>
             <w:tcBorders/>
             <w:vAlign w:val="center"/>
           </w:tcPr>
@@ -16772,7 +16812,7 @@
         </w:trPr>
         <w:tc>
           <w:tcPr>
-            <w:tcW w:w="1479" w:type="dxa"/>
+            <w:tcW w:w="1478" w:type="dxa"/>
             <w:tcBorders/>
             <w:vAlign w:val="center"/>
           </w:tcPr>
@@ -16900,7 +16940,7 @@
         </w:tc>
         <w:tc>
           <w:tcPr>
-            <w:tcW w:w="3418" w:type="dxa"/>
+            <w:tcW w:w="3419" w:type="dxa"/>
             <w:tcBorders/>
             <w:vAlign w:val="center"/>
           </w:tcPr>
@@ -16935,7 +16975,7 @@
         <w:trPr/>
         <w:tc>
           <w:tcPr>
-            <w:tcW w:w="1479" w:type="dxa"/>
+            <w:tcW w:w="1478" w:type="dxa"/>
             <w:tcBorders/>
             <w:vAlign w:val="center"/>
           </w:tcPr>
@@ -17061,7 +17101,7 @@
         </w:tc>
         <w:tc>
           <w:tcPr>
-            <w:tcW w:w="3418" w:type="dxa"/>
+            <w:tcW w:w="3419" w:type="dxa"/>
             <w:tcBorders/>
             <w:vAlign w:val="center"/>
           </w:tcPr>
@@ -17096,7 +17136,7 @@
         <w:trPr/>
         <w:tc>
           <w:tcPr>
-            <w:tcW w:w="1479" w:type="dxa"/>
+            <w:tcW w:w="1478" w:type="dxa"/>
             <w:tcBorders/>
             <w:vAlign w:val="center"/>
           </w:tcPr>
@@ -17222,7 +17262,7 @@
         </w:tc>
         <w:tc>
           <w:tcPr>
-            <w:tcW w:w="3418" w:type="dxa"/>
+            <w:tcW w:w="3419" w:type="dxa"/>
             <w:tcBorders/>
             <w:vAlign w:val="center"/>
           </w:tcPr>
@@ -17311,9 +17351,9 @@
         <w:tblLook w:firstRow="1" w:noVBand="1" w:lastRow="0" w:firstColumn="1" w:lastColumn="0" w:noHBand="0" w:val="04a0"/>
       </w:tblPr>
       <w:tblGrid>
-        <w:gridCol w:w="2019"/>
+        <w:gridCol w:w="2018"/>
         <w:gridCol w:w="1673"/>
-        <w:gridCol w:w="1163"/>
+        <w:gridCol w:w="1164"/>
         <w:gridCol w:w="2292"/>
         <w:gridCol w:w="2907"/>
       </w:tblGrid>
@@ -17365,7 +17405,7 @@
         </w:trPr>
         <w:tc>
           <w:tcPr>
-            <w:tcW w:w="2019" w:type="dxa"/>
+            <w:tcW w:w="2018" w:type="dxa"/>
             <w:tcBorders/>
             <w:vAlign w:val="center"/>
           </w:tcPr>
@@ -17429,7 +17469,7 @@
         </w:tc>
         <w:tc>
           <w:tcPr>
-            <w:tcW w:w="1163" w:type="dxa"/>
+            <w:tcW w:w="1164" w:type="dxa"/>
             <w:tcBorders/>
             <w:vAlign w:val="center"/>
           </w:tcPr>
@@ -17530,7 +17570,7 @@
         </w:trPr>
         <w:tc>
           <w:tcPr>
-            <w:tcW w:w="2019" w:type="dxa"/>
+            <w:tcW w:w="2018" w:type="dxa"/>
             <w:tcBorders/>
             <w:vAlign w:val="center"/>
           </w:tcPr>
@@ -17594,7 +17634,7 @@
         </w:tc>
         <w:tc>
           <w:tcPr>
-            <w:tcW w:w="1163" w:type="dxa"/>
+            <w:tcW w:w="1164" w:type="dxa"/>
             <w:tcBorders/>
             <w:vAlign w:val="center"/>
           </w:tcPr>
@@ -17693,7 +17733,7 @@
         <w:trPr/>
         <w:tc>
           <w:tcPr>
-            <w:tcW w:w="2019" w:type="dxa"/>
+            <w:tcW w:w="2018" w:type="dxa"/>
             <w:tcBorders/>
             <w:vAlign w:val="center"/>
           </w:tcPr>
@@ -17757,7 +17797,7 @@
         </w:tc>
         <w:tc>
           <w:tcPr>
-            <w:tcW w:w="1163" w:type="dxa"/>
+            <w:tcW w:w="1164" w:type="dxa"/>
             <w:tcBorders/>
             <w:vAlign w:val="center"/>
           </w:tcPr>
@@ -17883,7 +17923,7 @@
         </w:trPr>
         <w:tc>
           <w:tcPr>
-            <w:tcW w:w="2019" w:type="dxa"/>
+            <w:tcW w:w="2018" w:type="dxa"/>
             <w:tcBorders/>
             <w:vAlign w:val="center"/>
           </w:tcPr>
@@ -17947,7 +17987,7 @@
         </w:tc>
         <w:tc>
           <w:tcPr>
-            <w:tcW w:w="1163" w:type="dxa"/>
+            <w:tcW w:w="1164" w:type="dxa"/>
             <w:tcBorders/>
             <w:vAlign w:val="center"/>
           </w:tcPr>
@@ -18048,7 +18088,7 @@
         </w:trPr>
         <w:tc>
           <w:tcPr>
-            <w:tcW w:w="2019" w:type="dxa"/>
+            <w:tcW w:w="2018" w:type="dxa"/>
             <w:tcBorders/>
             <w:vAlign w:val="center"/>
           </w:tcPr>
@@ -18112,7 +18152,7 @@
         </w:tc>
         <w:tc>
           <w:tcPr>
-            <w:tcW w:w="1163" w:type="dxa"/>
+            <w:tcW w:w="1164" w:type="dxa"/>
             <w:tcBorders/>
             <w:vAlign w:val="center"/>
           </w:tcPr>
@@ -18211,7 +18251,7 @@
         </w:trPr>
         <w:tc>
           <w:tcPr>
-            <w:tcW w:w="2019" w:type="dxa"/>
+            <w:tcW w:w="2018" w:type="dxa"/>
             <w:tcBorders/>
             <w:vAlign w:val="center"/>
           </w:tcPr>
@@ -18275,7 +18315,7 @@
         </w:tc>
         <w:tc>
           <w:tcPr>
-            <w:tcW w:w="1163" w:type="dxa"/>
+            <w:tcW w:w="1164" w:type="dxa"/>
             <w:tcBorders/>
             <w:vAlign w:val="center"/>
           </w:tcPr>
@@ -18374,7 +18414,7 @@
         </w:trPr>
         <w:tc>
           <w:tcPr>
-            <w:tcW w:w="2019" w:type="dxa"/>
+            <w:tcW w:w="2018" w:type="dxa"/>
             <w:tcBorders/>
             <w:vAlign w:val="center"/>
           </w:tcPr>
@@ -18438,7 +18478,7 @@
         </w:tc>
         <w:tc>
           <w:tcPr>
-            <w:tcW w:w="1163" w:type="dxa"/>
+            <w:tcW w:w="1164" w:type="dxa"/>
             <w:tcBorders/>
             <w:vAlign w:val="center"/>
           </w:tcPr>
@@ -18537,7 +18577,7 @@
         </w:trPr>
         <w:tc>
           <w:tcPr>
-            <w:tcW w:w="2019" w:type="dxa"/>
+            <w:tcW w:w="2018" w:type="dxa"/>
             <w:tcBorders/>
             <w:vAlign w:val="center"/>
           </w:tcPr>
@@ -18601,7 +18641,7 @@
         </w:tc>
         <w:tc>
           <w:tcPr>
-            <w:tcW w:w="1163" w:type="dxa"/>
+            <w:tcW w:w="1164" w:type="dxa"/>
             <w:tcBorders/>
             <w:vAlign w:val="center"/>
           </w:tcPr>
@@ -18700,7 +18740,7 @@
         </w:trPr>
         <w:tc>
           <w:tcPr>
-            <w:tcW w:w="2019" w:type="dxa"/>
+            <w:tcW w:w="2018" w:type="dxa"/>
             <w:tcBorders/>
             <w:vAlign w:val="center"/>
           </w:tcPr>
@@ -18764,7 +18804,7 @@
         </w:tc>
         <w:tc>
           <w:tcPr>
-            <w:tcW w:w="1163" w:type="dxa"/>
+            <w:tcW w:w="1164" w:type="dxa"/>
             <w:tcBorders/>
             <w:vAlign w:val="center"/>
           </w:tcPr>
@@ -18865,7 +18905,7 @@
         </w:trPr>
         <w:tc>
           <w:tcPr>
-            <w:tcW w:w="2019" w:type="dxa"/>
+            <w:tcW w:w="2018" w:type="dxa"/>
             <w:tcBorders/>
             <w:vAlign w:val="center"/>
           </w:tcPr>
@@ -18929,7 +18969,7 @@
         </w:tc>
         <w:tc>
           <w:tcPr>
-            <w:tcW w:w="1163" w:type="dxa"/>
+            <w:tcW w:w="1164" w:type="dxa"/>
             <w:tcBorders/>
             <w:vAlign w:val="center"/>
           </w:tcPr>
@@ -19030,7 +19070,7 @@
         </w:trPr>
         <w:tc>
           <w:tcPr>
-            <w:tcW w:w="2019" w:type="dxa"/>
+            <w:tcW w:w="2018" w:type="dxa"/>
             <w:tcBorders/>
             <w:vAlign w:val="center"/>
           </w:tcPr>
@@ -19094,7 +19134,7 @@
         </w:tc>
         <w:tc>
           <w:tcPr>
-            <w:tcW w:w="1163" w:type="dxa"/>
+            <w:tcW w:w="1164" w:type="dxa"/>
             <w:tcBorders/>
             <w:vAlign w:val="center"/>
           </w:tcPr>
@@ -19193,7 +19233,7 @@
         </w:trPr>
         <w:tc>
           <w:tcPr>
-            <w:tcW w:w="2019" w:type="dxa"/>
+            <w:tcW w:w="2018" w:type="dxa"/>
             <w:tcBorders/>
             <w:vAlign w:val="center"/>
           </w:tcPr>
@@ -19257,7 +19297,7 @@
         </w:tc>
         <w:tc>
           <w:tcPr>
-            <w:tcW w:w="1163" w:type="dxa"/>
+            <w:tcW w:w="1164" w:type="dxa"/>
             <w:tcBorders/>
             <w:vAlign w:val="center"/>
           </w:tcPr>
@@ -19356,7 +19396,7 @@
         </w:trPr>
         <w:tc>
           <w:tcPr>
-            <w:tcW w:w="2019" w:type="dxa"/>
+            <w:tcW w:w="2018" w:type="dxa"/>
             <w:tcBorders/>
             <w:vAlign w:val="center"/>
           </w:tcPr>
@@ -19420,7 +19460,7 @@
         </w:tc>
         <w:tc>
           <w:tcPr>
-            <w:tcW w:w="1163" w:type="dxa"/>
+            <w:tcW w:w="1164" w:type="dxa"/>
             <w:tcBorders/>
             <w:vAlign w:val="center"/>
           </w:tcPr>
@@ -19519,7 +19559,7 @@
         </w:trPr>
         <w:tc>
           <w:tcPr>
-            <w:tcW w:w="2019" w:type="dxa"/>
+            <w:tcW w:w="2018" w:type="dxa"/>
             <w:tcBorders/>
             <w:vAlign w:val="center"/>
           </w:tcPr>
@@ -19583,7 +19623,7 @@
         </w:tc>
         <w:tc>
           <w:tcPr>
-            <w:tcW w:w="1163" w:type="dxa"/>
+            <w:tcW w:w="1164" w:type="dxa"/>
             <w:tcBorders/>
             <w:vAlign w:val="center"/>
           </w:tcPr>
@@ -19682,7 +19722,7 @@
         </w:trPr>
         <w:tc>
           <w:tcPr>
-            <w:tcW w:w="2019" w:type="dxa"/>
+            <w:tcW w:w="2018" w:type="dxa"/>
             <w:tcBorders/>
             <w:vAlign w:val="center"/>
           </w:tcPr>
@@ -19746,7 +19786,7 @@
         </w:tc>
         <w:tc>
           <w:tcPr>
-            <w:tcW w:w="1163" w:type="dxa"/>
+            <w:tcW w:w="1164" w:type="dxa"/>
             <w:tcBorders/>
             <w:vAlign w:val="center"/>
           </w:tcPr>
@@ -19843,7 +19883,7 @@
         <w:trPr/>
         <w:tc>
           <w:tcPr>
-            <w:tcW w:w="2019" w:type="dxa"/>
+            <w:tcW w:w="2018" w:type="dxa"/>
             <w:tcBorders/>
             <w:vAlign w:val="center"/>
           </w:tcPr>
@@ -19907,7 +19947,7 @@
         </w:tc>
         <w:tc>
           <w:tcPr>
-            <w:tcW w:w="1163" w:type="dxa"/>
+            <w:tcW w:w="1164" w:type="dxa"/>
             <w:tcBorders/>
             <w:vAlign w:val="center"/>
           </w:tcPr>
@@ -20004,7 +20044,7 @@
         <w:trPr/>
         <w:tc>
           <w:tcPr>
-            <w:tcW w:w="2019" w:type="dxa"/>
+            <w:tcW w:w="2018" w:type="dxa"/>
             <w:tcBorders/>
             <w:vAlign w:val="center"/>
           </w:tcPr>
@@ -20068,7 +20108,7 @@
         </w:tc>
         <w:tc>
           <w:tcPr>
-            <w:tcW w:w="1163" w:type="dxa"/>
+            <w:tcW w:w="1164" w:type="dxa"/>
             <w:tcBorders/>
             <w:vAlign w:val="center"/>
           </w:tcPr>
@@ -20188,7 +20228,7 @@
         <w:trPr/>
         <w:tc>
           <w:tcPr>
-            <w:tcW w:w="2019" w:type="dxa"/>
+            <w:tcW w:w="2018" w:type="dxa"/>
             <w:tcBorders/>
             <w:vAlign w:val="center"/>
           </w:tcPr>
@@ -20252,7 +20292,7 @@
         </w:tc>
         <w:tc>
           <w:tcPr>
-            <w:tcW w:w="1163" w:type="dxa"/>
+            <w:tcW w:w="1164" w:type="dxa"/>
             <w:tcBorders/>
             <w:vAlign w:val="center"/>
           </w:tcPr>
@@ -20349,7 +20389,7 @@
         <w:trPr/>
         <w:tc>
           <w:tcPr>
-            <w:tcW w:w="2019" w:type="dxa"/>
+            <w:tcW w:w="2018" w:type="dxa"/>
             <w:tcBorders/>
             <w:vAlign w:val="center"/>
           </w:tcPr>
@@ -20413,7 +20453,7 @@
         </w:tc>
         <w:tc>
           <w:tcPr>
-            <w:tcW w:w="1163" w:type="dxa"/>
+            <w:tcW w:w="1164" w:type="dxa"/>
             <w:tcBorders/>
             <w:vAlign w:val="center"/>
           </w:tcPr>
@@ -20596,10 +20636,10 @@
         <w:tblLook w:firstRow="1" w:noVBand="1" w:lastRow="0" w:firstColumn="1" w:lastColumn="0" w:noHBand="0" w:val="04a0"/>
       </w:tblPr>
       <w:tblGrid>
-        <w:gridCol w:w="1469"/>
-        <w:gridCol w:w="2694"/>
-        <w:gridCol w:w="1149"/>
-        <w:gridCol w:w="2596"/>
+        <w:gridCol w:w="1468"/>
+        <w:gridCol w:w="2695"/>
+        <w:gridCol w:w="1148"/>
+        <w:gridCol w:w="2597"/>
         <w:gridCol w:w="2146"/>
       </w:tblGrid>
       <w:tr>
@@ -20648,7 +20688,7 @@
         <w:trPr/>
         <w:tc>
           <w:tcPr>
-            <w:tcW w:w="1469" w:type="dxa"/>
+            <w:tcW w:w="1468" w:type="dxa"/>
             <w:tcBorders/>
             <w:vAlign w:val="center"/>
           </w:tcPr>
@@ -20680,7 +20720,7 @@
         </w:tc>
         <w:tc>
           <w:tcPr>
-            <w:tcW w:w="2694" w:type="dxa"/>
+            <w:tcW w:w="2695" w:type="dxa"/>
             <w:tcBorders/>
             <w:vAlign w:val="center"/>
           </w:tcPr>
@@ -20712,7 +20752,7 @@
         </w:tc>
         <w:tc>
           <w:tcPr>
-            <w:tcW w:w="1149" w:type="dxa"/>
+            <w:tcW w:w="1148" w:type="dxa"/>
             <w:tcBorders/>
             <w:vAlign w:val="center"/>
           </w:tcPr>
@@ -20744,7 +20784,7 @@
         </w:tc>
         <w:tc>
           <w:tcPr>
-            <w:tcW w:w="2596" w:type="dxa"/>
+            <w:tcW w:w="2597" w:type="dxa"/>
             <w:tcBorders/>
             <w:vAlign w:val="center"/>
           </w:tcPr>
@@ -20811,7 +20851,7 @@
         <w:trPr/>
         <w:tc>
           <w:tcPr>
-            <w:tcW w:w="1469" w:type="dxa"/>
+            <w:tcW w:w="1468" w:type="dxa"/>
             <w:tcBorders/>
             <w:vAlign w:val="center"/>
           </w:tcPr>
@@ -20843,7 +20883,7 @@
         </w:tc>
         <w:tc>
           <w:tcPr>
-            <w:tcW w:w="2694" w:type="dxa"/>
+            <w:tcW w:w="2695" w:type="dxa"/>
             <w:tcBorders/>
             <w:vAlign w:val="center"/>
           </w:tcPr>
@@ -20875,7 +20915,7 @@
         </w:tc>
         <w:tc>
           <w:tcPr>
-            <w:tcW w:w="1149" w:type="dxa"/>
+            <w:tcW w:w="1148" w:type="dxa"/>
             <w:tcBorders/>
             <w:vAlign w:val="center"/>
           </w:tcPr>
@@ -20907,7 +20947,7 @@
         </w:tc>
         <w:tc>
           <w:tcPr>
-            <w:tcW w:w="2596" w:type="dxa"/>
+            <w:tcW w:w="2597" w:type="dxa"/>
             <w:tcBorders/>
             <w:vAlign w:val="center"/>
           </w:tcPr>
@@ -21001,7 +21041,7 @@
         </w:trPr>
         <w:tc>
           <w:tcPr>
-            <w:tcW w:w="1469" w:type="dxa"/>
+            <w:tcW w:w="1468" w:type="dxa"/>
             <w:tcBorders/>
             <w:vAlign w:val="center"/>
           </w:tcPr>
@@ -21033,7 +21073,7 @@
         </w:tc>
         <w:tc>
           <w:tcPr>
-            <w:tcW w:w="2694" w:type="dxa"/>
+            <w:tcW w:w="2695" w:type="dxa"/>
             <w:tcBorders/>
             <w:vAlign w:val="center"/>
           </w:tcPr>
@@ -21065,7 +21105,7 @@
         </w:tc>
         <w:tc>
           <w:tcPr>
-            <w:tcW w:w="1149" w:type="dxa"/>
+            <w:tcW w:w="1148" w:type="dxa"/>
             <w:tcBorders/>
             <w:vAlign w:val="center"/>
           </w:tcPr>
@@ -21095,7 +21135,7 @@
         </w:tc>
         <w:tc>
           <w:tcPr>
-            <w:tcW w:w="2596" w:type="dxa"/>
+            <w:tcW w:w="2597" w:type="dxa"/>
             <w:tcBorders/>
             <w:vAlign w:val="center"/>
           </w:tcPr>
@@ -21162,7 +21202,7 @@
         <w:trPr/>
         <w:tc>
           <w:tcPr>
-            <w:tcW w:w="1469" w:type="dxa"/>
+            <w:tcW w:w="1468" w:type="dxa"/>
             <w:tcBorders/>
             <w:vAlign w:val="center"/>
           </w:tcPr>
@@ -21194,7 +21234,7 @@
         </w:tc>
         <w:tc>
           <w:tcPr>
-            <w:tcW w:w="2694" w:type="dxa"/>
+            <w:tcW w:w="2695" w:type="dxa"/>
             <w:tcBorders/>
             <w:vAlign w:val="center"/>
           </w:tcPr>
@@ -21226,7 +21266,7 @@
         </w:tc>
         <w:tc>
           <w:tcPr>
-            <w:tcW w:w="1149" w:type="dxa"/>
+            <w:tcW w:w="1148" w:type="dxa"/>
             <w:tcBorders/>
             <w:vAlign w:val="center"/>
           </w:tcPr>
@@ -21256,7 +21296,7 @@
         </w:tc>
         <w:tc>
           <w:tcPr>
-            <w:tcW w:w="2596" w:type="dxa"/>
+            <w:tcW w:w="2597" w:type="dxa"/>
             <w:tcBorders/>
             <w:vAlign w:val="center"/>
           </w:tcPr>
@@ -21335,7 +21375,7 @@
         </w:trPr>
         <w:tc>
           <w:tcPr>
-            <w:tcW w:w="1469" w:type="dxa"/>
+            <w:tcW w:w="1468" w:type="dxa"/>
             <w:tcBorders/>
             <w:vAlign w:val="center"/>
           </w:tcPr>
@@ -21367,7 +21407,7 @@
         </w:tc>
         <w:tc>
           <w:tcPr>
-            <w:tcW w:w="2694" w:type="dxa"/>
+            <w:tcW w:w="2695" w:type="dxa"/>
             <w:tcBorders/>
             <w:vAlign w:val="center"/>
           </w:tcPr>
@@ -21399,7 +21439,7 @@
         </w:tc>
         <w:tc>
           <w:tcPr>
-            <w:tcW w:w="1149" w:type="dxa"/>
+            <w:tcW w:w="1148" w:type="dxa"/>
             <w:tcBorders/>
             <w:vAlign w:val="center"/>
           </w:tcPr>
@@ -21431,7 +21471,7 @@
         </w:tc>
         <w:tc>
           <w:tcPr>
-            <w:tcW w:w="2596" w:type="dxa"/>
+            <w:tcW w:w="2597" w:type="dxa"/>
             <w:tcBorders/>
             <w:vAlign w:val="center"/>
           </w:tcPr>
@@ -21498,7 +21538,7 @@
         <w:trPr/>
         <w:tc>
           <w:tcPr>
-            <w:tcW w:w="1469" w:type="dxa"/>
+            <w:tcW w:w="1468" w:type="dxa"/>
             <w:tcBorders/>
             <w:vAlign w:val="center"/>
           </w:tcPr>
@@ -21530,7 +21570,7 @@
         </w:tc>
         <w:tc>
           <w:tcPr>
-            <w:tcW w:w="2694" w:type="dxa"/>
+            <w:tcW w:w="2695" w:type="dxa"/>
             <w:tcBorders/>
             <w:vAlign w:val="center"/>
           </w:tcPr>
@@ -21562,7 +21602,7 @@
         </w:tc>
         <w:tc>
           <w:tcPr>
-            <w:tcW w:w="1149" w:type="dxa"/>
+            <w:tcW w:w="1148" w:type="dxa"/>
             <w:tcBorders/>
             <w:vAlign w:val="center"/>
           </w:tcPr>
@@ -21592,7 +21632,7 @@
         </w:tc>
         <w:tc>
           <w:tcPr>
-            <w:tcW w:w="2596" w:type="dxa"/>
+            <w:tcW w:w="2597" w:type="dxa"/>
             <w:tcBorders/>
             <w:vAlign w:val="center"/>
           </w:tcPr>
@@ -21659,7 +21699,7 @@
         <w:trPr/>
         <w:tc>
           <w:tcPr>
-            <w:tcW w:w="1469" w:type="dxa"/>
+            <w:tcW w:w="1468" w:type="dxa"/>
             <w:tcBorders/>
             <w:vAlign w:val="center"/>
           </w:tcPr>
@@ -21691,7 +21731,7 @@
         </w:tc>
         <w:tc>
           <w:tcPr>
-            <w:tcW w:w="2694" w:type="dxa"/>
+            <w:tcW w:w="2695" w:type="dxa"/>
             <w:tcBorders/>
             <w:vAlign w:val="center"/>
           </w:tcPr>
@@ -21723,7 +21763,7 @@
         </w:tc>
         <w:tc>
           <w:tcPr>
-            <w:tcW w:w="1149" w:type="dxa"/>
+            <w:tcW w:w="1148" w:type="dxa"/>
             <w:tcBorders/>
             <w:vAlign w:val="center"/>
           </w:tcPr>
@@ -21753,7 +21793,7 @@
         </w:tc>
         <w:tc>
           <w:tcPr>
-            <w:tcW w:w="2596" w:type="dxa"/>
+            <w:tcW w:w="2597" w:type="dxa"/>
             <w:tcBorders/>
             <w:vAlign w:val="center"/>
           </w:tcPr>
@@ -21820,7 +21860,7 @@
         <w:trPr/>
         <w:tc>
           <w:tcPr>
-            <w:tcW w:w="1469" w:type="dxa"/>
+            <w:tcW w:w="1468" w:type="dxa"/>
             <w:tcBorders/>
             <w:vAlign w:val="center"/>
           </w:tcPr>
@@ -21852,7 +21892,7 @@
         </w:tc>
         <w:tc>
           <w:tcPr>
-            <w:tcW w:w="2694" w:type="dxa"/>
+            <w:tcW w:w="2695" w:type="dxa"/>
             <w:tcBorders/>
             <w:vAlign w:val="center"/>
           </w:tcPr>
@@ -21884,7 +21924,7 @@
         </w:tc>
         <w:tc>
           <w:tcPr>
-            <w:tcW w:w="1149" w:type="dxa"/>
+            <w:tcW w:w="1148" w:type="dxa"/>
             <w:tcBorders/>
             <w:vAlign w:val="center"/>
           </w:tcPr>
@@ -21914,7 +21954,7 @@
         </w:tc>
         <w:tc>
           <w:tcPr>
-            <w:tcW w:w="2596" w:type="dxa"/>
+            <w:tcW w:w="2597" w:type="dxa"/>
             <w:tcBorders/>
             <w:vAlign w:val="center"/>
           </w:tcPr>
@@ -21983,7 +22023,7 @@
         </w:trPr>
         <w:tc>
           <w:tcPr>
-            <w:tcW w:w="1469" w:type="dxa"/>
+            <w:tcW w:w="1468" w:type="dxa"/>
             <w:tcBorders/>
             <w:vAlign w:val="center"/>
           </w:tcPr>
@@ -22015,7 +22055,7 @@
         </w:tc>
         <w:tc>
           <w:tcPr>
-            <w:tcW w:w="2694" w:type="dxa"/>
+            <w:tcW w:w="2695" w:type="dxa"/>
             <w:tcBorders/>
             <w:vAlign w:val="center"/>
           </w:tcPr>
@@ -22047,7 +22087,7 @@
         </w:tc>
         <w:tc>
           <w:tcPr>
-            <w:tcW w:w="1149" w:type="dxa"/>
+            <w:tcW w:w="1148" w:type="dxa"/>
             <w:tcBorders/>
             <w:vAlign w:val="center"/>
           </w:tcPr>
@@ -22077,7 +22117,7 @@
         </w:tc>
         <w:tc>
           <w:tcPr>
-            <w:tcW w:w="2596" w:type="dxa"/>
+            <w:tcW w:w="2597" w:type="dxa"/>
             <w:tcBorders/>
             <w:vAlign w:val="center"/>
           </w:tcPr>
@@ -26982,8 +27022,8 @@
       <w:bCs/>
     </w:rPr>
   </w:style>
-  <w:style w:type="character" w:styleId="Bulletsuser" w:customStyle="1">
-    <w:name w:val="Bullets (user)"/>
+  <w:style w:type="character" w:styleId="Bullets" w:customStyle="1">
+    <w:name w:val="Bullets"/>
     <w:qFormat/>
     <w:rPr>
       <w:rFonts w:ascii="OpenSymbol" w:hAnsi="OpenSymbol" w:eastAsia="OpenSymbol" w:cs="OpenSymbol"/>
